--- a/01_Manuscript/draft/supplementary.docx
+++ b/01_Manuscript/draft/supplementary.docx
@@ -2,6 +2,15 @@
 <file path=word/document.xml><?xml version="1.0" encoding="utf-8"?>
 <w:document xmlns:wpc="http://schemas.microsoft.com/office/word/2010/wordprocessingCanvas" xmlns:cx="http://schemas.microsoft.com/office/drawing/2014/chartex" xmlns:cx1="http://schemas.microsoft.com/office/drawing/2015/9/8/chartex" xmlns:cx2="http://schemas.microsoft.com/office/drawing/2015/10/21/chartex" xmlns:cx3="http://schemas.microsoft.com/office/drawing/2016/5/9/chartex" xmlns:cx4="http://schemas.microsoft.com/office/drawing/2016/5/10/chartex" xmlns:cx5="http://schemas.microsoft.com/office/drawing/2016/5/11/chartex" xmlns:cx6="http://schemas.microsoft.com/office/drawing/2016/5/12/chartex" xmlns:cx7="http://schemas.microsoft.com/office/drawing/2016/5/13/chartex" xmlns:cx8="http://schemas.microsoft.com/office/drawing/2016/5/14/chartex" xmlns:mc="http://schemas.openxmlformats.org/markup-compatibility/2006" xmlns:aink="http://schemas.microsoft.com/office/drawing/2016/ink" xmlns:am3d="http://schemas.microsoft.com/office/drawing/2017/model3d" xmlns:o="urn:schemas-microsoft-com:office:office" xmlns:oel="http://schemas.microsoft.com/office/2019/extlst" xmlns:r="http://schemas.openxmlformats.org/officeDocument/2006/relationships" xmlns:m="http://schemas.openxmlformats.org/officeDocument/2006/math" xmlns:v="urn:schemas-microsoft-com:vml" xmlns:wp14="http://schemas.microsoft.com/office/word/2010/wordprocessingDrawing" xmlns:wp="http://schemas.openxmlformats.org/drawingml/2006/wordprocessingDrawing" xmlns:w10="urn:schemas-microsoft-com:office:word" xmlns:w="http://schemas.openxmlformats.org/wordprocessingml/2006/main" xmlns:w14="http://schemas.microsoft.com/office/word/2010/wordml" xmlns:w15="http://schemas.microsoft.com/office/word/2012/wordml" xmlns:w16cex="http://schemas.microsoft.com/office/word/2018/wordml/cex" xmlns:w16cid="http://schemas.microsoft.com/office/word/2016/wordml/cid" xmlns:w16="http://schemas.microsoft.com/office/word/2018/wordml" xmlns:w16du="http://schemas.microsoft.com/office/word/2023/wordml/word16du" xmlns:w16sdtdh="http://schemas.microsoft.com/office/word/2020/wordml/sdtdatahash" xmlns:w16sdtfl="http://schemas.microsoft.com/office/word/2024/wordml/sdtformatlock" xmlns:w16se="http://schemas.microsoft.com/office/word/2015/wordml/symex" xmlns:wpg="http://schemas.microsoft.com/office/word/2010/wordprocessingGroup" xmlns:wpi="http://schemas.microsoft.com/office/word/2010/wordprocessingInk" xmlns:wne="http://schemas.microsoft.com/office/word/2006/wordml" xmlns:wps="http://schemas.microsoft.com/office/word/2010/wordprocessingShape" mc:Ignorable="w14 w15 w16se w16cid w16 w16cex w16sdtdh w16sdtfl w16du wp14">
   <w:body>
+    <w:p>
+      <w:pPr>
+        <w:pStyle w:val="berschrift1"/>
+      </w:pPr>
+      <w:r>
+        <w:t xml:space="preserve">Materials </w:t>
+      </w:r>
+    </w:p>
+    <w:p/>
     <w:p>
       <w:r>
         <w:t>Data sources and datasets</w:t>
@@ -819,6 +828,7 @@
             </w:pPr>
             <w:proofErr w:type="spellStart"/>
             <w:r>
+              <w:lastRenderedPageBreak/>
               <w:t>tabix</w:t>
             </w:r>
             <w:proofErr w:type="spellEnd"/>
@@ -947,7 +957,6 @@
             </w:pPr>
             <w:proofErr w:type="spellStart"/>
             <w:r>
-              <w:lastRenderedPageBreak/>
               <w:t>NetMHCpan</w:t>
             </w:r>
             <w:proofErr w:type="spellEnd"/>
@@ -1733,6 +1742,7 @@
             </w:pPr>
             <w:proofErr w:type="spellStart"/>
             <w:r>
+              <w:lastRenderedPageBreak/>
               <w:t>Numpy</w:t>
             </w:r>
             <w:proofErr w:type="spellEnd"/>
@@ -1887,7 +1897,6 @@
             </w:pPr>
             <w:proofErr w:type="spellStart"/>
             <w:r>
-              <w:lastRenderedPageBreak/>
               <w:t>CrossDome</w:t>
             </w:r>
             <w:proofErr w:type="spellEnd"/>
@@ -2167,21 +2176,7 @@
                 <w:rPr>
                   <w:rStyle w:val="Hyperlink"/>
                 </w:rPr>
-                <w:t xml:space="preserve">, S.O., Kanitz, A., Wilm, A., Holtgrewe, M., </w:t>
-              </w:r>
-              <w:proofErr w:type="spellStart"/>
-              <w:r>
-                <w:rPr>
-                  <w:rStyle w:val="Hyperlink"/>
-                </w:rPr>
-                <w:t>Rahmann</w:t>
-              </w:r>
-              <w:proofErr w:type="spellEnd"/>
-              <w:r>
-                <w:rPr>
-                  <w:rStyle w:val="Hyperlink"/>
-                </w:rPr>
-                <w:t xml:space="preserve">, S., </w:t>
+                <w:t xml:space="preserve">, S.O., Kanitz, A., Wilm, A., Holtgrewe, M., Rahmann, S., </w:t>
               </w:r>
               <w:proofErr w:type="spellStart"/>
               <w:r>
@@ -2223,6 +2218,306 @@
     </w:p>
     <w:p/>
     <w:p/>
+    <w:p>
+      <w:r>
+        <w:br w:type="page"/>
+      </w:r>
+    </w:p>
+    <w:p>
+      <w:pPr>
+        <w:pStyle w:val="berschrift1"/>
+      </w:pPr>
+      <w:r>
+        <w:lastRenderedPageBreak/>
+        <w:t xml:space="preserve">Methods </w:t>
+      </w:r>
+    </w:p>
+    <w:p>
+      <w:proofErr w:type="spellStart"/>
+      <w:r>
+        <w:t>Dasfdas</w:t>
+      </w:r>
+      <w:proofErr w:type="spellEnd"/>
+    </w:p>
+    <w:p/>
+    <w:p/>
+    <w:p/>
+    <w:p/>
+    <w:p>
+      <w:r>
+        <w:br w:type="page"/>
+      </w:r>
+    </w:p>
+    <w:p>
+      <w:pPr>
+        <w:pStyle w:val="berschrift1"/>
+      </w:pPr>
+      <w:r>
+        <w:lastRenderedPageBreak/>
+        <w:t>Results</w:t>
+      </w:r>
+    </w:p>
+    <w:p/>
+    <w:p>
+      <w:r>
+        <w:t>Target binding motif</w:t>
+      </w:r>
+    </w:p>
+    <w:p/>
+    <w:p>
+      <w:r>
+        <w:drawing>
+          <wp:inline distT="0" distB="0" distL="0" distR="0" wp14:anchorId="1DA3D1F4" wp14:editId="1EC3A082">
+            <wp:extent cx="5760720" cy="2983230"/>
+            <wp:effectExtent l="0" t="0" r="0" b="0"/>
+            <wp:docPr id="1178483540" name="Grafik 1"/>
+            <wp:cNvGraphicFramePr>
+              <a:graphicFrameLocks xmlns:a="http://schemas.openxmlformats.org/drawingml/2006/main" noChangeAspect="1"/>
+            </wp:cNvGraphicFramePr>
+            <a:graphic xmlns:a="http://schemas.openxmlformats.org/drawingml/2006/main">
+              <a:graphicData uri="http://schemas.openxmlformats.org/drawingml/2006/picture">
+                <pic:pic xmlns:pic="http://schemas.openxmlformats.org/drawingml/2006/picture">
+                  <pic:nvPicPr>
+                    <pic:cNvPr id="1178483540" name=""/>
+                    <pic:cNvPicPr/>
+                  </pic:nvPicPr>
+                  <pic:blipFill>
+                    <a:blip r:embed="rId5"/>
+                    <a:stretch>
+                      <a:fillRect/>
+                    </a:stretch>
+                  </pic:blipFill>
+                  <pic:spPr>
+                    <a:xfrm>
+                      <a:off x="0" y="0"/>
+                      <a:ext cx="5760720" cy="2983230"/>
+                    </a:xfrm>
+                    <a:prstGeom prst="rect">
+                      <a:avLst/>
+                    </a:prstGeom>
+                  </pic:spPr>
+                </pic:pic>
+              </a:graphicData>
+            </a:graphic>
+          </wp:inline>
+        </w:drawing>
+      </w:r>
+    </w:p>
+    <w:p/>
+    <w:p/>
+    <w:p>
+      <w:r>
+        <w:t>Bi-features vs multi-features assessment</w:t>
+      </w:r>
+    </w:p>
+    <w:p/>
+    <w:p/>
+    <w:p/>
+    <w:p>
+      <w:r>
+        <w:drawing>
+          <wp:inline distT="0" distB="0" distL="0" distR="0" wp14:anchorId="1145DCC1" wp14:editId="7DD5DD79">
+            <wp:extent cx="5760720" cy="3241675"/>
+            <wp:effectExtent l="0" t="0" r="5080" b="0"/>
+            <wp:docPr id="330503313" name="Grafik 1"/>
+            <wp:cNvGraphicFramePr>
+              <a:graphicFrameLocks xmlns:a="http://schemas.openxmlformats.org/drawingml/2006/main" noChangeAspect="1"/>
+            </wp:cNvGraphicFramePr>
+            <a:graphic xmlns:a="http://schemas.openxmlformats.org/drawingml/2006/main">
+              <a:graphicData uri="http://schemas.openxmlformats.org/drawingml/2006/picture">
+                <pic:pic xmlns:pic="http://schemas.openxmlformats.org/drawingml/2006/picture">
+                  <pic:nvPicPr>
+                    <pic:cNvPr id="330503313" name=""/>
+                    <pic:cNvPicPr/>
+                  </pic:nvPicPr>
+                  <pic:blipFill>
+                    <a:blip r:embed="rId6"/>
+                    <a:stretch>
+                      <a:fillRect/>
+                    </a:stretch>
+                  </pic:blipFill>
+                  <pic:spPr>
+                    <a:xfrm>
+                      <a:off x="0" y="0"/>
+                      <a:ext cx="5760720" cy="3241675"/>
+                    </a:xfrm>
+                    <a:prstGeom prst="rect">
+                      <a:avLst/>
+                    </a:prstGeom>
+                  </pic:spPr>
+                </pic:pic>
+              </a:graphicData>
+            </a:graphic>
+          </wp:inline>
+        </w:drawing>
+      </w:r>
+    </w:p>
+    <w:p/>
+    <w:p/>
+    <w:p/>
+    <w:p/>
+    <w:p>
+      <w:r>
+        <w:lastRenderedPageBreak/>
+        <w:t xml:space="preserve">Bi-features score validation </w:t>
+      </w:r>
+    </w:p>
+    <w:p/>
+    <w:p/>
+    <w:p>
+      <w:r>
+        <w:rPr>
+          <w:noProof/>
+        </w:rPr>
+        <w:drawing>
+          <wp:inline distT="0" distB="0" distL="0" distR="0" wp14:anchorId="7EAB4290" wp14:editId="5C1DC98E">
+            <wp:extent cx="5760720" cy="2753995"/>
+            <wp:effectExtent l="0" t="0" r="5080" b="1905"/>
+            <wp:docPr id="370528450" name="Grafik 4" descr="Ein Bild, das Text, Reihe, Diagramm, Schrift enthält.&#10;&#10;KI-generierte Inhalte können fehlerhaft sein."/>
+            <wp:cNvGraphicFramePr>
+              <a:graphicFrameLocks xmlns:a="http://schemas.openxmlformats.org/drawingml/2006/main" noChangeAspect="1"/>
+            </wp:cNvGraphicFramePr>
+            <a:graphic xmlns:a="http://schemas.openxmlformats.org/drawingml/2006/main">
+              <a:graphicData uri="http://schemas.openxmlformats.org/drawingml/2006/picture">
+                <pic:pic xmlns:pic="http://schemas.openxmlformats.org/drawingml/2006/picture">
+                  <pic:nvPicPr>
+                    <pic:cNvPr id="370528450" name="Grafik 4" descr="Ein Bild, das Text, Reihe, Diagramm, Schrift enthält.&#10;&#10;KI-generierte Inhalte können fehlerhaft sein."/>
+                    <pic:cNvPicPr/>
+                  </pic:nvPicPr>
+                  <pic:blipFill>
+                    <a:blip r:embed="rId7" cstate="print">
+                      <a:extLst>
+                        <a:ext uri="{28A0092B-C50C-407E-A947-70E740481C1C}">
+                          <a14:useLocalDpi xmlns:a14="http://schemas.microsoft.com/office/drawing/2010/main" val="0"/>
+                        </a:ext>
+                      </a:extLst>
+                    </a:blip>
+                    <a:stretch>
+                      <a:fillRect/>
+                    </a:stretch>
+                  </pic:blipFill>
+                  <pic:spPr>
+                    <a:xfrm>
+                      <a:off x="0" y="0"/>
+                      <a:ext cx="5760720" cy="2753995"/>
+                    </a:xfrm>
+                    <a:prstGeom prst="rect">
+                      <a:avLst/>
+                    </a:prstGeom>
+                  </pic:spPr>
+                </pic:pic>
+              </a:graphicData>
+            </a:graphic>
+          </wp:inline>
+        </w:drawing>
+      </w:r>
+    </w:p>
+    <w:p>
+      <w:r>
+        <w:rPr>
+          <w:noProof/>
+        </w:rPr>
+        <w:drawing>
+          <wp:inline distT="0" distB="0" distL="0" distR="0" wp14:anchorId="43E9BF45" wp14:editId="795B9A6C">
+            <wp:extent cx="5069941" cy="4004203"/>
+            <wp:effectExtent l="0" t="0" r="0" b="0"/>
+            <wp:docPr id="4" name="Grafik 3" descr="Ein Bild, das Text, Diagramm, Reihe, Screenshot enthält.&#10;&#10;KI-generierte Inhalte können fehlerhaft sein.">
+              <a:extLst xmlns:a="http://schemas.openxmlformats.org/drawingml/2006/main">
+                <a:ext uri="{FF2B5EF4-FFF2-40B4-BE49-F238E27FC236}">
+                  <a16:creationId xmlns:a16="http://schemas.microsoft.com/office/drawing/2014/main" id="{F59EA04B-A995-16E5-B528-C0CB34B6169E}"/>
+                </a:ext>
+              </a:extLst>
+            </wp:docPr>
+            <wp:cNvGraphicFramePr>
+              <a:graphicFrameLocks xmlns:a="http://schemas.openxmlformats.org/drawingml/2006/main" noChangeAspect="1"/>
+            </wp:cNvGraphicFramePr>
+            <a:graphic xmlns:a="http://schemas.openxmlformats.org/drawingml/2006/main">
+              <a:graphicData uri="http://schemas.openxmlformats.org/drawingml/2006/picture">
+                <pic:pic xmlns:pic="http://schemas.openxmlformats.org/drawingml/2006/picture">
+                  <pic:nvPicPr>
+                    <pic:cNvPr id="4" name="Grafik 3" descr="Ein Bild, das Text, Diagramm, Reihe, Screenshot enthält.&#10;&#10;KI-generierte Inhalte können fehlerhaft sein.">
+                      <a:extLst>
+                        <a:ext uri="{FF2B5EF4-FFF2-40B4-BE49-F238E27FC236}">
+                          <a16:creationId xmlns:a16="http://schemas.microsoft.com/office/drawing/2014/main" id="{F59EA04B-A995-16E5-B528-C0CB34B6169E}"/>
+                        </a:ext>
+                      </a:extLst>
+                    </pic:cNvPr>
+                    <pic:cNvPicPr>
+                      <a:picLocks noChangeAspect="1"/>
+                    </pic:cNvPicPr>
+                  </pic:nvPicPr>
+                  <pic:blipFill>
+                    <a:blip r:embed="rId8"/>
+                    <a:stretch>
+                      <a:fillRect/>
+                    </a:stretch>
+                  </pic:blipFill>
+                  <pic:spPr>
+                    <a:xfrm>
+                      <a:off x="0" y="0"/>
+                      <a:ext cx="5106473" cy="4033056"/>
+                    </a:xfrm>
+                    <a:prstGeom prst="rect">
+                      <a:avLst/>
+                    </a:prstGeom>
+                  </pic:spPr>
+                </pic:pic>
+              </a:graphicData>
+            </a:graphic>
+          </wp:inline>
+        </w:drawing>
+      </w:r>
+    </w:p>
+    <w:p/>
+    <w:p/>
+    <w:p/>
+    <w:p>
+      <w:r>
+        <w:t>Multi-features ranking score</w:t>
+      </w:r>
+    </w:p>
+    <w:p/>
+    <w:p/>
+    <w:p>
+      <w:r>
+        <w:lastRenderedPageBreak/>
+        <w:drawing>
+          <wp:inline distT="0" distB="0" distL="0" distR="0" wp14:anchorId="17B69C7D" wp14:editId="79D45E1C">
+            <wp:extent cx="5760720" cy="2917825"/>
+            <wp:effectExtent l="0" t="0" r="5080" b="3175"/>
+            <wp:docPr id="1484939785" name="Grafik 1"/>
+            <wp:cNvGraphicFramePr>
+              <a:graphicFrameLocks xmlns:a="http://schemas.openxmlformats.org/drawingml/2006/main" noChangeAspect="1"/>
+            </wp:cNvGraphicFramePr>
+            <a:graphic xmlns:a="http://schemas.openxmlformats.org/drawingml/2006/main">
+              <a:graphicData uri="http://schemas.openxmlformats.org/drawingml/2006/picture">
+                <pic:pic xmlns:pic="http://schemas.openxmlformats.org/drawingml/2006/picture">
+                  <pic:nvPicPr>
+                    <pic:cNvPr id="1484939785" name=""/>
+                    <pic:cNvPicPr/>
+                  </pic:nvPicPr>
+                  <pic:blipFill>
+                    <a:blip r:embed="rId9"/>
+                    <a:stretch>
+                      <a:fillRect/>
+                    </a:stretch>
+                  </pic:blipFill>
+                  <pic:spPr>
+                    <a:xfrm>
+                      <a:off x="0" y="0"/>
+                      <a:ext cx="5760720" cy="2917825"/>
+                    </a:xfrm>
+                    <a:prstGeom prst="rect">
+                      <a:avLst/>
+                    </a:prstGeom>
+                  </pic:spPr>
+                </pic:pic>
+              </a:graphicData>
+            </a:graphic>
+          </wp:inline>
+        </w:drawing>
+      </w:r>
+    </w:p>
     <w:p/>
     <w:p/>
     <w:p/>
@@ -2662,7 +2957,6 @@
     <w:next w:val="Standard"/>
     <w:link w:val="berschrift2Zchn"/>
     <w:uiPriority w:val="9"/>
-    <w:semiHidden/>
     <w:unhideWhenUsed/>
     <w:qFormat/>
     <w:rsid w:val="00B12AC4"/>
@@ -2835,7 +3129,6 @@
   <w:style w:type="character" w:default="1" w:styleId="Absatz-Standardschriftart">
     <w:name w:val="Default Paragraph Font"/>
     <w:uiPriority w:val="1"/>
-    <w:semiHidden/>
     <w:unhideWhenUsed/>
   </w:style>
   <w:style w:type="table" w:default="1" w:styleId="NormaleTabelle">
@@ -2878,7 +3171,6 @@
     <w:basedOn w:val="Absatz-Standardschriftart"/>
     <w:link w:val="berschrift2"/>
     <w:uiPriority w:val="9"/>
-    <w:semiHidden/>
     <w:rsid w:val="00B12AC4"/>
     <w:rPr>
       <w:rFonts w:asciiTheme="majorHAnsi" w:eastAsiaTheme="majorEastAsia" w:hAnsiTheme="majorHAnsi" w:cstheme="majorBidi"/>

--- a/01_Manuscript/draft/supplementary.docx
+++ b/01_Manuscript/draft/supplementary.docx
@@ -2266,6 +2266,9 @@
     <w:p/>
     <w:p>
       <w:r>
+        <w:rPr>
+          <w:noProof/>
+        </w:rPr>
         <w:drawing>
           <wp:inline distT="0" distB="0" distL="0" distR="0" wp14:anchorId="1DA3D1F4" wp14:editId="1EC3A082">
             <wp:extent cx="5760720" cy="2983230"/>
@@ -2307,6 +2310,59 @@
     <w:p/>
     <w:p>
       <w:r>
+        <w:rPr>
+          <w:i/>
+          <w:iCs/>
+          <w:noProof/>
+          <w:sz w:val="21"/>
+          <w:szCs w:val="21"/>
+        </w:rPr>
+        <w:drawing>
+          <wp:inline distT="0" distB="0" distL="0" distR="0" wp14:anchorId="3C6B9965" wp14:editId="01D48CA3">
+            <wp:extent cx="3792511" cy="2742380"/>
+            <wp:effectExtent l="0" t="0" r="5080" b="1270"/>
+            <wp:docPr id="687718624" name="Grafik 3" descr="Ein Bild, das Text, Screenshot, Reihe, Diagramm enthält.&#10;&#10;KI-generierte Inhalte können fehlerhaft sein."/>
+            <wp:cNvGraphicFramePr>
+              <a:graphicFrameLocks xmlns:a="http://schemas.openxmlformats.org/drawingml/2006/main" noChangeAspect="1"/>
+            </wp:cNvGraphicFramePr>
+            <a:graphic xmlns:a="http://schemas.openxmlformats.org/drawingml/2006/main">
+              <a:graphicData uri="http://schemas.openxmlformats.org/drawingml/2006/picture">
+                <pic:pic xmlns:pic="http://schemas.openxmlformats.org/drawingml/2006/picture">
+                  <pic:nvPicPr>
+                    <pic:cNvPr id="687718624" name="Grafik 3" descr="Ein Bild, das Text, Screenshot, Reihe, Diagramm enthält.&#10;&#10;KI-generierte Inhalte können fehlerhaft sein."/>
+                    <pic:cNvPicPr/>
+                  </pic:nvPicPr>
+                  <pic:blipFill>
+                    <a:blip r:embed="rId6" cstate="print">
+                      <a:extLst>
+                        <a:ext uri="{28A0092B-C50C-407E-A947-70E740481C1C}">
+                          <a14:useLocalDpi xmlns:a14="http://schemas.microsoft.com/office/drawing/2010/main" val="0"/>
+                        </a:ext>
+                      </a:extLst>
+                    </a:blip>
+                    <a:stretch>
+                      <a:fillRect/>
+                    </a:stretch>
+                  </pic:blipFill>
+                  <pic:spPr>
+                    <a:xfrm>
+                      <a:off x="0" y="0"/>
+                      <a:ext cx="3813415" cy="2757495"/>
+                    </a:xfrm>
+                    <a:prstGeom prst="rect">
+                      <a:avLst/>
+                    </a:prstGeom>
+                  </pic:spPr>
+                </pic:pic>
+              </a:graphicData>
+            </a:graphic>
+          </wp:inline>
+        </w:drawing>
+      </w:r>
+    </w:p>
+    <w:p/>
+    <w:p>
+      <w:r>
         <w:t>Bi-features vs multi-features assessment</w:t>
       </w:r>
     </w:p>
@@ -2315,6 +2371,10 @@
     <w:p/>
     <w:p>
       <w:r>
+        <w:rPr>
+          <w:noProof/>
+        </w:rPr>
+        <w:lastRenderedPageBreak/>
         <w:drawing>
           <wp:inline distT="0" distB="0" distL="0" distR="0" wp14:anchorId="1145DCC1" wp14:editId="7DD5DD79">
             <wp:extent cx="5760720" cy="3241675"/>
@@ -2331,7 +2391,7 @@
                     <pic:cNvPicPr/>
                   </pic:nvPicPr>
                   <pic:blipFill>
-                    <a:blip r:embed="rId6"/>
+                    <a:blip r:embed="rId7"/>
                     <a:stretch>
                       <a:fillRect/>
                     </a:stretch>
@@ -2358,7 +2418,6 @@
     <w:p/>
     <w:p>
       <w:r>
-        <w:lastRenderedPageBreak/>
         <w:t xml:space="preserve">Bi-features score validation </w:t>
       </w:r>
     </w:p>
@@ -2385,7 +2444,7 @@
                     <pic:cNvPicPr/>
                   </pic:nvPicPr>
                   <pic:blipFill>
-                    <a:blip r:embed="rId7" cstate="print">
+                    <a:blip r:embed="rId8" cstate="print">
                       <a:extLst>
                         <a:ext uri="{28A0092B-C50C-407E-A947-70E740481C1C}">
                           <a14:useLocalDpi xmlns:a14="http://schemas.microsoft.com/office/drawing/2010/main" val="0"/>
@@ -2417,6 +2476,7 @@
         <w:rPr>
           <w:noProof/>
         </w:rPr>
+        <w:lastRenderedPageBreak/>
         <w:drawing>
           <wp:inline distT="0" distB="0" distL="0" distR="0" wp14:anchorId="43E9BF45" wp14:editId="795B9A6C">
             <wp:extent cx="5069941" cy="4004203"/>
@@ -2447,7 +2507,7 @@
                     </pic:cNvPicPr>
                   </pic:nvPicPr>
                   <pic:blipFill>
-                    <a:blip r:embed="rId8"/>
+                    <a:blip r:embed="rId9"/>
                     <a:stretch>
                       <a:fillRect/>
                     </a:stretch>
@@ -2480,7 +2540,9 @@
     <w:p/>
     <w:p>
       <w:r>
-        <w:lastRenderedPageBreak/>
+        <w:rPr>
+          <w:noProof/>
+        </w:rPr>
         <w:drawing>
           <wp:inline distT="0" distB="0" distL="0" distR="0" wp14:anchorId="17B69C7D" wp14:editId="79D45E1C">
             <wp:extent cx="5760720" cy="2917825"/>
@@ -2497,7 +2559,7 @@
                     <pic:cNvPicPr/>
                   </pic:nvPicPr>
                   <pic:blipFill>
-                    <a:blip r:embed="rId9"/>
+                    <a:blip r:embed="rId10"/>
                     <a:stretch>
                       <a:fillRect/>
                     </a:stretch>
@@ -3129,6 +3191,7 @@
   <w:style w:type="character" w:default="1" w:styleId="Absatz-Standardschriftart">
     <w:name w:val="Default Paragraph Font"/>
     <w:uiPriority w:val="1"/>
+    <w:semiHidden/>
     <w:unhideWhenUsed/>
   </w:style>
   <w:style w:type="table" w:default="1" w:styleId="NormaleTabelle">

--- a/01_Manuscript/draft/supplementary.docx
+++ b/01_Manuscript/draft/supplementary.docx
@@ -48,8 +48,18 @@
           <w:p>
             <w:pPr>
               <w:jc w:val="center"/>
-            </w:pPr>
-            <w:r>
+              <w:rPr>
+                <w:rFonts w:ascii="Calibri" w:hAnsi="Calibri" w:cs="Calibri"/>
+                <w:sz w:val="22"/>
+                <w:szCs w:val="22"/>
+              </w:rPr>
+            </w:pPr>
+            <w:r>
+              <w:rPr>
+                <w:rFonts w:ascii="Calibri" w:hAnsi="Calibri" w:cs="Calibri"/>
+                <w:sz w:val="22"/>
+                <w:szCs w:val="22"/>
+              </w:rPr>
               <w:t>Dataset</w:t>
             </w:r>
           </w:p>
@@ -62,8 +72,18 @@
           <w:p>
             <w:pPr>
               <w:jc w:val="center"/>
-            </w:pPr>
-            <w:r>
+              <w:rPr>
+                <w:rFonts w:ascii="Calibri" w:hAnsi="Calibri" w:cs="Calibri"/>
+                <w:sz w:val="22"/>
+                <w:szCs w:val="22"/>
+              </w:rPr>
+            </w:pPr>
+            <w:r>
+              <w:rPr>
+                <w:rFonts w:ascii="Calibri" w:hAnsi="Calibri" w:cs="Calibri"/>
+                <w:sz w:val="22"/>
+                <w:szCs w:val="22"/>
+              </w:rPr>
               <w:t xml:space="preserve">Purpose </w:t>
             </w:r>
           </w:p>
@@ -76,8 +96,18 @@
           <w:p>
             <w:pPr>
               <w:jc w:val="center"/>
-            </w:pPr>
-            <w:r>
+              <w:rPr>
+                <w:rFonts w:ascii="Calibri" w:hAnsi="Calibri" w:cs="Calibri"/>
+                <w:sz w:val="22"/>
+                <w:szCs w:val="22"/>
+              </w:rPr>
+            </w:pPr>
+            <w:r>
+              <w:rPr>
+                <w:rFonts w:ascii="Calibri" w:hAnsi="Calibri" w:cs="Calibri"/>
+                <w:sz w:val="22"/>
+                <w:szCs w:val="22"/>
+              </w:rPr>
               <w:t>Access date</w:t>
             </w:r>
           </w:p>
@@ -90,8 +120,18 @@
           <w:p>
             <w:pPr>
               <w:jc w:val="center"/>
-            </w:pPr>
-            <w:r>
+              <w:rPr>
+                <w:rFonts w:ascii="Calibri" w:hAnsi="Calibri" w:cs="Calibri"/>
+                <w:sz w:val="22"/>
+                <w:szCs w:val="22"/>
+              </w:rPr>
+            </w:pPr>
+            <w:r>
+              <w:rPr>
+                <w:rFonts w:ascii="Calibri" w:hAnsi="Calibri" w:cs="Calibri"/>
+                <w:sz w:val="22"/>
+                <w:szCs w:val="22"/>
+              </w:rPr>
               <w:t>Filtering</w:t>
             </w:r>
           </w:p>
@@ -104,9 +144,27 @@
           <w:p>
             <w:pPr>
               <w:jc w:val="center"/>
-            </w:pPr>
-            <w:r>
-              <w:t>source</w:t>
+              <w:rPr>
+                <w:rFonts w:ascii="Calibri" w:hAnsi="Calibri" w:cs="Calibri"/>
+                <w:sz w:val="22"/>
+                <w:szCs w:val="22"/>
+              </w:rPr>
+            </w:pPr>
+            <w:r>
+              <w:rPr>
+                <w:rFonts w:ascii="Calibri" w:hAnsi="Calibri" w:cs="Calibri"/>
+                <w:sz w:val="22"/>
+                <w:szCs w:val="22"/>
+              </w:rPr>
+              <w:t>S</w:t>
+            </w:r>
+            <w:r>
+              <w:rPr>
+                <w:rFonts w:ascii="Calibri" w:hAnsi="Calibri" w:cs="Calibri"/>
+                <w:sz w:val="22"/>
+                <w:szCs w:val="22"/>
+              </w:rPr>
+              <w:t>ource</w:t>
             </w:r>
           </w:p>
         </w:tc>
@@ -123,8 +181,18 @@
           <w:p>
             <w:pPr>
               <w:jc w:val="center"/>
-            </w:pPr>
-            <w:r>
+              <w:rPr>
+                <w:rFonts w:ascii="Calibri" w:hAnsi="Calibri" w:cs="Calibri"/>
+                <w:sz w:val="22"/>
+                <w:szCs w:val="22"/>
+              </w:rPr>
+            </w:pPr>
+            <w:r>
+              <w:rPr>
+                <w:rFonts w:ascii="Calibri" w:hAnsi="Calibri" w:cs="Calibri"/>
+                <w:sz w:val="22"/>
+                <w:szCs w:val="22"/>
+              </w:rPr>
               <w:t xml:space="preserve">Uniprot </w:t>
             </w:r>
           </w:p>
@@ -137,8 +205,18 @@
           <w:p>
             <w:pPr>
               <w:jc w:val="center"/>
-            </w:pPr>
-            <w:r>
+              <w:rPr>
+                <w:rFonts w:ascii="Calibri" w:hAnsi="Calibri" w:cs="Calibri"/>
+                <w:sz w:val="22"/>
+                <w:szCs w:val="22"/>
+              </w:rPr>
+            </w:pPr>
+            <w:r>
+              <w:rPr>
+                <w:rFonts w:ascii="Calibri" w:hAnsi="Calibri" w:cs="Calibri"/>
+                <w:sz w:val="22"/>
+                <w:szCs w:val="22"/>
+              </w:rPr>
               <w:t xml:space="preserve">Human Protein sequences + protein annotation </w:t>
             </w:r>
           </w:p>
@@ -151,8 +229,18 @@
           <w:p>
             <w:pPr>
               <w:jc w:val="center"/>
-            </w:pPr>
-            <w:r>
+              <w:rPr>
+                <w:rFonts w:ascii="Calibri" w:hAnsi="Calibri" w:cs="Calibri"/>
+                <w:sz w:val="22"/>
+                <w:szCs w:val="22"/>
+              </w:rPr>
+            </w:pPr>
+            <w:r>
+              <w:rPr>
+                <w:rFonts w:ascii="Calibri" w:hAnsi="Calibri" w:cs="Calibri"/>
+                <w:sz w:val="22"/>
+                <w:szCs w:val="22"/>
+              </w:rPr>
               <w:t>Feb 2025</w:t>
             </w:r>
           </w:p>
@@ -165,8 +253,18 @@
           <w:p>
             <w:pPr>
               <w:jc w:val="center"/>
-            </w:pPr>
-            <w:r>
+              <w:rPr>
+                <w:rFonts w:ascii="Calibri" w:hAnsi="Calibri" w:cs="Calibri"/>
+                <w:sz w:val="22"/>
+                <w:szCs w:val="22"/>
+              </w:rPr>
+            </w:pPr>
+            <w:r>
+              <w:rPr>
+                <w:rFonts w:ascii="Calibri" w:hAnsi="Calibri" w:cs="Calibri"/>
+                <w:sz w:val="22"/>
+                <w:szCs w:val="22"/>
+              </w:rPr>
               <w:t>Reviewed sequences + proteins with valid Uniprot ids</w:t>
             </w:r>
           </w:p>
@@ -179,8 +277,18 @@
           <w:p>
             <w:pPr>
               <w:jc w:val="center"/>
-            </w:pPr>
-            <w:r>
+              <w:rPr>
+                <w:rFonts w:ascii="Calibri" w:hAnsi="Calibri" w:cs="Calibri"/>
+                <w:sz w:val="22"/>
+                <w:szCs w:val="22"/>
+              </w:rPr>
+            </w:pPr>
+            <w:r>
+              <w:rPr>
+                <w:rFonts w:ascii="Calibri" w:hAnsi="Calibri" w:cs="Calibri"/>
+                <w:sz w:val="22"/>
+                <w:szCs w:val="22"/>
+              </w:rPr>
               <w:t>https://www.uniprot.org/</w:t>
             </w:r>
           </w:p>
@@ -198,21 +306,46 @@
           <w:p>
             <w:pPr>
               <w:jc w:val="center"/>
+              <w:rPr>
+                <w:rFonts w:ascii="Calibri" w:hAnsi="Calibri" w:cs="Calibri"/>
+                <w:sz w:val="22"/>
+                <w:szCs w:val="22"/>
+              </w:rPr>
             </w:pPr>
             <w:proofErr w:type="spellStart"/>
             <w:r>
+              <w:rPr>
+                <w:rFonts w:ascii="Calibri" w:hAnsi="Calibri" w:cs="Calibri"/>
+                <w:sz w:val="22"/>
+                <w:szCs w:val="22"/>
+              </w:rPr>
               <w:t>gnomAD</w:t>
             </w:r>
             <w:proofErr w:type="spellEnd"/>
             <w:r>
+              <w:rPr>
+                <w:rFonts w:ascii="Calibri" w:hAnsi="Calibri" w:cs="Calibri"/>
+                <w:sz w:val="22"/>
+                <w:szCs w:val="22"/>
+              </w:rPr>
               <w:t xml:space="preserve"> v2.1.1 leftover to </w:t>
             </w:r>
             <w:proofErr w:type="spellStart"/>
             <w:r>
+              <w:rPr>
+                <w:rFonts w:ascii="Calibri" w:hAnsi="Calibri" w:cs="Calibri"/>
+                <w:sz w:val="22"/>
+                <w:szCs w:val="22"/>
+              </w:rPr>
               <w:t>GRCh</w:t>
             </w:r>
             <w:proofErr w:type="spellEnd"/>
             <w:r>
+              <w:rPr>
+                <w:rFonts w:ascii="Calibri" w:hAnsi="Calibri" w:cs="Calibri"/>
+                <w:sz w:val="22"/>
+                <w:szCs w:val="22"/>
+              </w:rPr>
               <w:t xml:space="preserve"> 38</w:t>
             </w:r>
           </w:p>
@@ -225,12 +358,19 @@
           <w:p>
             <w:pPr>
               <w:jc w:val="center"/>
-            </w:pPr>
-            <w:r>
-              <w:t>SNPs</w:t>
-            </w:r>
-            <w:r>
-              <w:t xml:space="preserve"> </w:t>
+              <w:rPr>
+                <w:rFonts w:ascii="Calibri" w:hAnsi="Calibri" w:cs="Calibri"/>
+                <w:sz w:val="22"/>
+                <w:szCs w:val="22"/>
+              </w:rPr>
+            </w:pPr>
+            <w:r>
+              <w:rPr>
+                <w:rFonts w:ascii="Calibri" w:hAnsi="Calibri" w:cs="Calibri"/>
+                <w:sz w:val="22"/>
+                <w:szCs w:val="22"/>
+              </w:rPr>
+              <w:t xml:space="preserve">SNPs </w:t>
             </w:r>
           </w:p>
         </w:tc>
@@ -242,8 +382,18 @@
           <w:p>
             <w:pPr>
               <w:jc w:val="center"/>
-            </w:pPr>
-            <w:r>
+              <w:rPr>
+                <w:rFonts w:ascii="Calibri" w:hAnsi="Calibri" w:cs="Calibri"/>
+                <w:sz w:val="22"/>
+                <w:szCs w:val="22"/>
+              </w:rPr>
+            </w:pPr>
+            <w:r>
+              <w:rPr>
+                <w:rFonts w:ascii="Calibri" w:hAnsi="Calibri" w:cs="Calibri"/>
+                <w:sz w:val="22"/>
+                <w:szCs w:val="22"/>
+              </w:rPr>
               <w:t>2025</w:t>
             </w:r>
           </w:p>
@@ -256,12 +406,19 @@
           <w:p>
             <w:pPr>
               <w:jc w:val="center"/>
-            </w:pPr>
-            <w:r>
-              <w:t>SNPs in exon regions</w:t>
-            </w:r>
-            <w:r>
-              <w:t>; coding SNPs; AF &gt;0.1; Filter = PASS; population = EUR*</w:t>
+              <w:rPr>
+                <w:rFonts w:ascii="Calibri" w:hAnsi="Calibri" w:cs="Calibri"/>
+                <w:sz w:val="22"/>
+                <w:szCs w:val="22"/>
+              </w:rPr>
+            </w:pPr>
+            <w:r>
+              <w:rPr>
+                <w:rFonts w:ascii="Calibri" w:hAnsi="Calibri" w:cs="Calibri"/>
+                <w:sz w:val="22"/>
+                <w:szCs w:val="22"/>
+              </w:rPr>
+              <w:t>SNPs in exon regions; coding SNPs; AF &gt;0.1; Filter = PASS; population = EUR*</w:t>
             </w:r>
           </w:p>
         </w:tc>
@@ -273,8 +430,18 @@
           <w:p>
             <w:pPr>
               <w:jc w:val="center"/>
-            </w:pPr>
-            <w:r>
+              <w:rPr>
+                <w:rFonts w:ascii="Calibri" w:hAnsi="Calibri" w:cs="Calibri"/>
+                <w:sz w:val="22"/>
+                <w:szCs w:val="22"/>
+              </w:rPr>
+            </w:pPr>
+            <w:r>
+              <w:rPr>
+                <w:rFonts w:ascii="Calibri" w:hAnsi="Calibri" w:cs="Calibri"/>
+                <w:sz w:val="22"/>
+                <w:szCs w:val="22"/>
+              </w:rPr>
               <w:t>https://gnomad.broadinstitute.org/</w:t>
             </w:r>
           </w:p>
@@ -292,12 +459,19 @@
           <w:p>
             <w:pPr>
               <w:jc w:val="center"/>
-            </w:pPr>
-            <w:r>
-              <w:t>Ensembl</w:t>
-            </w:r>
-            <w:r>
-              <w:t xml:space="preserve"> v110</w:t>
+              <w:rPr>
+                <w:rFonts w:ascii="Calibri" w:hAnsi="Calibri" w:cs="Calibri"/>
+                <w:sz w:val="22"/>
+                <w:szCs w:val="22"/>
+              </w:rPr>
+            </w:pPr>
+            <w:r>
+              <w:rPr>
+                <w:rFonts w:ascii="Calibri" w:hAnsi="Calibri" w:cs="Calibri"/>
+                <w:sz w:val="22"/>
+                <w:szCs w:val="22"/>
+              </w:rPr>
+              <w:t>Ensembl v110</w:t>
             </w:r>
           </w:p>
         </w:tc>
@@ -309,8 +483,18 @@
           <w:p>
             <w:pPr>
               <w:jc w:val="center"/>
-            </w:pPr>
-            <w:r>
+              <w:rPr>
+                <w:rFonts w:ascii="Calibri" w:hAnsi="Calibri" w:cs="Calibri"/>
+                <w:sz w:val="22"/>
+                <w:szCs w:val="22"/>
+              </w:rPr>
+            </w:pPr>
+            <w:r>
+              <w:rPr>
+                <w:rFonts w:ascii="Calibri" w:hAnsi="Calibri" w:cs="Calibri"/>
+                <w:sz w:val="22"/>
+                <w:szCs w:val="22"/>
+              </w:rPr>
               <w:t>VEP indexed cache</w:t>
             </w:r>
           </w:p>
@@ -323,8 +507,18 @@
           <w:p>
             <w:pPr>
               <w:jc w:val="center"/>
-            </w:pPr>
-            <w:r>
+              <w:rPr>
+                <w:rFonts w:ascii="Calibri" w:hAnsi="Calibri" w:cs="Calibri"/>
+                <w:sz w:val="22"/>
+                <w:szCs w:val="22"/>
+              </w:rPr>
+            </w:pPr>
+            <w:r>
+              <w:rPr>
+                <w:rFonts w:ascii="Calibri" w:hAnsi="Calibri" w:cs="Calibri"/>
+                <w:sz w:val="22"/>
+                <w:szCs w:val="22"/>
+              </w:rPr>
               <w:t>2025</w:t>
             </w:r>
           </w:p>
@@ -338,8 +532,18 @@
           <w:p>
             <w:pPr>
               <w:jc w:val="center"/>
-            </w:pPr>
-            <w:r>
+              <w:rPr>
+                <w:rFonts w:ascii="Calibri" w:hAnsi="Calibri" w:cs="Calibri"/>
+                <w:sz w:val="22"/>
+                <w:szCs w:val="22"/>
+              </w:rPr>
+            </w:pPr>
+            <w:r>
+              <w:rPr>
+                <w:rFonts w:ascii="Calibri" w:hAnsi="Calibri" w:cs="Calibri"/>
+                <w:sz w:val="22"/>
+                <w:szCs w:val="22"/>
+              </w:rPr>
               <w:t>https://ftp.ensembl.org/pub/release-110/variation/indexed_vep_cache/homo_sapiens_vep_110_GRCh38.tar.gz</w:t>
             </w:r>
           </w:p>
@@ -357,12 +561,19 @@
           <w:p>
             <w:pPr>
               <w:jc w:val="center"/>
-            </w:pPr>
-            <w:r>
-              <w:t>HPA</w:t>
-            </w:r>
-            <w:r>
-              <w:t xml:space="preserve"> v24</w:t>
+              <w:rPr>
+                <w:rFonts w:ascii="Calibri" w:hAnsi="Calibri" w:cs="Calibri"/>
+                <w:sz w:val="22"/>
+                <w:szCs w:val="22"/>
+              </w:rPr>
+            </w:pPr>
+            <w:r>
+              <w:rPr>
+                <w:rFonts w:ascii="Calibri" w:hAnsi="Calibri" w:cs="Calibri"/>
+                <w:sz w:val="22"/>
+                <w:szCs w:val="22"/>
+              </w:rPr>
+              <w:t>HPA v24</w:t>
             </w:r>
           </w:p>
         </w:tc>
@@ -374,12 +585,19 @@
           <w:p>
             <w:pPr>
               <w:jc w:val="center"/>
-            </w:pPr>
-            <w:r>
-              <w:t xml:space="preserve">HPA </w:t>
-            </w:r>
-            <w:r>
-              <w:t xml:space="preserve">RNA dataset </w:t>
+              <w:rPr>
+                <w:rFonts w:ascii="Calibri" w:hAnsi="Calibri" w:cs="Calibri"/>
+                <w:sz w:val="22"/>
+                <w:szCs w:val="22"/>
+              </w:rPr>
+            </w:pPr>
+            <w:r>
+              <w:rPr>
+                <w:rFonts w:ascii="Calibri" w:hAnsi="Calibri" w:cs="Calibri"/>
+                <w:sz w:val="22"/>
+                <w:szCs w:val="22"/>
+              </w:rPr>
+              <w:t xml:space="preserve">HPA RNA dataset </w:t>
             </w:r>
           </w:p>
         </w:tc>
@@ -391,8 +609,18 @@
           <w:p>
             <w:pPr>
               <w:jc w:val="center"/>
-            </w:pPr>
-            <w:r>
+              <w:rPr>
+                <w:rFonts w:ascii="Calibri" w:hAnsi="Calibri" w:cs="Calibri"/>
+                <w:sz w:val="22"/>
+                <w:szCs w:val="22"/>
+              </w:rPr>
+            </w:pPr>
+            <w:r>
+              <w:rPr>
+                <w:rFonts w:ascii="Calibri" w:hAnsi="Calibri" w:cs="Calibri"/>
+                <w:sz w:val="22"/>
+                <w:szCs w:val="22"/>
+              </w:rPr>
               <w:t>2025</w:t>
             </w:r>
           </w:p>
@@ -406,8 +634,18 @@
           <w:p>
             <w:pPr>
               <w:jc w:val="center"/>
-            </w:pPr>
-            <w:r>
+              <w:rPr>
+                <w:rFonts w:ascii="Calibri" w:hAnsi="Calibri" w:cs="Calibri"/>
+                <w:sz w:val="22"/>
+                <w:szCs w:val="22"/>
+              </w:rPr>
+            </w:pPr>
+            <w:r>
+              <w:rPr>
+                <w:rFonts w:ascii="Calibri" w:hAnsi="Calibri" w:cs="Calibri"/>
+                <w:sz w:val="22"/>
+                <w:szCs w:val="22"/>
+              </w:rPr>
               <w:t>Valid cross-reference with Uniprot</w:t>
             </w:r>
           </w:p>
@@ -420,11 +658,18 @@
           <w:p>
             <w:pPr>
               <w:jc w:val="center"/>
+              <w:rPr>
+                <w:rFonts w:ascii="Calibri" w:hAnsi="Calibri" w:cs="Calibri"/>
+                <w:sz w:val="22"/>
+                <w:szCs w:val="22"/>
+              </w:rPr>
             </w:pPr>
             <w:r>
               <w:rPr>
                 <w:rStyle w:val="HTMLCode"/>
-                <w:rFonts w:eastAsiaTheme="majorEastAsia"/>
+                <w:rFonts w:ascii="Calibri" w:eastAsiaTheme="majorEastAsia" w:hAnsi="Calibri" w:cs="Calibri"/>
+                <w:sz w:val="22"/>
+                <w:szCs w:val="22"/>
               </w:rPr>
               <w:t>https://www.proteinatlas.org/download/rna_tissue_hpa.tsv.zip</w:t>
             </w:r>
@@ -443,12 +688,19 @@
           <w:p>
             <w:pPr>
               <w:jc w:val="center"/>
-            </w:pPr>
-            <w:r>
-              <w:t>GTEx</w:t>
-            </w:r>
-            <w:r>
-              <w:t xml:space="preserve"> v8</w:t>
+              <w:rPr>
+                <w:rFonts w:ascii="Calibri" w:hAnsi="Calibri" w:cs="Calibri"/>
+                <w:sz w:val="22"/>
+                <w:szCs w:val="22"/>
+              </w:rPr>
+            </w:pPr>
+            <w:r>
+              <w:rPr>
+                <w:rFonts w:ascii="Calibri" w:hAnsi="Calibri" w:cs="Calibri"/>
+                <w:sz w:val="22"/>
+                <w:szCs w:val="22"/>
+              </w:rPr>
+              <w:t>GTEx v8</w:t>
             </w:r>
           </w:p>
         </w:tc>
@@ -460,15 +712,44 @@
           <w:p>
             <w:pPr>
               <w:jc w:val="center"/>
-            </w:pPr>
-            <w:r>
-              <w:t xml:space="preserve">Transcript level </w:t>
-            </w:r>
-            <w:proofErr w:type="spellStart"/>
-            <w:r>
-              <w:t>gxp</w:t>
-            </w:r>
-            <w:proofErr w:type="spellEnd"/>
+              <w:rPr>
+                <w:rFonts w:ascii="Calibri" w:hAnsi="Calibri" w:cs="Calibri"/>
+                <w:sz w:val="22"/>
+                <w:szCs w:val="22"/>
+              </w:rPr>
+            </w:pPr>
+            <w:r>
+              <w:rPr>
+                <w:rFonts w:ascii="Calibri" w:hAnsi="Calibri" w:cs="Calibri"/>
+                <w:sz w:val="22"/>
+                <w:szCs w:val="22"/>
+              </w:rPr>
+              <w:t>Transcript</w:t>
+            </w:r>
+            <w:r>
+              <w:rPr>
+                <w:rFonts w:ascii="Calibri" w:hAnsi="Calibri" w:cs="Calibri"/>
+                <w:sz w:val="22"/>
+                <w:szCs w:val="22"/>
+              </w:rPr>
+              <w:t>-</w:t>
+            </w:r>
+            <w:r>
+              <w:rPr>
+                <w:rFonts w:ascii="Calibri" w:hAnsi="Calibri" w:cs="Calibri"/>
+                <w:sz w:val="22"/>
+                <w:szCs w:val="22"/>
+              </w:rPr>
+              <w:t xml:space="preserve">level </w:t>
+            </w:r>
+            <w:r>
+              <w:rPr>
+                <w:rFonts w:ascii="Calibri" w:hAnsi="Calibri" w:cs="Calibri"/>
+                <w:sz w:val="22"/>
+                <w:szCs w:val="22"/>
+              </w:rPr>
+              <w:t>expression</w:t>
+            </w:r>
           </w:p>
         </w:tc>
         <w:tc>
@@ -479,8 +760,18 @@
           <w:p>
             <w:pPr>
               <w:jc w:val="center"/>
-            </w:pPr>
-            <w:r>
+              <w:rPr>
+                <w:rFonts w:ascii="Calibri" w:hAnsi="Calibri" w:cs="Calibri"/>
+                <w:sz w:val="22"/>
+                <w:szCs w:val="22"/>
+              </w:rPr>
+            </w:pPr>
+            <w:r>
+              <w:rPr>
+                <w:rFonts w:ascii="Calibri" w:hAnsi="Calibri" w:cs="Calibri"/>
+                <w:sz w:val="22"/>
+                <w:szCs w:val="22"/>
+              </w:rPr>
               <w:t>2025</w:t>
             </w:r>
           </w:p>
@@ -494,6 +785,11 @@
           <w:p>
             <w:pPr>
               <w:jc w:val="center"/>
+              <w:rPr>
+                <w:rFonts w:ascii="Calibri" w:hAnsi="Calibri" w:cs="Calibri"/>
+                <w:sz w:val="22"/>
+                <w:szCs w:val="22"/>
+              </w:rPr>
             </w:pPr>
           </w:p>
         </w:tc>
@@ -505,11 +801,18 @@
           <w:p>
             <w:pPr>
               <w:jc w:val="center"/>
+              <w:rPr>
+                <w:rFonts w:ascii="Calibri" w:hAnsi="Calibri" w:cs="Calibri"/>
+                <w:sz w:val="22"/>
+                <w:szCs w:val="22"/>
+              </w:rPr>
             </w:pPr>
             <w:r>
               <w:rPr>
                 <w:rStyle w:val="HTMLCode"/>
-                <w:rFonts w:eastAsiaTheme="majorEastAsia"/>
+                <w:rFonts w:ascii="Calibri" w:eastAsiaTheme="majorEastAsia" w:hAnsi="Calibri" w:cs="Calibri"/>
+                <w:sz w:val="22"/>
+                <w:szCs w:val="22"/>
               </w:rPr>
               <w:t>https://storage.googleapis.com/adult-gtex/bulk-gex/v8/rna-seq/GTEx_Analysis_2017-06-05_v8_RSEMv1.3.0_transcript_tpm.gct.gz</w:t>
             </w:r>
@@ -523,13 +826,24 @@
         <w:tc>
           <w:tcPr>
             <w:tcW w:w="1555" w:type="dxa"/>
+            <w:vMerge w:val="restart"/>
             <w:vAlign w:val="center"/>
           </w:tcPr>
           <w:p>
             <w:pPr>
               <w:jc w:val="center"/>
-            </w:pPr>
-            <w:r>
+              <w:rPr>
+                <w:rFonts w:ascii="Calibri" w:hAnsi="Calibri" w:cs="Calibri"/>
+                <w:sz w:val="22"/>
+                <w:szCs w:val="22"/>
+              </w:rPr>
+            </w:pPr>
+            <w:r>
+              <w:rPr>
+                <w:rFonts w:ascii="Calibri" w:hAnsi="Calibri" w:cs="Calibri"/>
+                <w:sz w:val="22"/>
+                <w:szCs w:val="22"/>
+              </w:rPr>
               <w:t>IEDB</w:t>
             </w:r>
           </w:p>
@@ -542,8 +856,18 @@
           <w:p>
             <w:pPr>
               <w:jc w:val="center"/>
-            </w:pPr>
-            <w:r>
+              <w:rPr>
+                <w:rFonts w:ascii="Calibri" w:hAnsi="Calibri" w:cs="Calibri"/>
+                <w:sz w:val="22"/>
+                <w:szCs w:val="22"/>
+              </w:rPr>
+            </w:pPr>
+            <w:r>
+              <w:rPr>
+                <w:rFonts w:ascii="Calibri" w:hAnsi="Calibri" w:cs="Calibri"/>
+                <w:sz w:val="22"/>
+                <w:szCs w:val="22"/>
+              </w:rPr>
               <w:t xml:space="preserve">Peptide annotation </w:t>
             </w:r>
           </w:p>
@@ -556,8 +880,18 @@
           <w:p>
             <w:pPr>
               <w:jc w:val="center"/>
-            </w:pPr>
-            <w:r>
+              <w:rPr>
+                <w:rFonts w:ascii="Calibri" w:hAnsi="Calibri" w:cs="Calibri"/>
+                <w:sz w:val="22"/>
+                <w:szCs w:val="22"/>
+              </w:rPr>
+            </w:pPr>
+            <w:r>
+              <w:rPr>
+                <w:rFonts w:ascii="Calibri" w:hAnsi="Calibri" w:cs="Calibri"/>
+                <w:sz w:val="22"/>
+                <w:szCs w:val="22"/>
+              </w:rPr>
               <w:t>2025</w:t>
             </w:r>
           </w:p>
@@ -570,8 +904,18 @@
           <w:p>
             <w:pPr>
               <w:jc w:val="center"/>
-            </w:pPr>
-            <w:r>
+              <w:rPr>
+                <w:rFonts w:ascii="Calibri" w:hAnsi="Calibri" w:cs="Calibri"/>
+                <w:sz w:val="22"/>
+                <w:szCs w:val="22"/>
+              </w:rPr>
+            </w:pPr>
+            <w:r>
+              <w:rPr>
+                <w:rFonts w:ascii="Calibri" w:hAnsi="Calibri" w:cs="Calibri"/>
+                <w:sz w:val="22"/>
+                <w:szCs w:val="22"/>
+              </w:rPr>
               <w:t xml:space="preserve">Human; linear peptide; peptide sequence </w:t>
             </w:r>
           </w:p>
@@ -584,8 +928,18 @@
           <w:p>
             <w:pPr>
               <w:jc w:val="center"/>
-            </w:pPr>
-            <w:r>
+              <w:rPr>
+                <w:rFonts w:ascii="Calibri" w:hAnsi="Calibri" w:cs="Calibri"/>
+                <w:sz w:val="22"/>
+                <w:szCs w:val="22"/>
+              </w:rPr>
+            </w:pPr>
+            <w:r>
+              <w:rPr>
+                <w:rFonts w:ascii="Calibri" w:hAnsi="Calibri" w:cs="Calibri"/>
+                <w:sz w:val="22"/>
+                <w:szCs w:val="22"/>
+              </w:rPr>
               <w:t>https://www.iedb.org/</w:t>
             </w:r>
           </w:p>
@@ -598,13 +952,319 @@
         <w:tc>
           <w:tcPr>
             <w:tcW w:w="1555" w:type="dxa"/>
+            <w:vMerge/>
             <w:vAlign w:val="center"/>
           </w:tcPr>
           <w:p>
             <w:pPr>
               <w:jc w:val="center"/>
-            </w:pPr>
-            <w:r>
+              <w:rPr>
+                <w:rFonts w:ascii="Calibri" w:hAnsi="Calibri" w:cs="Calibri"/>
+                <w:sz w:val="22"/>
+                <w:szCs w:val="22"/>
+              </w:rPr>
+            </w:pPr>
+          </w:p>
+        </w:tc>
+        <w:tc>
+          <w:tcPr>
+            <w:tcW w:w="7512" w:type="dxa"/>
+            <w:gridSpan w:val="4"/>
+            <w:vAlign w:val="center"/>
+          </w:tcPr>
+          <w:p>
+            <w:pPr>
+              <w:autoSpaceDE w:val="0"/>
+              <w:autoSpaceDN w:val="0"/>
+              <w:adjustRightInd w:val="0"/>
+              <w:rPr>
+                <w:rStyle w:val="HTMLCode"/>
+                <w:rFonts w:ascii="Calibri" w:eastAsiaTheme="majorEastAsia" w:hAnsi="Calibri" w:cs="Calibri"/>
+                <w:sz w:val="22"/>
+                <w:szCs w:val="22"/>
+              </w:rPr>
+            </w:pPr>
+            <w:r>
+              <w:rPr>
+                <w:rStyle w:val="HTMLCode"/>
+                <w:rFonts w:ascii="Calibri" w:eastAsiaTheme="majorEastAsia" w:hAnsi="Calibri" w:cs="Calibri"/>
+                <w:sz w:val="22"/>
+                <w:szCs w:val="22"/>
+              </w:rPr>
+              <w:t>term = … (list of peptide sequences)</w:t>
+            </w:r>
+          </w:p>
+          <w:p>
+            <w:pPr>
+              <w:autoSpaceDE w:val="0"/>
+              <w:autoSpaceDN w:val="0"/>
+              <w:adjustRightInd w:val="0"/>
+              <w:rPr>
+                <w:rStyle w:val="HTMLCode"/>
+                <w:rFonts w:ascii="Calibri" w:eastAsiaTheme="majorEastAsia" w:hAnsi="Calibri" w:cs="Calibri"/>
+                <w:sz w:val="22"/>
+                <w:szCs w:val="22"/>
+              </w:rPr>
+            </w:pPr>
+            <w:r>
+              <w:rPr>
+                <w:rStyle w:val="HTMLCode"/>
+                <w:rFonts w:ascii="Calibri" w:eastAsiaTheme="majorEastAsia" w:hAnsi="Calibri" w:cs="Calibri"/>
+                <w:sz w:val="22"/>
+                <w:szCs w:val="22"/>
+              </w:rPr>
+              <w:t>base_uri='https://query-api.iedb.org'</w:t>
+            </w:r>
+          </w:p>
+          <w:p>
+            <w:pPr>
+              <w:autoSpaceDE w:val="0"/>
+              <w:autoSpaceDN w:val="0"/>
+              <w:adjustRightInd w:val="0"/>
+              <w:rPr>
+                <w:rStyle w:val="HTMLCode"/>
+                <w:rFonts w:ascii="Calibri" w:eastAsiaTheme="majorEastAsia" w:hAnsi="Calibri" w:cs="Calibri"/>
+                <w:sz w:val="22"/>
+                <w:szCs w:val="22"/>
+              </w:rPr>
+            </w:pPr>
+            <w:r>
+              <w:rPr>
+                <w:rStyle w:val="HTMLCode"/>
+                <w:rFonts w:ascii="Calibri" w:eastAsiaTheme="majorEastAsia" w:hAnsi="Calibri" w:cs="Calibri"/>
+                <w:sz w:val="22"/>
+                <w:szCs w:val="22"/>
+              </w:rPr>
+              <w:t>search_params</w:t>
+            </w:r>
+            <w:r>
+              <w:rPr>
+                <w:rStyle w:val="HTMLCode"/>
+                <w:rFonts w:ascii="Calibri" w:eastAsiaTheme="majorEastAsia" w:hAnsi="Calibri" w:cs="Calibri"/>
+                <w:sz w:val="22"/>
+                <w:szCs w:val="22"/>
+              </w:rPr>
+              <w:t xml:space="preserve"> </w:t>
+            </w:r>
+            <w:r>
+              <w:rPr>
+                <w:rStyle w:val="HTMLCode"/>
+                <w:rFonts w:ascii="Calibri" w:eastAsiaTheme="majorEastAsia" w:hAnsi="Calibri" w:cs="Calibri"/>
+                <w:sz w:val="22"/>
+                <w:szCs w:val="22"/>
+              </w:rPr>
+              <w:t>=</w:t>
+            </w:r>
+            <w:r>
+              <w:rPr>
+                <w:rStyle w:val="HTMLCode"/>
+                <w:rFonts w:ascii="Calibri" w:eastAsiaTheme="majorEastAsia" w:hAnsi="Calibri" w:cs="Calibri"/>
+                <w:sz w:val="22"/>
+                <w:szCs w:val="22"/>
+              </w:rPr>
+              <w:t xml:space="preserve"> </w:t>
+            </w:r>
+            <w:r>
+              <w:rPr>
+                <w:rStyle w:val="HTMLCode"/>
+                <w:rFonts w:ascii="Calibri" w:eastAsiaTheme="majorEastAsia" w:hAnsi="Calibri" w:cs="Calibri"/>
+                <w:sz w:val="22"/>
+                <w:szCs w:val="22"/>
+              </w:rPr>
+              <w:t>{'</w:t>
+            </w:r>
+            <w:r>
+              <w:rPr>
+                <w:rStyle w:val="HTMLCode"/>
+                <w:rFonts w:ascii="Calibri" w:eastAsiaTheme="majorEastAsia" w:hAnsi="Calibri" w:cs="Calibri"/>
+                <w:sz w:val="22"/>
+                <w:szCs w:val="22"/>
+              </w:rPr>
+              <w:t>linear_sequence</w:t>
+            </w:r>
+            <w:r>
+              <w:rPr>
+                <w:rStyle w:val="HTMLCode"/>
+                <w:rFonts w:ascii="Calibri" w:eastAsiaTheme="majorEastAsia" w:hAnsi="Calibri" w:cs="Calibri"/>
+                <w:sz w:val="22"/>
+                <w:szCs w:val="22"/>
+              </w:rPr>
+              <w:t>': term,</w:t>
+            </w:r>
+          </w:p>
+          <w:p>
+            <w:pPr>
+              <w:autoSpaceDE w:val="0"/>
+              <w:autoSpaceDN w:val="0"/>
+              <w:adjustRightInd w:val="0"/>
+              <w:rPr>
+                <w:rStyle w:val="HTMLCode"/>
+                <w:rFonts w:ascii="Calibri" w:eastAsiaTheme="majorEastAsia" w:hAnsi="Calibri" w:cs="Calibri"/>
+                <w:sz w:val="22"/>
+                <w:szCs w:val="22"/>
+              </w:rPr>
+            </w:pPr>
+            <w:r>
+              <w:rPr>
+                <w:rStyle w:val="HTMLCode"/>
+                <w:rFonts w:ascii="Calibri" w:eastAsiaTheme="majorEastAsia" w:hAnsi="Calibri" w:cs="Calibri"/>
+                <w:sz w:val="22"/>
+                <w:szCs w:val="22"/>
+              </w:rPr>
+              <w:t xml:space="preserve">               'structure_type': '</w:t>
+            </w:r>
+            <w:proofErr w:type="gramStart"/>
+            <w:r>
+              <w:rPr>
+                <w:rStyle w:val="HTMLCode"/>
+                <w:rFonts w:ascii="Calibri" w:eastAsiaTheme="majorEastAsia" w:hAnsi="Calibri" w:cs="Calibri"/>
+                <w:sz w:val="22"/>
+                <w:szCs w:val="22"/>
+              </w:rPr>
+              <w:t>eq.Linear</w:t>
+            </w:r>
+            <w:proofErr w:type="gramEnd"/>
+            <w:r>
+              <w:rPr>
+                <w:rStyle w:val="HTMLCode"/>
+                <w:rFonts w:ascii="Calibri" w:eastAsiaTheme="majorEastAsia" w:hAnsi="Calibri" w:cs="Calibri"/>
+                <w:sz w:val="22"/>
+                <w:szCs w:val="22"/>
+              </w:rPr>
+              <w:t xml:space="preserve"> peptide', </w:t>
+            </w:r>
+          </w:p>
+          <w:p>
+            <w:pPr>
+              <w:autoSpaceDE w:val="0"/>
+              <w:autoSpaceDN w:val="0"/>
+              <w:adjustRightInd w:val="0"/>
+              <w:rPr>
+                <w:rStyle w:val="HTMLCode"/>
+                <w:rFonts w:ascii="Calibri" w:eastAsiaTheme="majorEastAsia" w:hAnsi="Calibri" w:cs="Calibri"/>
+                <w:sz w:val="22"/>
+                <w:szCs w:val="22"/>
+              </w:rPr>
+            </w:pPr>
+            <w:r>
+              <w:rPr>
+                <w:rStyle w:val="HTMLCode"/>
+                <w:rFonts w:ascii="Calibri" w:eastAsiaTheme="majorEastAsia" w:hAnsi="Calibri" w:cs="Calibri"/>
+                <w:sz w:val="22"/>
+                <w:szCs w:val="22"/>
+              </w:rPr>
+              <w:t xml:space="preserve">               'host_organism_iri': '</w:t>
+            </w:r>
+            <w:proofErr w:type="gramStart"/>
+            <w:r>
+              <w:rPr>
+                <w:rStyle w:val="HTMLCode"/>
+                <w:rFonts w:ascii="Calibri" w:eastAsiaTheme="majorEastAsia" w:hAnsi="Calibri" w:cs="Calibri"/>
+                <w:sz w:val="22"/>
+                <w:szCs w:val="22"/>
+              </w:rPr>
+              <w:t>eq.NCBITaxon</w:t>
+            </w:r>
+            <w:proofErr w:type="gramEnd"/>
+            <w:r>
+              <w:rPr>
+                <w:rStyle w:val="HTMLCode"/>
+                <w:rFonts w:ascii="Calibri" w:eastAsiaTheme="majorEastAsia" w:hAnsi="Calibri" w:cs="Calibri"/>
+                <w:sz w:val="22"/>
+                <w:szCs w:val="22"/>
+              </w:rPr>
+              <w:t xml:space="preserve">:9606', </w:t>
+            </w:r>
+          </w:p>
+          <w:p>
+            <w:pPr>
+              <w:autoSpaceDE w:val="0"/>
+              <w:autoSpaceDN w:val="0"/>
+              <w:adjustRightInd w:val="0"/>
+              <w:rPr>
+                <w:rStyle w:val="HTMLCode"/>
+                <w:rFonts w:ascii="Calibri" w:eastAsiaTheme="majorEastAsia" w:hAnsi="Calibri" w:cs="Calibri"/>
+                <w:sz w:val="22"/>
+                <w:szCs w:val="22"/>
+              </w:rPr>
+            </w:pPr>
+            <w:r>
+              <w:rPr>
+                <w:rStyle w:val="HTMLCode"/>
+                <w:rFonts w:ascii="Calibri" w:eastAsiaTheme="majorEastAsia" w:hAnsi="Calibri" w:cs="Calibri"/>
+                <w:sz w:val="22"/>
+                <w:szCs w:val="22"/>
+              </w:rPr>
+              <w:t xml:space="preserve">               'source_organism_iri': '</w:t>
+            </w:r>
+            <w:proofErr w:type="gramStart"/>
+            <w:r>
+              <w:rPr>
+                <w:rStyle w:val="HTMLCode"/>
+                <w:rFonts w:ascii="Calibri" w:eastAsiaTheme="majorEastAsia" w:hAnsi="Calibri" w:cs="Calibri"/>
+                <w:sz w:val="22"/>
+                <w:szCs w:val="22"/>
+              </w:rPr>
+              <w:t>eq.NCBITaxon</w:t>
+            </w:r>
+            <w:proofErr w:type="gramEnd"/>
+            <w:r>
+              <w:rPr>
+                <w:rStyle w:val="HTMLCode"/>
+                <w:rFonts w:ascii="Calibri" w:eastAsiaTheme="majorEastAsia" w:hAnsi="Calibri" w:cs="Calibri"/>
+                <w:sz w:val="22"/>
+                <w:szCs w:val="22"/>
+              </w:rPr>
+              <w:t xml:space="preserve">:9606', </w:t>
+            </w:r>
+          </w:p>
+          <w:p>
+            <w:pPr>
+              <w:autoSpaceDE w:val="0"/>
+              <w:autoSpaceDN w:val="0"/>
+              <w:adjustRightInd w:val="0"/>
+              <w:rPr>
+                <w:rFonts w:ascii="Calibri" w:eastAsiaTheme="majorEastAsia" w:hAnsi="Calibri" w:cs="Calibri"/>
+                <w:sz w:val="22"/>
+                <w:szCs w:val="22"/>
+              </w:rPr>
+            </w:pPr>
+            <w:r>
+              <w:rPr>
+                <w:rStyle w:val="HTMLCode"/>
+                <w:rFonts w:ascii="Calibri" w:eastAsiaTheme="majorEastAsia" w:hAnsi="Calibri" w:cs="Calibri"/>
+                <w:sz w:val="22"/>
+                <w:szCs w:val="22"/>
+              </w:rPr>
+              <w:t xml:space="preserve">               'order': 'linear_sequence', 'offset': 0}</w:t>
+            </w:r>
+          </w:p>
+        </w:tc>
+      </w:tr>
+      <w:tr>
+        <w:trPr>
+          <w:trHeight w:val="292"/>
+        </w:trPr>
+        <w:tc>
+          <w:tcPr>
+            <w:tcW w:w="1555" w:type="dxa"/>
+            <w:vAlign w:val="center"/>
+          </w:tcPr>
+          <w:p>
+            <w:pPr>
+              <w:jc w:val="center"/>
+              <w:rPr>
+                <w:rFonts w:ascii="Calibri" w:hAnsi="Calibri" w:cs="Calibri"/>
+                <w:sz w:val="22"/>
+                <w:szCs w:val="22"/>
+              </w:rPr>
+            </w:pPr>
+            <w:r>
+              <w:rPr>
+                <w:rFonts w:ascii="Calibri" w:hAnsi="Calibri" w:cs="Calibri"/>
+                <w:sz w:val="22"/>
+                <w:szCs w:val="22"/>
+              </w:rPr>
               <w:t>PEPREP</w:t>
             </w:r>
           </w:p>
@@ -617,8 +1277,18 @@
           <w:p>
             <w:pPr>
               <w:jc w:val="center"/>
-            </w:pPr>
-            <w:r>
+              <w:rPr>
+                <w:rFonts w:ascii="Calibri" w:hAnsi="Calibri" w:cs="Calibri"/>
+                <w:sz w:val="22"/>
+                <w:szCs w:val="22"/>
+              </w:rPr>
+            </w:pPr>
+            <w:r>
+              <w:rPr>
+                <w:rFonts w:ascii="Calibri" w:hAnsi="Calibri" w:cs="Calibri"/>
+                <w:sz w:val="22"/>
+                <w:szCs w:val="22"/>
+              </w:rPr>
               <w:t>Peptide annotation</w:t>
             </w:r>
           </w:p>
@@ -631,8 +1301,18 @@
           <w:p>
             <w:pPr>
               <w:jc w:val="center"/>
-            </w:pPr>
-            <w:r>
+              <w:rPr>
+                <w:rFonts w:ascii="Calibri" w:hAnsi="Calibri" w:cs="Calibri"/>
+                <w:sz w:val="22"/>
+                <w:szCs w:val="22"/>
+              </w:rPr>
+            </w:pPr>
+            <w:r>
+              <w:rPr>
+                <w:rFonts w:ascii="Calibri" w:hAnsi="Calibri" w:cs="Calibri"/>
+                <w:sz w:val="22"/>
+                <w:szCs w:val="22"/>
+              </w:rPr>
               <w:t>2025</w:t>
             </w:r>
           </w:p>
@@ -645,8 +1325,18 @@
           <w:p>
             <w:pPr>
               <w:jc w:val="center"/>
-            </w:pPr>
-            <w:r>
+              <w:rPr>
+                <w:rFonts w:ascii="Calibri" w:hAnsi="Calibri" w:cs="Calibri"/>
+                <w:sz w:val="22"/>
+                <w:szCs w:val="22"/>
+              </w:rPr>
+            </w:pPr>
+            <w:r>
+              <w:rPr>
+                <w:rFonts w:ascii="Calibri" w:hAnsi="Calibri" w:cs="Calibri"/>
+                <w:sz w:val="22"/>
+                <w:szCs w:val="22"/>
+              </w:rPr>
               <w:t>Human; peptide sequence</w:t>
             </w:r>
           </w:p>
@@ -659,14 +1349,26 @@
           <w:p>
             <w:pPr>
               <w:jc w:val="center"/>
-            </w:pPr>
-            <w:r>
+              <w:rPr>
+                <w:rFonts w:ascii="Calibri" w:hAnsi="Calibri" w:cs="Calibri"/>
+                <w:sz w:val="22"/>
+                <w:szCs w:val="22"/>
+              </w:rPr>
+            </w:pPr>
+            <w:r>
+              <w:rPr>
+                <w:rFonts w:ascii="Calibri" w:hAnsi="Calibri" w:cs="Calibri"/>
+                <w:sz w:val="22"/>
+                <w:szCs w:val="22"/>
+              </w:rPr>
               <w:t>BioCopy</w:t>
             </w:r>
           </w:p>
         </w:tc>
       </w:tr>
     </w:tbl>
+    <w:p/>
+    <w:p/>
     <w:p/>
     <w:p>
       <w:r>
@@ -698,8 +1400,18 @@
           <w:p>
             <w:pPr>
               <w:jc w:val="center"/>
-            </w:pPr>
-            <w:r>
+              <w:rPr>
+                <w:rFonts w:ascii="Calibri" w:hAnsi="Calibri" w:cs="Calibri"/>
+                <w:sz w:val="22"/>
+                <w:szCs w:val="22"/>
+              </w:rPr>
+            </w:pPr>
+            <w:r>
+              <w:rPr>
+                <w:rFonts w:ascii="Calibri" w:hAnsi="Calibri" w:cs="Calibri"/>
+                <w:sz w:val="22"/>
+                <w:szCs w:val="22"/>
+              </w:rPr>
               <w:t>Tools/package</w:t>
             </w:r>
           </w:p>
@@ -712,8 +1424,18 @@
           <w:p>
             <w:pPr>
               <w:jc w:val="center"/>
-            </w:pPr>
-            <w:r>
+              <w:rPr>
+                <w:rFonts w:ascii="Calibri" w:hAnsi="Calibri" w:cs="Calibri"/>
+                <w:sz w:val="22"/>
+                <w:szCs w:val="22"/>
+              </w:rPr>
+            </w:pPr>
+            <w:r>
+              <w:rPr>
+                <w:rFonts w:ascii="Calibri" w:hAnsi="Calibri" w:cs="Calibri"/>
+                <w:sz w:val="22"/>
+                <w:szCs w:val="22"/>
+              </w:rPr>
               <w:t xml:space="preserve">Purpose </w:t>
             </w:r>
           </w:p>
@@ -726,8 +1448,18 @@
           <w:p>
             <w:pPr>
               <w:jc w:val="center"/>
-            </w:pPr>
-            <w:r>
+              <w:rPr>
+                <w:rFonts w:ascii="Calibri" w:hAnsi="Calibri" w:cs="Calibri"/>
+                <w:sz w:val="22"/>
+                <w:szCs w:val="22"/>
+              </w:rPr>
+            </w:pPr>
+            <w:r>
+              <w:rPr>
+                <w:rFonts w:ascii="Calibri" w:hAnsi="Calibri" w:cs="Calibri"/>
+                <w:sz w:val="22"/>
+                <w:szCs w:val="22"/>
+              </w:rPr>
               <w:t xml:space="preserve">Reference </w:t>
             </w:r>
           </w:p>
@@ -745,8 +1477,18 @@
           <w:p>
             <w:pPr>
               <w:jc w:val="center"/>
-            </w:pPr>
-            <w:r>
+              <w:rPr>
+                <w:rFonts w:ascii="Calibri" w:hAnsi="Calibri" w:cs="Calibri"/>
+                <w:sz w:val="22"/>
+                <w:szCs w:val="22"/>
+              </w:rPr>
+            </w:pPr>
+            <w:r>
+              <w:rPr>
+                <w:rFonts w:ascii="Calibri" w:hAnsi="Calibri" w:cs="Calibri"/>
+                <w:sz w:val="22"/>
+                <w:szCs w:val="22"/>
+              </w:rPr>
               <w:t>BLASTp</w:t>
             </w:r>
           </w:p>
@@ -759,8 +1501,18 @@
           <w:p>
             <w:pPr>
               <w:jc w:val="center"/>
-            </w:pPr>
-            <w:r>
+              <w:rPr>
+                <w:rFonts w:ascii="Calibri" w:hAnsi="Calibri" w:cs="Calibri"/>
+                <w:sz w:val="22"/>
+                <w:szCs w:val="22"/>
+              </w:rPr>
+            </w:pPr>
+            <w:r>
+              <w:rPr>
+                <w:rFonts w:ascii="Calibri" w:hAnsi="Calibri" w:cs="Calibri"/>
+                <w:sz w:val="22"/>
+                <w:szCs w:val="22"/>
+              </w:rPr>
               <w:t>Sequence search</w:t>
             </w:r>
           </w:p>
@@ -770,7 +1522,15 @@
             <w:tcW w:w="5214" w:type="dxa"/>
             <w:vAlign w:val="center"/>
           </w:tcPr>
-          <w:p/>
+          <w:p>
+            <w:pPr>
+              <w:rPr>
+                <w:rFonts w:ascii="Calibri" w:hAnsi="Calibri" w:cs="Calibri"/>
+                <w:sz w:val="22"/>
+                <w:szCs w:val="22"/>
+              </w:rPr>
+            </w:pPr>
+          </w:p>
         </w:tc>
       </w:tr>
       <w:tr>
@@ -785,8 +1545,19 @@
           <w:p>
             <w:pPr>
               <w:jc w:val="center"/>
-            </w:pPr>
-            <w:r>
+              <w:rPr>
+                <w:rFonts w:ascii="Calibri" w:hAnsi="Calibri" w:cs="Calibri"/>
+                <w:sz w:val="22"/>
+                <w:szCs w:val="22"/>
+              </w:rPr>
+            </w:pPr>
+            <w:r>
+              <w:rPr>
+                <w:rFonts w:ascii="Calibri" w:hAnsi="Calibri" w:cs="Calibri"/>
+                <w:sz w:val="22"/>
+                <w:szCs w:val="22"/>
+              </w:rPr>
+              <w:lastRenderedPageBreak/>
               <w:t>PEPMatch</w:t>
             </w:r>
           </w:p>
@@ -799,8 +1570,18 @@
           <w:p>
             <w:pPr>
               <w:jc w:val="center"/>
-            </w:pPr>
-            <w:r>
+              <w:rPr>
+                <w:rFonts w:ascii="Calibri" w:hAnsi="Calibri" w:cs="Calibri"/>
+                <w:sz w:val="22"/>
+                <w:szCs w:val="22"/>
+              </w:rPr>
+            </w:pPr>
+            <w:r>
+              <w:rPr>
+                <w:rFonts w:ascii="Calibri" w:hAnsi="Calibri" w:cs="Calibri"/>
+                <w:sz w:val="22"/>
+                <w:szCs w:val="22"/>
+              </w:rPr>
               <w:t>Sequence search</w:t>
             </w:r>
           </w:p>
@@ -810,7 +1591,15 @@
             <w:tcW w:w="5214" w:type="dxa"/>
             <w:vAlign w:val="center"/>
           </w:tcPr>
-          <w:p/>
+          <w:p>
+            <w:pPr>
+              <w:rPr>
+                <w:rFonts w:ascii="Calibri" w:hAnsi="Calibri" w:cs="Calibri"/>
+                <w:sz w:val="22"/>
+                <w:szCs w:val="22"/>
+              </w:rPr>
+            </w:pPr>
+          </w:p>
         </w:tc>
       </w:tr>
       <w:tr>
@@ -825,14 +1614,28 @@
           <w:p>
             <w:pPr>
               <w:jc w:val="center"/>
+              <w:rPr>
+                <w:rFonts w:ascii="Calibri" w:hAnsi="Calibri" w:cs="Calibri"/>
+                <w:sz w:val="22"/>
+                <w:szCs w:val="22"/>
+              </w:rPr>
             </w:pPr>
             <w:proofErr w:type="spellStart"/>
             <w:r>
-              <w:lastRenderedPageBreak/>
+              <w:rPr>
+                <w:rFonts w:ascii="Calibri" w:hAnsi="Calibri" w:cs="Calibri"/>
+                <w:sz w:val="22"/>
+                <w:szCs w:val="22"/>
+              </w:rPr>
               <w:t>tabix</w:t>
             </w:r>
             <w:proofErr w:type="spellEnd"/>
             <w:r>
+              <w:rPr>
+                <w:rFonts w:ascii="Calibri" w:hAnsi="Calibri" w:cs="Calibri"/>
+                <w:sz w:val="22"/>
+                <w:szCs w:val="22"/>
+              </w:rPr>
               <w:t xml:space="preserve"> 1.9</w:t>
             </w:r>
           </w:p>
@@ -846,8 +1649,18 @@
           <w:p>
             <w:pPr>
               <w:jc w:val="center"/>
-            </w:pPr>
-            <w:r>
+              <w:rPr>
+                <w:rFonts w:ascii="Calibri" w:hAnsi="Calibri" w:cs="Calibri"/>
+                <w:sz w:val="22"/>
+                <w:szCs w:val="22"/>
+              </w:rPr>
+            </w:pPr>
+            <w:r>
+              <w:rPr>
+                <w:rFonts w:ascii="Calibri" w:hAnsi="Calibri" w:cs="Calibri"/>
+                <w:sz w:val="22"/>
+                <w:szCs w:val="22"/>
+              </w:rPr>
               <w:t>SNPs extraction</w:t>
             </w:r>
           </w:p>
@@ -857,7 +1670,15 @@
             <w:tcW w:w="5214" w:type="dxa"/>
             <w:vAlign w:val="center"/>
           </w:tcPr>
-          <w:p/>
+          <w:p>
+            <w:pPr>
+              <w:rPr>
+                <w:rFonts w:ascii="Calibri" w:hAnsi="Calibri" w:cs="Calibri"/>
+                <w:sz w:val="22"/>
+                <w:szCs w:val="22"/>
+              </w:rPr>
+            </w:pPr>
+          </w:p>
         </w:tc>
       </w:tr>
       <w:tr>
@@ -872,9 +1693,19 @@
           <w:p>
             <w:pPr>
               <w:jc w:val="center"/>
+              <w:rPr>
+                <w:rFonts w:ascii="Calibri" w:hAnsi="Calibri" w:cs="Calibri"/>
+                <w:sz w:val="22"/>
+                <w:szCs w:val="22"/>
+              </w:rPr>
             </w:pPr>
             <w:proofErr w:type="spellStart"/>
             <w:r>
+              <w:rPr>
+                <w:rFonts w:ascii="Calibri" w:hAnsi="Calibri" w:cs="Calibri"/>
+                <w:sz w:val="22"/>
+                <w:szCs w:val="22"/>
+              </w:rPr>
               <w:t>Bcftools</w:t>
             </w:r>
             <w:proofErr w:type="spellEnd"/>
@@ -889,6 +1720,11 @@
           <w:p>
             <w:pPr>
               <w:jc w:val="center"/>
+              <w:rPr>
+                <w:rFonts w:ascii="Calibri" w:hAnsi="Calibri" w:cs="Calibri"/>
+                <w:sz w:val="22"/>
+                <w:szCs w:val="22"/>
+              </w:rPr>
             </w:pPr>
           </w:p>
         </w:tc>
@@ -897,7 +1733,15 @@
             <w:tcW w:w="5214" w:type="dxa"/>
             <w:vAlign w:val="center"/>
           </w:tcPr>
-          <w:p/>
+          <w:p>
+            <w:pPr>
+              <w:rPr>
+                <w:rFonts w:ascii="Calibri" w:hAnsi="Calibri" w:cs="Calibri"/>
+                <w:sz w:val="22"/>
+                <w:szCs w:val="22"/>
+              </w:rPr>
+            </w:pPr>
+          </w:p>
         </w:tc>
       </w:tr>
       <w:tr>
@@ -912,9 +1756,19 @@
           <w:p>
             <w:pPr>
               <w:jc w:val="center"/>
+              <w:rPr>
+                <w:rFonts w:ascii="Calibri" w:hAnsi="Calibri" w:cs="Calibri"/>
+                <w:sz w:val="22"/>
+                <w:szCs w:val="22"/>
+              </w:rPr>
             </w:pPr>
             <w:proofErr w:type="spellStart"/>
             <w:r>
+              <w:rPr>
+                <w:rFonts w:ascii="Calibri" w:hAnsi="Calibri" w:cs="Calibri"/>
+                <w:sz w:val="22"/>
+                <w:szCs w:val="22"/>
+              </w:rPr>
               <w:t>vep</w:t>
             </w:r>
             <w:proofErr w:type="spellEnd"/>
@@ -928,8 +1782,18 @@
           <w:p>
             <w:pPr>
               <w:jc w:val="center"/>
-            </w:pPr>
-            <w:r>
+              <w:rPr>
+                <w:rFonts w:ascii="Calibri" w:hAnsi="Calibri" w:cs="Calibri"/>
+                <w:sz w:val="22"/>
+                <w:szCs w:val="22"/>
+              </w:rPr>
+            </w:pPr>
+            <w:r>
+              <w:rPr>
+                <w:rFonts w:ascii="Calibri" w:hAnsi="Calibri" w:cs="Calibri"/>
+                <w:sz w:val="22"/>
+                <w:szCs w:val="22"/>
+              </w:rPr>
               <w:t>SNPs annotation</w:t>
             </w:r>
           </w:p>
@@ -939,7 +1803,15 @@
             <w:tcW w:w="5214" w:type="dxa"/>
             <w:vAlign w:val="center"/>
           </w:tcPr>
-          <w:p/>
+          <w:p>
+            <w:pPr>
+              <w:rPr>
+                <w:rFonts w:ascii="Calibri" w:hAnsi="Calibri" w:cs="Calibri"/>
+                <w:sz w:val="22"/>
+                <w:szCs w:val="22"/>
+              </w:rPr>
+            </w:pPr>
+          </w:p>
         </w:tc>
       </w:tr>
       <w:tr>
@@ -954,9 +1826,19 @@
           <w:p>
             <w:pPr>
               <w:jc w:val="center"/>
+              <w:rPr>
+                <w:rFonts w:ascii="Calibri" w:hAnsi="Calibri" w:cs="Calibri"/>
+                <w:sz w:val="22"/>
+                <w:szCs w:val="22"/>
+              </w:rPr>
             </w:pPr>
             <w:proofErr w:type="spellStart"/>
             <w:r>
+              <w:rPr>
+                <w:rFonts w:ascii="Calibri" w:hAnsi="Calibri" w:cs="Calibri"/>
+                <w:sz w:val="22"/>
+                <w:szCs w:val="22"/>
+              </w:rPr>
               <w:t>NetMHCpan</w:t>
             </w:r>
             <w:proofErr w:type="spellEnd"/>
@@ -971,8 +1853,18 @@
           <w:p>
             <w:pPr>
               <w:jc w:val="center"/>
-            </w:pPr>
-            <w:r>
+              <w:rPr>
+                <w:rFonts w:ascii="Calibri" w:hAnsi="Calibri" w:cs="Calibri"/>
+                <w:sz w:val="22"/>
+                <w:szCs w:val="22"/>
+              </w:rPr>
+            </w:pPr>
+            <w:r>
+              <w:rPr>
+                <w:rFonts w:ascii="Calibri" w:hAnsi="Calibri" w:cs="Calibri"/>
+                <w:sz w:val="22"/>
+                <w:szCs w:val="22"/>
+              </w:rPr>
               <w:t xml:space="preserve">HLA binding predictions </w:t>
             </w:r>
           </w:p>
@@ -982,7 +1874,15 @@
             <w:tcW w:w="5214" w:type="dxa"/>
             <w:vAlign w:val="center"/>
           </w:tcPr>
-          <w:p/>
+          <w:p>
+            <w:pPr>
+              <w:rPr>
+                <w:rFonts w:ascii="Calibri" w:hAnsi="Calibri" w:cs="Calibri"/>
+                <w:sz w:val="22"/>
+                <w:szCs w:val="22"/>
+              </w:rPr>
+            </w:pPr>
+          </w:p>
         </w:tc>
       </w:tr>
       <w:tr>
@@ -997,9 +1897,19 @@
           <w:p>
             <w:pPr>
               <w:jc w:val="center"/>
+              <w:rPr>
+                <w:rFonts w:ascii="Calibri" w:hAnsi="Calibri" w:cs="Calibri"/>
+                <w:sz w:val="22"/>
+                <w:szCs w:val="22"/>
+              </w:rPr>
             </w:pPr>
             <w:proofErr w:type="spellStart"/>
             <w:r>
+              <w:rPr>
+                <w:rFonts w:ascii="Calibri" w:hAnsi="Calibri" w:cs="Calibri"/>
+                <w:sz w:val="22"/>
+                <w:szCs w:val="22"/>
+              </w:rPr>
               <w:t>MHCflurry</w:t>
             </w:r>
             <w:proofErr w:type="spellEnd"/>
@@ -1014,6 +1924,11 @@
           <w:p>
             <w:pPr>
               <w:jc w:val="center"/>
+              <w:rPr>
+                <w:rFonts w:ascii="Calibri" w:hAnsi="Calibri" w:cs="Calibri"/>
+                <w:sz w:val="22"/>
+                <w:szCs w:val="22"/>
+              </w:rPr>
             </w:pPr>
           </w:p>
         </w:tc>
@@ -1022,7 +1937,15 @@
             <w:tcW w:w="5214" w:type="dxa"/>
             <w:vAlign w:val="center"/>
           </w:tcPr>
-          <w:p/>
+          <w:p>
+            <w:pPr>
+              <w:rPr>
+                <w:rFonts w:ascii="Calibri" w:hAnsi="Calibri" w:cs="Calibri"/>
+                <w:sz w:val="22"/>
+                <w:szCs w:val="22"/>
+              </w:rPr>
+            </w:pPr>
+          </w:p>
         </w:tc>
       </w:tr>
       <w:tr>
@@ -1036,7 +1959,19 @@
             <w:vAlign w:val="center"/>
           </w:tcPr>
           <w:p>
-            <w:r>
+            <w:pPr>
+              <w:rPr>
+                <w:rFonts w:ascii="Calibri" w:hAnsi="Calibri" w:cs="Calibri"/>
+                <w:sz w:val="22"/>
+                <w:szCs w:val="22"/>
+              </w:rPr>
+            </w:pPr>
+            <w:r>
+              <w:rPr>
+                <w:rFonts w:ascii="Calibri" w:hAnsi="Calibri" w:cs="Calibri"/>
+                <w:sz w:val="22"/>
+                <w:szCs w:val="22"/>
+              </w:rPr>
               <w:t>R packages</w:t>
             </w:r>
           </w:p>
@@ -1046,7 +1981,15 @@
             <w:tcW w:w="5214" w:type="dxa"/>
             <w:vAlign w:val="center"/>
           </w:tcPr>
-          <w:p/>
+          <w:p>
+            <w:pPr>
+              <w:rPr>
+                <w:rFonts w:ascii="Calibri" w:hAnsi="Calibri" w:cs="Calibri"/>
+                <w:sz w:val="22"/>
+                <w:szCs w:val="22"/>
+              </w:rPr>
+            </w:pPr>
+          </w:p>
         </w:tc>
       </w:tr>
       <w:tr>
@@ -1061,8 +2004,18 @@
           <w:p>
             <w:pPr>
               <w:jc w:val="center"/>
-            </w:pPr>
-            <w:r>
+              <w:rPr>
+                <w:rFonts w:ascii="Calibri" w:hAnsi="Calibri" w:cs="Calibri"/>
+                <w:sz w:val="22"/>
+                <w:szCs w:val="22"/>
+              </w:rPr>
+            </w:pPr>
+            <w:r>
+              <w:rPr>
+                <w:rFonts w:ascii="Calibri" w:hAnsi="Calibri" w:cs="Calibri"/>
+                <w:sz w:val="22"/>
+                <w:szCs w:val="22"/>
+              </w:rPr>
               <w:t>ggplot2</w:t>
             </w:r>
           </w:p>
@@ -1075,8 +2028,18 @@
           <w:p>
             <w:pPr>
               <w:jc w:val="center"/>
-            </w:pPr>
-            <w:r>
+              <w:rPr>
+                <w:rFonts w:ascii="Calibri" w:hAnsi="Calibri" w:cs="Calibri"/>
+                <w:sz w:val="22"/>
+                <w:szCs w:val="22"/>
+              </w:rPr>
+            </w:pPr>
+            <w:r>
+              <w:rPr>
+                <w:rFonts w:ascii="Calibri" w:hAnsi="Calibri" w:cs="Calibri"/>
+                <w:sz w:val="22"/>
+                <w:szCs w:val="22"/>
+              </w:rPr>
               <w:t>Visualization</w:t>
             </w:r>
           </w:p>
@@ -1090,11 +2053,17 @@
             <w:pPr>
               <w:pStyle w:val="StandardWeb"/>
               <w:rPr>
+                <w:rFonts w:ascii="Calibri" w:hAnsi="Calibri" w:cs="Calibri"/>
+                <w:sz w:val="22"/>
+                <w:szCs w:val="22"/>
                 <w:lang w:val="en-US"/>
               </w:rPr>
             </w:pPr>
             <w:r>
               <w:rPr>
+                <w:rFonts w:ascii="Calibri" w:hAnsi="Calibri" w:cs="Calibri"/>
+                <w:sz w:val="22"/>
+                <w:szCs w:val="22"/>
                 <w:lang w:val="en-US"/>
               </w:rPr>
               <w:t>H. Wickham. ggplot2: Elegant Graphics for Data Analysis. Springer-Verlag New York, 2016.</w:t>
@@ -1114,9 +2083,19 @@
           <w:p>
             <w:pPr>
               <w:jc w:val="center"/>
+              <w:rPr>
+                <w:rFonts w:ascii="Calibri" w:hAnsi="Calibri" w:cs="Calibri"/>
+                <w:sz w:val="22"/>
+                <w:szCs w:val="22"/>
+              </w:rPr>
             </w:pPr>
             <w:proofErr w:type="spellStart"/>
             <w:r>
+              <w:rPr>
+                <w:rFonts w:ascii="Calibri" w:hAnsi="Calibri" w:cs="Calibri"/>
+                <w:sz w:val="22"/>
+                <w:szCs w:val="22"/>
+              </w:rPr>
               <w:t>lessR</w:t>
             </w:r>
             <w:proofErr w:type="spellEnd"/>
@@ -1130,8 +2109,18 @@
           <w:p>
             <w:pPr>
               <w:jc w:val="center"/>
-            </w:pPr>
-            <w:r>
+              <w:rPr>
+                <w:rFonts w:ascii="Calibri" w:hAnsi="Calibri" w:cs="Calibri"/>
+                <w:sz w:val="22"/>
+                <w:szCs w:val="22"/>
+              </w:rPr>
+            </w:pPr>
+            <w:r>
+              <w:rPr>
+                <w:rFonts w:ascii="Calibri" w:hAnsi="Calibri" w:cs="Calibri"/>
+                <w:sz w:val="22"/>
+                <w:szCs w:val="22"/>
+              </w:rPr>
               <w:t>Visualization</w:t>
             </w:r>
           </w:p>
@@ -1144,18 +2133,31 @@
           <w:p>
             <w:pPr>
               <w:pStyle w:val="StandardWeb"/>
-            </w:pPr>
-            <w:r>
-              <w:rPr>
+              <w:rPr>
+                <w:rFonts w:ascii="Calibri" w:hAnsi="Calibri" w:cs="Calibri"/>
+                <w:sz w:val="22"/>
+                <w:szCs w:val="22"/>
                 <w:lang w:val="en-US"/>
               </w:rPr>
+            </w:pPr>
+            <w:r>
+              <w:rPr>
+                <w:rFonts w:ascii="Calibri" w:hAnsi="Calibri" w:cs="Calibri"/>
+                <w:sz w:val="22"/>
+                <w:szCs w:val="22"/>
+                <w:lang w:val="en-US"/>
+              </w:rPr>
               <w:t xml:space="preserve">Gerbing D (2025). </w:t>
             </w:r>
             <w:proofErr w:type="spellStart"/>
             <w:r>
               <w:rPr>
                 <w:rStyle w:val="Hervorhebung"/>
-                <w:rFonts w:eastAsiaTheme="majorEastAsia"/>
+                <w:rFonts w:ascii="Calibri" w:eastAsiaTheme="majorEastAsia" w:hAnsi="Calibri" w:cs="Calibri"/>
+                <w:i w:val="0"/>
+                <w:iCs w:val="0"/>
+                <w:sz w:val="22"/>
+                <w:szCs w:val="22"/>
                 <w:lang w:val="en-US"/>
               </w:rPr>
               <w:t>lessR</w:t>
@@ -1164,46 +2166,40 @@
             <w:r>
               <w:rPr>
                 <w:rStyle w:val="Hervorhebung"/>
-                <w:rFonts w:eastAsiaTheme="majorEastAsia"/>
+                <w:rFonts w:ascii="Calibri" w:eastAsiaTheme="majorEastAsia" w:hAnsi="Calibri" w:cs="Calibri"/>
+                <w:i w:val="0"/>
+                <w:iCs w:val="0"/>
+                <w:sz w:val="22"/>
+                <w:szCs w:val="22"/>
                 <w:lang w:val="en-US"/>
               </w:rPr>
               <w:t>: Less Code, More Results</w:t>
             </w:r>
             <w:r>
               <w:rPr>
+                <w:rFonts w:ascii="Calibri" w:hAnsi="Calibri" w:cs="Calibri"/>
+                <w:sz w:val="22"/>
+                <w:szCs w:val="22"/>
                 <w:lang w:val="en-US"/>
               </w:rPr>
-              <w:t xml:space="preserve">. </w:t>
-            </w:r>
-            <w:r>
-              <w:t xml:space="preserve">R </w:t>
-            </w:r>
-            <w:proofErr w:type="spellStart"/>
-            <w:r>
-              <w:t>package</w:t>
-            </w:r>
-            <w:proofErr w:type="spellEnd"/>
-            <w:r>
-              <w:t xml:space="preserve"> </w:t>
-            </w:r>
-            <w:proofErr w:type="spellStart"/>
-            <w:r>
-              <w:t>version</w:t>
-            </w:r>
-            <w:proofErr w:type="spellEnd"/>
-            <w:r>
-              <w:t xml:space="preserve"> 4.4.5, &lt;https://CRAN.R-project.org/package=lessR&gt;.</w:t>
+              <w:t>. R package version 4.4.5, &lt;https://CRAN.R-project.org/package=lessR&gt;.</w:t>
             </w:r>
           </w:p>
           <w:p>
             <w:pPr>
               <w:pStyle w:val="StandardWeb"/>
               <w:rPr>
+                <w:rFonts w:ascii="Calibri" w:hAnsi="Calibri" w:cs="Calibri"/>
+                <w:sz w:val="22"/>
+                <w:szCs w:val="22"/>
                 <w:lang w:val="en-US"/>
               </w:rPr>
             </w:pPr>
             <w:r>
               <w:rPr>
+                <w:rFonts w:ascii="Calibri" w:hAnsi="Calibri" w:cs="Calibri"/>
+                <w:sz w:val="22"/>
+                <w:szCs w:val="22"/>
                 <w:lang w:val="en-US"/>
               </w:rPr>
               <w:t>Gerbing DW (2021). “Enhancement of the Command-Line Environment for use in the Introductory Statistics Course and Beyond.”</w:t>
@@ -1213,19 +2209,29 @@
             <w:pPr>
               <w:pStyle w:val="StandardWeb"/>
               <w:rPr>
+                <w:rFonts w:ascii="Calibri" w:hAnsi="Calibri" w:cs="Calibri"/>
+                <w:sz w:val="22"/>
+                <w:szCs w:val="22"/>
                 <w:lang w:val="en-US"/>
               </w:rPr>
             </w:pPr>
             <w:r>
               <w:rPr>
                 <w:rStyle w:val="Hervorhebung"/>
-                <w:rFonts w:eastAsiaTheme="majorEastAsia"/>
+                <w:rFonts w:ascii="Calibri" w:eastAsiaTheme="majorEastAsia" w:hAnsi="Calibri" w:cs="Calibri"/>
+                <w:i w:val="0"/>
+                <w:iCs w:val="0"/>
+                <w:sz w:val="22"/>
+                <w:szCs w:val="22"/>
                 <w:lang w:val="en-US"/>
               </w:rPr>
               <w:t>Journal of Statistics and Data Science Education</w:t>
             </w:r>
             <w:r>
               <w:rPr>
+                <w:rFonts w:ascii="Calibri" w:hAnsi="Calibri" w:cs="Calibri"/>
+                <w:sz w:val="22"/>
+                <w:szCs w:val="22"/>
                 <w:lang w:val="en-US"/>
               </w:rPr>
               <w:t xml:space="preserve">, </w:t>
@@ -1233,13 +2239,20 @@
             <w:r>
               <w:rPr>
                 <w:rStyle w:val="Hervorhebung"/>
-                <w:rFonts w:eastAsiaTheme="majorEastAsia"/>
+                <w:rFonts w:ascii="Calibri" w:eastAsiaTheme="majorEastAsia" w:hAnsi="Calibri" w:cs="Calibri"/>
+                <w:i w:val="0"/>
+                <w:iCs w:val="0"/>
+                <w:sz w:val="22"/>
+                <w:szCs w:val="22"/>
                 <w:lang w:val="en-US"/>
               </w:rPr>
               <w:t>29</w:t>
             </w:r>
             <w:r>
               <w:rPr>
+                <w:rFonts w:ascii="Calibri" w:hAnsi="Calibri" w:cs="Calibri"/>
+                <w:sz w:val="22"/>
+                <w:szCs w:val="22"/>
                 <w:lang w:val="en-US"/>
               </w:rPr>
               <w:t>(3), 251-256. doi:10.1080/26939169.2021.1999871</w:t>
@@ -1249,11 +2262,17 @@
             <w:pPr>
               <w:pStyle w:val="StandardWeb"/>
               <w:rPr>
+                <w:rFonts w:ascii="Calibri" w:hAnsi="Calibri" w:cs="Calibri"/>
+                <w:sz w:val="22"/>
+                <w:szCs w:val="22"/>
                 <w:lang w:val="en-US"/>
               </w:rPr>
             </w:pPr>
             <w:r>
               <w:rPr>
+                <w:rFonts w:ascii="Calibri" w:hAnsi="Calibri" w:cs="Calibri"/>
+                <w:sz w:val="22"/>
+                <w:szCs w:val="22"/>
                 <w:lang w:val="en-US"/>
               </w:rPr>
               <w:t>&lt;https://doi.org/10.1080/26939169.2021.1999871&gt;.</w:t>
@@ -1273,8 +2292,18 @@
           <w:p>
             <w:pPr>
               <w:jc w:val="center"/>
-            </w:pPr>
-            <w:r>
+              <w:rPr>
+                <w:rFonts w:ascii="Calibri" w:hAnsi="Calibri" w:cs="Calibri"/>
+                <w:sz w:val="22"/>
+                <w:szCs w:val="22"/>
+              </w:rPr>
+            </w:pPr>
+            <w:r>
+              <w:rPr>
+                <w:rFonts w:ascii="Calibri" w:hAnsi="Calibri" w:cs="Calibri"/>
+                <w:sz w:val="22"/>
+                <w:szCs w:val="22"/>
+              </w:rPr>
               <w:t>biomaRt</w:t>
             </w:r>
           </w:p>
@@ -1287,8 +2316,18 @@
           <w:p>
             <w:pPr>
               <w:jc w:val="center"/>
-            </w:pPr>
-            <w:r>
+              <w:rPr>
+                <w:rFonts w:ascii="Calibri" w:hAnsi="Calibri" w:cs="Calibri"/>
+                <w:sz w:val="22"/>
+                <w:szCs w:val="22"/>
+              </w:rPr>
+            </w:pPr>
+            <w:r>
+              <w:rPr>
+                <w:rFonts w:ascii="Calibri" w:hAnsi="Calibri" w:cs="Calibri"/>
+                <w:sz w:val="22"/>
+                <w:szCs w:val="22"/>
+              </w:rPr>
               <w:t>Cross-reference and gene annotation</w:t>
             </w:r>
           </w:p>
@@ -1302,11 +2341,17 @@
             <w:pPr>
               <w:pStyle w:val="StandardWeb"/>
               <w:rPr>
+                <w:rFonts w:ascii="Calibri" w:hAnsi="Calibri" w:cs="Calibri"/>
+                <w:sz w:val="22"/>
+                <w:szCs w:val="22"/>
                 <w:lang w:val="en-US"/>
               </w:rPr>
             </w:pPr>
             <w:r>
               <w:rPr>
+                <w:rFonts w:ascii="Calibri" w:hAnsi="Calibri" w:cs="Calibri"/>
+                <w:sz w:val="22"/>
+                <w:szCs w:val="22"/>
                 <w:lang w:val="en-US"/>
               </w:rPr>
               <w:t>Mapping identifiers for the integration of genomic datasets with the R/Bioconductor package biomaRt. Steffen Durinck, Paul</w:t>
@@ -1316,11 +2361,17 @@
             <w:pPr>
               <w:pStyle w:val="StandardWeb"/>
               <w:rPr>
+                <w:rFonts w:ascii="Calibri" w:hAnsi="Calibri" w:cs="Calibri"/>
+                <w:sz w:val="22"/>
+                <w:szCs w:val="22"/>
                 <w:lang w:val="en-US"/>
               </w:rPr>
             </w:pPr>
             <w:r>
               <w:rPr>
+                <w:rFonts w:ascii="Calibri" w:hAnsi="Calibri" w:cs="Calibri"/>
+                <w:sz w:val="22"/>
+                <w:szCs w:val="22"/>
                 <w:lang w:val="en-US"/>
               </w:rPr>
               <w:t>T. Spellman, Ewan Birney and Wolfgang Huber, Nature Protocols 4, 1184-1191 (2009).</w:t>
@@ -1330,12 +2381,18 @@
             <w:pPr>
               <w:pStyle w:val="StandardWeb"/>
               <w:rPr>
+                <w:rFonts w:ascii="Calibri" w:hAnsi="Calibri" w:cs="Calibri"/>
+                <w:sz w:val="22"/>
+                <w:szCs w:val="22"/>
                 <w:lang w:val="en-US"/>
               </w:rPr>
             </w:pPr>
             <w:proofErr w:type="spellStart"/>
             <w:r>
               <w:rPr>
+                <w:rFonts w:ascii="Calibri" w:hAnsi="Calibri" w:cs="Calibri"/>
+                <w:sz w:val="22"/>
+                <w:szCs w:val="22"/>
                 <w:lang w:val="en-US"/>
               </w:rPr>
               <w:t>BioMart</w:t>
@@ -1343,6 +2400,9 @@
             <w:proofErr w:type="spellEnd"/>
             <w:r>
               <w:rPr>
+                <w:rFonts w:ascii="Calibri" w:hAnsi="Calibri" w:cs="Calibri"/>
+                <w:sz w:val="22"/>
+                <w:szCs w:val="22"/>
                 <w:lang w:val="en-US"/>
               </w:rPr>
               <w:t xml:space="preserve"> and Bioconductor: a powerful link between biological databases and microarray data analysis. Steffen Durinck, Yves</w:t>
@@ -1352,11 +2412,17 @@
             <w:pPr>
               <w:pStyle w:val="StandardWeb"/>
               <w:rPr>
+                <w:rFonts w:ascii="Calibri" w:hAnsi="Calibri" w:cs="Calibri"/>
+                <w:sz w:val="22"/>
+                <w:szCs w:val="22"/>
                 <w:lang w:val="en-US"/>
               </w:rPr>
             </w:pPr>
             <w:r>
               <w:rPr>
+                <w:rFonts w:ascii="Calibri" w:hAnsi="Calibri" w:cs="Calibri"/>
+                <w:sz w:val="22"/>
+                <w:szCs w:val="22"/>
                 <w:lang w:val="en-US"/>
               </w:rPr>
               <w:t xml:space="preserve">Moreau, Arek Kasprzyk, Sean Davis, Bart De Moor, Alvis </w:t>
@@ -1364,6 +2430,9 @@
             <w:proofErr w:type="spellStart"/>
             <w:r>
               <w:rPr>
+                <w:rFonts w:ascii="Calibri" w:hAnsi="Calibri" w:cs="Calibri"/>
+                <w:sz w:val="22"/>
+                <w:szCs w:val="22"/>
                 <w:lang w:val="en-US"/>
               </w:rPr>
               <w:t>Brazma</w:t>
@@ -1371,6 +2440,9 @@
             <w:proofErr w:type="spellEnd"/>
             <w:r>
               <w:rPr>
+                <w:rFonts w:ascii="Calibri" w:hAnsi="Calibri" w:cs="Calibri"/>
+                <w:sz w:val="22"/>
+                <w:szCs w:val="22"/>
                 <w:lang w:val="en-US"/>
               </w:rPr>
               <w:t xml:space="preserve"> and Wolfgang Huber, Bioinformatics 21, 3439-3440 (2005).</w:t>
@@ -1390,9 +2462,19 @@
           <w:p>
             <w:pPr>
               <w:jc w:val="center"/>
+              <w:rPr>
+                <w:rFonts w:ascii="Calibri" w:hAnsi="Calibri" w:cs="Calibri"/>
+                <w:sz w:val="22"/>
+                <w:szCs w:val="22"/>
+              </w:rPr>
             </w:pPr>
             <w:proofErr w:type="spellStart"/>
             <w:r>
+              <w:rPr>
+                <w:rFonts w:ascii="Calibri" w:hAnsi="Calibri" w:cs="Calibri"/>
+                <w:sz w:val="22"/>
+                <w:szCs w:val="22"/>
+              </w:rPr>
               <w:t>rmarkdown</w:t>
             </w:r>
             <w:proofErr w:type="spellEnd"/>
@@ -1406,8 +2488,18 @@
           <w:p>
             <w:pPr>
               <w:jc w:val="center"/>
-            </w:pPr>
-            <w:r>
+              <w:rPr>
+                <w:rFonts w:ascii="Calibri" w:hAnsi="Calibri" w:cs="Calibri"/>
+                <w:sz w:val="22"/>
+                <w:szCs w:val="22"/>
+              </w:rPr>
+            </w:pPr>
+            <w:r>
+              <w:rPr>
+                <w:rFonts w:ascii="Calibri" w:hAnsi="Calibri" w:cs="Calibri"/>
+                <w:sz w:val="22"/>
+                <w:szCs w:val="22"/>
+              </w:rPr>
               <w:t>Report generation</w:t>
             </w:r>
           </w:p>
@@ -1421,11 +2513,17 @@
             <w:pPr>
               <w:pStyle w:val="StandardWeb"/>
               <w:rPr>
+                <w:rFonts w:ascii="Calibri" w:hAnsi="Calibri" w:cs="Calibri"/>
+                <w:sz w:val="22"/>
+                <w:szCs w:val="22"/>
                 <w:lang w:val="en-US"/>
               </w:rPr>
             </w:pPr>
             <w:r>
               <w:rPr>
+                <w:rFonts w:ascii="Calibri" w:hAnsi="Calibri" w:cs="Calibri"/>
+                <w:sz w:val="22"/>
+                <w:szCs w:val="22"/>
                 <w:lang w:val="en-US"/>
               </w:rPr>
               <w:t xml:space="preserve">Allaire J, Xie Y, </w:t>
@@ -1433,6 +2531,9 @@
             <w:proofErr w:type="spellStart"/>
             <w:r>
               <w:rPr>
+                <w:rFonts w:ascii="Calibri" w:hAnsi="Calibri" w:cs="Calibri"/>
+                <w:sz w:val="22"/>
+                <w:szCs w:val="22"/>
                 <w:lang w:val="en-US"/>
               </w:rPr>
               <w:t>Dervieux</w:t>
@@ -1440,6 +2541,9 @@
             <w:proofErr w:type="spellEnd"/>
             <w:r>
               <w:rPr>
+                <w:rFonts w:ascii="Calibri" w:hAnsi="Calibri" w:cs="Calibri"/>
+                <w:sz w:val="22"/>
+                <w:szCs w:val="22"/>
                 <w:lang w:val="en-US"/>
               </w:rPr>
               <w:t xml:space="preserve"> C, McPherson J, </w:t>
@@ -1447,6 +2551,9 @@
             <w:proofErr w:type="spellStart"/>
             <w:r>
               <w:rPr>
+                <w:rFonts w:ascii="Calibri" w:hAnsi="Calibri" w:cs="Calibri"/>
+                <w:sz w:val="22"/>
+                <w:szCs w:val="22"/>
                 <w:lang w:val="en-US"/>
               </w:rPr>
               <w:t>Luraschi</w:t>
@@ -1454,6 +2561,9 @@
             <w:proofErr w:type="spellEnd"/>
             <w:r>
               <w:rPr>
+                <w:rFonts w:ascii="Calibri" w:hAnsi="Calibri" w:cs="Calibri"/>
+                <w:sz w:val="22"/>
+                <w:szCs w:val="22"/>
                 <w:lang w:val="en-US"/>
               </w:rPr>
               <w:t xml:space="preserve"> J, </w:t>
@@ -1461,6 +2571,9 @@
             <w:proofErr w:type="spellStart"/>
             <w:r>
               <w:rPr>
+                <w:rFonts w:ascii="Calibri" w:hAnsi="Calibri" w:cs="Calibri"/>
+                <w:sz w:val="22"/>
+                <w:szCs w:val="22"/>
                 <w:lang w:val="en-US"/>
               </w:rPr>
               <w:t>Ushey</w:t>
@@ -1468,6 +2581,9 @@
             <w:proofErr w:type="spellEnd"/>
             <w:r>
               <w:rPr>
+                <w:rFonts w:ascii="Calibri" w:hAnsi="Calibri" w:cs="Calibri"/>
+                <w:sz w:val="22"/>
+                <w:szCs w:val="22"/>
                 <w:lang w:val="en-US"/>
               </w:rPr>
               <w:t xml:space="preserve"> K, Atkins A, Wickham H, Cheng J, Chang W, Iannone R (2024).</w:t>
@@ -1477,6 +2593,9 @@
             <w:pPr>
               <w:pStyle w:val="StandardWeb"/>
               <w:rPr>
+                <w:rFonts w:ascii="Calibri" w:hAnsi="Calibri" w:cs="Calibri"/>
+                <w:sz w:val="22"/>
+                <w:szCs w:val="22"/>
                 <w:lang w:val="en-US"/>
               </w:rPr>
             </w:pPr>
@@ -1484,7 +2603,11 @@
             <w:r>
               <w:rPr>
                 <w:rStyle w:val="Hervorhebung"/>
-                <w:rFonts w:eastAsiaTheme="majorEastAsia"/>
+                <w:rFonts w:ascii="Calibri" w:eastAsiaTheme="majorEastAsia" w:hAnsi="Calibri" w:cs="Calibri"/>
+                <w:i w:val="0"/>
+                <w:iCs w:val="0"/>
+                <w:sz w:val="22"/>
+                <w:szCs w:val="22"/>
                 <w:lang w:val="en-US"/>
               </w:rPr>
               <w:t>rmarkdown</w:t>
@@ -1493,13 +2616,20 @@
             <w:r>
               <w:rPr>
                 <w:rStyle w:val="Hervorhebung"/>
-                <w:rFonts w:eastAsiaTheme="majorEastAsia"/>
+                <w:rFonts w:ascii="Calibri" w:eastAsiaTheme="majorEastAsia" w:hAnsi="Calibri" w:cs="Calibri"/>
+                <w:i w:val="0"/>
+                <w:iCs w:val="0"/>
+                <w:sz w:val="22"/>
+                <w:szCs w:val="22"/>
                 <w:lang w:val="en-US"/>
               </w:rPr>
               <w:t>: Dynamic Documents for R</w:t>
             </w:r>
             <w:r>
               <w:rPr>
+                <w:rFonts w:ascii="Calibri" w:hAnsi="Calibri" w:cs="Calibri"/>
+                <w:sz w:val="22"/>
+                <w:szCs w:val="22"/>
                 <w:lang w:val="en-US"/>
               </w:rPr>
               <w:t>. R package version 2.29, &lt;https://github.com/rstudio/rmarkdown&gt;.</w:t>
@@ -1519,9 +2649,19 @@
           <w:p>
             <w:pPr>
               <w:jc w:val="center"/>
+              <w:rPr>
+                <w:rFonts w:ascii="Calibri" w:hAnsi="Calibri" w:cs="Calibri"/>
+                <w:sz w:val="22"/>
+                <w:szCs w:val="22"/>
+              </w:rPr>
             </w:pPr>
             <w:proofErr w:type="spellStart"/>
             <w:r>
+              <w:rPr>
+                <w:rFonts w:ascii="Calibri" w:hAnsi="Calibri" w:cs="Calibri"/>
+                <w:sz w:val="22"/>
+                <w:szCs w:val="22"/>
+              </w:rPr>
               <w:t>tidyr</w:t>
             </w:r>
             <w:proofErr w:type="spellEnd"/>
@@ -1535,8 +2675,18 @@
           <w:p>
             <w:pPr>
               <w:jc w:val="center"/>
-            </w:pPr>
-            <w:r>
+              <w:rPr>
+                <w:rFonts w:ascii="Calibri" w:hAnsi="Calibri" w:cs="Calibri"/>
+                <w:sz w:val="22"/>
+                <w:szCs w:val="22"/>
+              </w:rPr>
+            </w:pPr>
+            <w:r>
+              <w:rPr>
+                <w:rFonts w:ascii="Calibri" w:hAnsi="Calibri" w:cs="Calibri"/>
+                <w:sz w:val="22"/>
+                <w:szCs w:val="22"/>
+              </w:rPr>
               <w:t>Data manipulation</w:t>
             </w:r>
           </w:p>
@@ -1549,16 +2699,28 @@
           <w:p>
             <w:pPr>
               <w:pStyle w:val="StandardWeb"/>
-            </w:pPr>
-            <w:r>
-              <w:rPr>
+              <w:rPr>
+                <w:rFonts w:ascii="Calibri" w:hAnsi="Calibri" w:cs="Calibri"/>
+                <w:sz w:val="22"/>
+                <w:szCs w:val="22"/>
                 <w:lang w:val="en-US"/>
               </w:rPr>
+            </w:pPr>
+            <w:r>
+              <w:rPr>
+                <w:rFonts w:ascii="Calibri" w:hAnsi="Calibri" w:cs="Calibri"/>
+                <w:sz w:val="22"/>
+                <w:szCs w:val="22"/>
+                <w:lang w:val="en-US"/>
+              </w:rPr>
               <w:t xml:space="preserve">Wickham H, Vaughan D, </w:t>
             </w:r>
             <w:proofErr w:type="spellStart"/>
             <w:r>
               <w:rPr>
+                <w:rFonts w:ascii="Calibri" w:hAnsi="Calibri" w:cs="Calibri"/>
+                <w:sz w:val="22"/>
+                <w:szCs w:val="22"/>
                 <w:lang w:val="en-US"/>
               </w:rPr>
               <w:t>Girlich</w:t>
@@ -1566,6 +2728,9 @@
             <w:proofErr w:type="spellEnd"/>
             <w:r>
               <w:rPr>
+                <w:rFonts w:ascii="Calibri" w:hAnsi="Calibri" w:cs="Calibri"/>
+                <w:sz w:val="22"/>
+                <w:szCs w:val="22"/>
                 <w:lang w:val="en-US"/>
               </w:rPr>
               <w:t xml:space="preserve"> M (2024). </w:t>
@@ -1574,7 +2739,11 @@
             <w:r>
               <w:rPr>
                 <w:rStyle w:val="Hervorhebung"/>
-                <w:rFonts w:eastAsiaTheme="majorEastAsia"/>
+                <w:rFonts w:ascii="Calibri" w:eastAsiaTheme="majorEastAsia" w:hAnsi="Calibri" w:cs="Calibri"/>
+                <w:i w:val="0"/>
+                <w:iCs w:val="0"/>
+                <w:sz w:val="22"/>
+                <w:szCs w:val="22"/>
                 <w:lang w:val="en-US"/>
               </w:rPr>
               <w:t>tidyr</w:t>
@@ -1583,42 +2752,42 @@
             <w:r>
               <w:rPr>
                 <w:rStyle w:val="Hervorhebung"/>
-                <w:rFonts w:eastAsiaTheme="majorEastAsia"/>
+                <w:rFonts w:ascii="Calibri" w:eastAsiaTheme="majorEastAsia" w:hAnsi="Calibri" w:cs="Calibri"/>
+                <w:i w:val="0"/>
+                <w:iCs w:val="0"/>
+                <w:sz w:val="22"/>
+                <w:szCs w:val="22"/>
                 <w:lang w:val="en-US"/>
               </w:rPr>
               <w:t>: Tidy Messy Data</w:t>
             </w:r>
             <w:r>
               <w:rPr>
+                <w:rFonts w:ascii="Calibri" w:hAnsi="Calibri" w:cs="Calibri"/>
+                <w:sz w:val="22"/>
+                <w:szCs w:val="22"/>
                 <w:lang w:val="en-US"/>
               </w:rPr>
-              <w:t xml:space="preserve">. </w:t>
-            </w:r>
-            <w:r>
-              <w:t xml:space="preserve">R </w:t>
-            </w:r>
-            <w:proofErr w:type="spellStart"/>
-            <w:r>
-              <w:t>package</w:t>
-            </w:r>
-            <w:proofErr w:type="spellEnd"/>
-            <w:r>
-              <w:t xml:space="preserve"> </w:t>
-            </w:r>
-            <w:proofErr w:type="spellStart"/>
-            <w:r>
-              <w:t>version</w:t>
-            </w:r>
-            <w:proofErr w:type="spellEnd"/>
-            <w:r>
-              <w:t xml:space="preserve"> 1.3.1,</w:t>
+              <w:t>. R package version 1.3.1,</w:t>
             </w:r>
           </w:p>
           <w:p>
             <w:pPr>
               <w:pStyle w:val="StandardWeb"/>
-            </w:pPr>
-            <w:r>
+              <w:rPr>
+                <w:rFonts w:ascii="Calibri" w:hAnsi="Calibri" w:cs="Calibri"/>
+                <w:sz w:val="22"/>
+                <w:szCs w:val="22"/>
+                <w:lang w:val="en-US"/>
+              </w:rPr>
+            </w:pPr>
+            <w:r>
+              <w:rPr>
+                <w:rFonts w:ascii="Calibri" w:hAnsi="Calibri" w:cs="Calibri"/>
+                <w:sz w:val="22"/>
+                <w:szCs w:val="22"/>
+                <w:lang w:val="en-US"/>
+              </w:rPr>
               <w:t>&lt;https://CRAN.R-project.org/package=tidyr&gt;.</w:t>
             </w:r>
           </w:p>
@@ -1636,11 +2805,28 @@
           </w:tcPr>
           <w:p>
             <w:pPr>
-              <w:jc w:val="center"/>
-            </w:pPr>
-            <w:r>
+              <w:rPr>
+                <w:rFonts w:ascii="Calibri" w:hAnsi="Calibri" w:cs="Calibri"/>
+                <w:sz w:val="22"/>
+                <w:szCs w:val="22"/>
+              </w:rPr>
+            </w:pPr>
+            <w:r>
+              <w:rPr>
+                <w:rFonts w:ascii="Calibri" w:hAnsi="Calibri" w:cs="Calibri"/>
+                <w:sz w:val="22"/>
+                <w:szCs w:val="22"/>
+              </w:rPr>
               <w:t>Python module</w:t>
             </w:r>
+            <w:r>
+              <w:rPr>
+                <w:rFonts w:ascii="Calibri" w:hAnsi="Calibri" w:cs="Calibri"/>
+                <w:sz w:val="22"/>
+                <w:szCs w:val="22"/>
+              </w:rPr>
+              <w:t>s</w:t>
+            </w:r>
           </w:p>
         </w:tc>
         <w:tc>
@@ -1648,7 +2834,15 @@
             <w:tcW w:w="5214" w:type="dxa"/>
             <w:vAlign w:val="center"/>
           </w:tcPr>
-          <w:p/>
+          <w:p>
+            <w:pPr>
+              <w:rPr>
+                <w:rFonts w:ascii="Calibri" w:hAnsi="Calibri" w:cs="Calibri"/>
+                <w:sz w:val="22"/>
+                <w:szCs w:val="22"/>
+              </w:rPr>
+            </w:pPr>
+          </w:p>
         </w:tc>
       </w:tr>
       <w:tr>
@@ -1663,8 +2857,18 @@
           <w:p>
             <w:pPr>
               <w:jc w:val="center"/>
-            </w:pPr>
-            <w:r>
+              <w:rPr>
+                <w:rFonts w:ascii="Calibri" w:hAnsi="Calibri" w:cs="Calibri"/>
+                <w:sz w:val="22"/>
+                <w:szCs w:val="22"/>
+              </w:rPr>
+            </w:pPr>
+            <w:r>
+              <w:rPr>
+                <w:rFonts w:ascii="Calibri" w:hAnsi="Calibri" w:cs="Calibri"/>
+                <w:sz w:val="22"/>
+                <w:szCs w:val="22"/>
+              </w:rPr>
               <w:t>Panda</w:t>
             </w:r>
           </w:p>
@@ -1677,6 +2881,11 @@
           <w:p>
             <w:pPr>
               <w:jc w:val="center"/>
+              <w:rPr>
+                <w:rFonts w:ascii="Calibri" w:hAnsi="Calibri" w:cs="Calibri"/>
+                <w:sz w:val="22"/>
+                <w:szCs w:val="22"/>
+              </w:rPr>
             </w:pPr>
           </w:p>
         </w:tc>
@@ -1685,7 +2894,15 @@
             <w:tcW w:w="5214" w:type="dxa"/>
             <w:vAlign w:val="center"/>
           </w:tcPr>
-          <w:p/>
+          <w:p>
+            <w:pPr>
+              <w:rPr>
+                <w:rFonts w:ascii="Calibri" w:hAnsi="Calibri" w:cs="Calibri"/>
+                <w:sz w:val="22"/>
+                <w:szCs w:val="22"/>
+              </w:rPr>
+            </w:pPr>
+          </w:p>
         </w:tc>
       </w:tr>
       <w:tr>
@@ -1700,9 +2917,19 @@
           <w:p>
             <w:pPr>
               <w:jc w:val="center"/>
+              <w:rPr>
+                <w:rFonts w:ascii="Calibri" w:hAnsi="Calibri" w:cs="Calibri"/>
+                <w:sz w:val="22"/>
+                <w:szCs w:val="22"/>
+              </w:rPr>
             </w:pPr>
             <w:proofErr w:type="spellStart"/>
             <w:r>
+              <w:rPr>
+                <w:rFonts w:ascii="Calibri" w:hAnsi="Calibri" w:cs="Calibri"/>
+                <w:sz w:val="22"/>
+                <w:szCs w:val="22"/>
+              </w:rPr>
               <w:t>sklearn</w:t>
             </w:r>
             <w:proofErr w:type="spellEnd"/>
@@ -1716,6 +2943,11 @@
           <w:p>
             <w:pPr>
               <w:jc w:val="center"/>
+              <w:rPr>
+                <w:rFonts w:ascii="Calibri" w:hAnsi="Calibri" w:cs="Calibri"/>
+                <w:sz w:val="22"/>
+                <w:szCs w:val="22"/>
+              </w:rPr>
             </w:pPr>
           </w:p>
         </w:tc>
@@ -1724,7 +2956,15 @@
             <w:tcW w:w="5214" w:type="dxa"/>
             <w:vAlign w:val="center"/>
           </w:tcPr>
-          <w:p/>
+          <w:p>
+            <w:pPr>
+              <w:rPr>
+                <w:rFonts w:ascii="Calibri" w:hAnsi="Calibri" w:cs="Calibri"/>
+                <w:sz w:val="22"/>
+                <w:szCs w:val="22"/>
+              </w:rPr>
+            </w:pPr>
+          </w:p>
         </w:tc>
       </w:tr>
       <w:tr>
@@ -1739,10 +2979,19 @@
           <w:p>
             <w:pPr>
               <w:jc w:val="center"/>
+              <w:rPr>
+                <w:rFonts w:ascii="Calibri" w:hAnsi="Calibri" w:cs="Calibri"/>
+                <w:sz w:val="22"/>
+                <w:szCs w:val="22"/>
+              </w:rPr>
             </w:pPr>
             <w:proofErr w:type="spellStart"/>
             <w:r>
-              <w:lastRenderedPageBreak/>
+              <w:rPr>
+                <w:rFonts w:ascii="Calibri" w:hAnsi="Calibri" w:cs="Calibri"/>
+                <w:sz w:val="22"/>
+                <w:szCs w:val="22"/>
+              </w:rPr>
               <w:t>Numpy</w:t>
             </w:r>
             <w:proofErr w:type="spellEnd"/>
@@ -1756,6 +3005,11 @@
           <w:p>
             <w:pPr>
               <w:jc w:val="center"/>
+              <w:rPr>
+                <w:rFonts w:ascii="Calibri" w:hAnsi="Calibri" w:cs="Calibri"/>
+                <w:sz w:val="22"/>
+                <w:szCs w:val="22"/>
+              </w:rPr>
             </w:pPr>
           </w:p>
         </w:tc>
@@ -1764,7 +3018,15 @@
             <w:tcW w:w="5214" w:type="dxa"/>
             <w:vAlign w:val="center"/>
           </w:tcPr>
-          <w:p/>
+          <w:p>
+            <w:pPr>
+              <w:rPr>
+                <w:rFonts w:ascii="Calibri" w:hAnsi="Calibri" w:cs="Calibri"/>
+                <w:sz w:val="22"/>
+                <w:szCs w:val="22"/>
+              </w:rPr>
+            </w:pPr>
+          </w:p>
         </w:tc>
       </w:tr>
       <w:tr>
@@ -1779,9 +3041,19 @@
           <w:p>
             <w:pPr>
               <w:jc w:val="center"/>
+              <w:rPr>
+                <w:rFonts w:ascii="Calibri" w:hAnsi="Calibri" w:cs="Calibri"/>
+                <w:sz w:val="22"/>
+                <w:szCs w:val="22"/>
+              </w:rPr>
             </w:pPr>
             <w:proofErr w:type="spellStart"/>
             <w:r>
+              <w:rPr>
+                <w:rFonts w:ascii="Calibri" w:hAnsi="Calibri" w:cs="Calibri"/>
+                <w:sz w:val="22"/>
+                <w:szCs w:val="22"/>
+              </w:rPr>
               <w:t>Bio.SeqUtils</w:t>
             </w:r>
             <w:proofErr w:type="spellEnd"/>
@@ -1795,6 +3067,11 @@
           <w:p>
             <w:pPr>
               <w:jc w:val="center"/>
+              <w:rPr>
+                <w:rFonts w:ascii="Calibri" w:hAnsi="Calibri" w:cs="Calibri"/>
+                <w:sz w:val="22"/>
+                <w:szCs w:val="22"/>
+              </w:rPr>
             </w:pPr>
           </w:p>
         </w:tc>
@@ -1803,7 +3080,15 @@
             <w:tcW w:w="5214" w:type="dxa"/>
             <w:vAlign w:val="center"/>
           </w:tcPr>
-          <w:p/>
+          <w:p>
+            <w:pPr>
+              <w:rPr>
+                <w:rFonts w:ascii="Calibri" w:hAnsi="Calibri" w:cs="Calibri"/>
+                <w:sz w:val="22"/>
+                <w:szCs w:val="22"/>
+              </w:rPr>
+            </w:pPr>
+          </w:p>
         </w:tc>
       </w:tr>
       <w:tr>
@@ -1818,9 +3103,19 @@
           <w:p>
             <w:pPr>
               <w:jc w:val="center"/>
+              <w:rPr>
+                <w:rFonts w:ascii="Calibri" w:hAnsi="Calibri" w:cs="Calibri"/>
+                <w:sz w:val="22"/>
+                <w:szCs w:val="22"/>
+              </w:rPr>
             </w:pPr>
             <w:proofErr w:type="spellStart"/>
             <w:r>
+              <w:rPr>
+                <w:rFonts w:ascii="Calibri" w:hAnsi="Calibri" w:cs="Calibri"/>
+                <w:sz w:val="22"/>
+                <w:szCs w:val="22"/>
+              </w:rPr>
               <w:t>Scipy</w:t>
             </w:r>
             <w:proofErr w:type="spellEnd"/>
@@ -1834,6 +3129,11 @@
           <w:p>
             <w:pPr>
               <w:jc w:val="center"/>
+              <w:rPr>
+                <w:rFonts w:ascii="Calibri" w:hAnsi="Calibri" w:cs="Calibri"/>
+                <w:sz w:val="22"/>
+                <w:szCs w:val="22"/>
+              </w:rPr>
             </w:pPr>
           </w:p>
         </w:tc>
@@ -1842,7 +3142,15 @@
             <w:tcW w:w="5214" w:type="dxa"/>
             <w:vAlign w:val="center"/>
           </w:tcPr>
-          <w:p/>
+          <w:p>
+            <w:pPr>
+              <w:rPr>
+                <w:rFonts w:ascii="Calibri" w:hAnsi="Calibri" w:cs="Calibri"/>
+                <w:sz w:val="22"/>
+                <w:szCs w:val="22"/>
+              </w:rPr>
+            </w:pPr>
+          </w:p>
         </w:tc>
       </w:tr>
       <w:tr>
@@ -1857,8 +3165,19 @@
           <w:p>
             <w:pPr>
               <w:jc w:val="center"/>
-            </w:pPr>
-            <w:r>
+              <w:rPr>
+                <w:rFonts w:ascii="Calibri" w:hAnsi="Calibri" w:cs="Calibri"/>
+                <w:sz w:val="22"/>
+                <w:szCs w:val="22"/>
+              </w:rPr>
+            </w:pPr>
+            <w:r>
+              <w:rPr>
+                <w:rFonts w:ascii="Calibri" w:hAnsi="Calibri" w:cs="Calibri"/>
+                <w:sz w:val="22"/>
+                <w:szCs w:val="22"/>
+              </w:rPr>
+              <w:lastRenderedPageBreak/>
               <w:t>peptides</w:t>
             </w:r>
           </w:p>
@@ -1871,6 +3190,11 @@
           <w:p>
             <w:pPr>
               <w:jc w:val="center"/>
+              <w:rPr>
+                <w:rFonts w:ascii="Calibri" w:hAnsi="Calibri" w:cs="Calibri"/>
+                <w:sz w:val="22"/>
+                <w:szCs w:val="22"/>
+              </w:rPr>
             </w:pPr>
           </w:p>
         </w:tc>
@@ -1879,7 +3203,15 @@
             <w:tcW w:w="5214" w:type="dxa"/>
             <w:vAlign w:val="center"/>
           </w:tcPr>
-          <w:p/>
+          <w:p>
+            <w:pPr>
+              <w:rPr>
+                <w:rFonts w:ascii="Calibri" w:hAnsi="Calibri" w:cs="Calibri"/>
+                <w:sz w:val="22"/>
+                <w:szCs w:val="22"/>
+              </w:rPr>
+            </w:pPr>
+          </w:p>
         </w:tc>
       </w:tr>
       <w:tr>
@@ -1894,9 +3226,19 @@
           <w:p>
             <w:pPr>
               <w:jc w:val="center"/>
+              <w:rPr>
+                <w:rFonts w:ascii="Calibri" w:hAnsi="Calibri" w:cs="Calibri"/>
+                <w:sz w:val="22"/>
+                <w:szCs w:val="22"/>
+              </w:rPr>
             </w:pPr>
             <w:proofErr w:type="spellStart"/>
             <w:r>
+              <w:rPr>
+                <w:rFonts w:ascii="Calibri" w:hAnsi="Calibri" w:cs="Calibri"/>
+                <w:sz w:val="22"/>
+                <w:szCs w:val="22"/>
+              </w:rPr>
               <w:t>CrossDome</w:t>
             </w:r>
             <w:proofErr w:type="spellEnd"/>
@@ -1911,11 +3253,17 @@
             <w:pPr>
               <w:pStyle w:val="StandardWeb"/>
               <w:rPr>
+                <w:rFonts w:ascii="Calibri" w:hAnsi="Calibri" w:cs="Calibri"/>
+                <w:sz w:val="22"/>
+                <w:szCs w:val="22"/>
                 <w:lang w:val="en-US"/>
               </w:rPr>
             </w:pPr>
             <w:r>
               <w:rPr>
+                <w:rFonts w:ascii="Calibri" w:hAnsi="Calibri" w:cs="Calibri"/>
+                <w:sz w:val="22"/>
+                <w:szCs w:val="22"/>
                 <w:lang w:val="en-US"/>
               </w:rPr>
               <w:t>An R package to measure cross-reactivity risk in the sequence-space</w:t>
@@ -1931,11 +3279,17 @@
             <w:pPr>
               <w:pStyle w:val="StandardWeb"/>
               <w:rPr>
+                <w:rFonts w:ascii="Calibri" w:hAnsi="Calibri" w:cs="Calibri"/>
+                <w:sz w:val="22"/>
+                <w:szCs w:val="22"/>
                 <w:lang w:val="en-US"/>
               </w:rPr>
             </w:pPr>
             <w:r>
               <w:rPr>
+                <w:rFonts w:ascii="Calibri" w:hAnsi="Calibri" w:cs="Calibri"/>
+                <w:sz w:val="22"/>
+                <w:szCs w:val="22"/>
                 <w:lang w:val="en-US"/>
               </w:rPr>
               <w:t xml:space="preserve">Fonseca A (2025). </w:t>
@@ -1944,7 +3298,11 @@
             <w:r>
               <w:rPr>
                 <w:rStyle w:val="Hervorhebung"/>
-                <w:rFonts w:eastAsiaTheme="majorEastAsia"/>
+                <w:rFonts w:ascii="Calibri" w:eastAsiaTheme="majorEastAsia" w:hAnsi="Calibri" w:cs="Calibri"/>
+                <w:i w:val="0"/>
+                <w:iCs w:val="0"/>
+                <w:sz w:val="22"/>
+                <w:szCs w:val="22"/>
                 <w:lang w:val="en-US"/>
               </w:rPr>
               <w:t>crossdome</w:t>
@@ -1953,13 +3311,20 @@
             <w:r>
               <w:rPr>
                 <w:rStyle w:val="Hervorhebung"/>
-                <w:rFonts w:eastAsiaTheme="majorEastAsia"/>
+                <w:rFonts w:ascii="Calibri" w:eastAsiaTheme="majorEastAsia" w:hAnsi="Calibri" w:cs="Calibri"/>
+                <w:i w:val="0"/>
+                <w:iCs w:val="0"/>
+                <w:sz w:val="22"/>
+                <w:szCs w:val="22"/>
                 <w:lang w:val="en-US"/>
               </w:rPr>
               <w:t>: An R package to measure cross-reactivity risk in the sequence-space</w:t>
             </w:r>
             <w:r>
               <w:rPr>
+                <w:rFonts w:ascii="Calibri" w:hAnsi="Calibri" w:cs="Calibri"/>
+                <w:sz w:val="22"/>
+                <w:szCs w:val="22"/>
                 <w:lang w:val="en-US"/>
               </w:rPr>
               <w:t>. R package version &lt;https://github.com/antuneslab/crossdome&gt;.</w:t>
@@ -1973,25 +3338,26 @@
         </w:trPr>
         <w:tc>
           <w:tcPr>
-            <w:tcW w:w="3848" w:type="dxa"/>
-            <w:gridSpan w:val="2"/>
-            <w:vAlign w:val="center"/>
-          </w:tcPr>
-          <w:p>
-            <w:pPr>
-              <w:jc w:val="center"/>
-            </w:pPr>
-          </w:p>
-        </w:tc>
-        <w:tc>
-          <w:tcPr>
-            <w:tcW w:w="5214" w:type="dxa"/>
-            <w:vAlign w:val="center"/>
-          </w:tcPr>
-          <w:p>
-            <w:pPr>
-              <w:jc w:val="center"/>
-            </w:pPr>
+            <w:tcW w:w="9062" w:type="dxa"/>
+            <w:gridSpan w:val="3"/>
+            <w:vAlign w:val="center"/>
+          </w:tcPr>
+          <w:p>
+            <w:pPr>
+              <w:rPr>
+                <w:rFonts w:ascii="Calibri" w:hAnsi="Calibri" w:cs="Calibri"/>
+                <w:sz w:val="22"/>
+                <w:szCs w:val="22"/>
+              </w:rPr>
+            </w:pPr>
+            <w:r>
+              <w:rPr>
+                <w:rFonts w:ascii="Calibri" w:hAnsi="Calibri" w:cs="Calibri"/>
+                <w:sz w:val="22"/>
+                <w:szCs w:val="22"/>
+              </w:rPr>
+              <w:t>Framework</w:t>
+            </w:r>
           </w:p>
         </w:tc>
       </w:tr>
@@ -2007,8 +3373,18 @@
           <w:p>
             <w:pPr>
               <w:jc w:val="center"/>
-            </w:pPr>
-            <w:r>
+              <w:rPr>
+                <w:rFonts w:ascii="Calibri" w:hAnsi="Calibri" w:cs="Calibri"/>
+                <w:sz w:val="22"/>
+                <w:szCs w:val="22"/>
+              </w:rPr>
+            </w:pPr>
+            <w:r>
+              <w:rPr>
+                <w:rFonts w:ascii="Calibri" w:hAnsi="Calibri" w:cs="Calibri"/>
+                <w:sz w:val="22"/>
+                <w:szCs w:val="22"/>
+              </w:rPr>
               <w:t>R 4.4.1</w:t>
             </w:r>
           </w:p>
@@ -2020,17 +3396,53 @@
             <w:vAlign w:val="center"/>
           </w:tcPr>
           <w:p>
-            <w:r>
+            <w:pPr>
+              <w:rPr>
+                <w:rFonts w:ascii="Calibri" w:hAnsi="Calibri" w:cs="Calibri"/>
+                <w:sz w:val="22"/>
+                <w:szCs w:val="22"/>
+              </w:rPr>
+            </w:pPr>
+            <w:r>
+              <w:rPr>
+                <w:rFonts w:ascii="Calibri" w:hAnsi="Calibri" w:cs="Calibri"/>
+                <w:sz w:val="22"/>
+                <w:szCs w:val="22"/>
+              </w:rPr>
               <w:t>R Core Team (2024). _R: A Language and Environment for Statistical Computing_. R</w:t>
             </w:r>
           </w:p>
           <w:p>
-            <w:r>
+            <w:pPr>
+              <w:rPr>
+                <w:rFonts w:ascii="Calibri" w:hAnsi="Calibri" w:cs="Calibri"/>
+                <w:sz w:val="22"/>
+                <w:szCs w:val="22"/>
+              </w:rPr>
+            </w:pPr>
+            <w:r>
+              <w:rPr>
+                <w:rFonts w:ascii="Calibri" w:hAnsi="Calibri" w:cs="Calibri"/>
+                <w:sz w:val="22"/>
+                <w:szCs w:val="22"/>
+              </w:rPr>
               <w:t xml:space="preserve">  Foundation for Statistical Computing, Vienna, Austria.</w:t>
             </w:r>
           </w:p>
           <w:p>
-            <w:r>
+            <w:pPr>
+              <w:rPr>
+                <w:rFonts w:ascii="Calibri" w:hAnsi="Calibri" w:cs="Calibri"/>
+                <w:sz w:val="22"/>
+                <w:szCs w:val="22"/>
+              </w:rPr>
+            </w:pPr>
+            <w:r>
+              <w:rPr>
+                <w:rFonts w:ascii="Calibri" w:hAnsi="Calibri" w:cs="Calibri"/>
+                <w:sz w:val="22"/>
+                <w:szCs w:val="22"/>
+              </w:rPr>
               <w:t xml:space="preserve">  &lt;https://www.R-project.org/&gt;.</w:t>
             </w:r>
           </w:p>
@@ -2048,8 +3460,18 @@
           <w:p>
             <w:pPr>
               <w:jc w:val="center"/>
-            </w:pPr>
-            <w:r>
+              <w:rPr>
+                <w:rFonts w:ascii="Calibri" w:hAnsi="Calibri" w:cs="Calibri"/>
+                <w:sz w:val="22"/>
+                <w:szCs w:val="22"/>
+              </w:rPr>
+            </w:pPr>
+            <w:r>
+              <w:rPr>
+                <w:rFonts w:ascii="Calibri" w:hAnsi="Calibri" w:cs="Calibri"/>
+                <w:sz w:val="22"/>
+                <w:szCs w:val="22"/>
+              </w:rPr>
               <w:t>Python 3.9.16</w:t>
             </w:r>
           </w:p>
@@ -2061,18 +3483,20 @@
             <w:vAlign w:val="center"/>
           </w:tcPr>
           <w:p>
-            <w:r>
-              <w:t xml:space="preserve">Van Rossum, G., &amp; Drake, F. L. (2009). </w:t>
-            </w:r>
-            <w:r>
-              <w:rPr>
-                <w:i/>
-                <w:iCs/>
-              </w:rPr>
-              <w:t>Python 3 Reference Manual</w:t>
-            </w:r>
-            <w:r>
-              <w:t>. Scotts Valley, CA: CreateSpace.</w:t>
+            <w:pPr>
+              <w:rPr>
+                <w:rFonts w:ascii="Calibri" w:hAnsi="Calibri" w:cs="Calibri"/>
+                <w:sz w:val="22"/>
+                <w:szCs w:val="22"/>
+              </w:rPr>
+            </w:pPr>
+            <w:r>
+              <w:rPr>
+                <w:rFonts w:ascii="Calibri" w:hAnsi="Calibri" w:cs="Calibri"/>
+                <w:sz w:val="22"/>
+                <w:szCs w:val="22"/>
+              </w:rPr>
+              <w:t>Van Rossum, G., &amp; Drake, F. L. (2009). Python 3 Reference Manual. Scotts Valley, CA: CreateSpace.</w:t>
             </w:r>
           </w:p>
         </w:tc>
@@ -2089,8 +3513,18 @@
           <w:p>
             <w:pPr>
               <w:jc w:val="center"/>
-            </w:pPr>
-            <w:r>
+              <w:rPr>
+                <w:rFonts w:ascii="Calibri" w:hAnsi="Calibri" w:cs="Calibri"/>
+                <w:sz w:val="22"/>
+                <w:szCs w:val="22"/>
+              </w:rPr>
+            </w:pPr>
+            <w:r>
+              <w:rPr>
+                <w:rFonts w:ascii="Calibri" w:hAnsi="Calibri" w:cs="Calibri"/>
+                <w:sz w:val="22"/>
+                <w:szCs w:val="22"/>
+              </w:rPr>
               <w:t>Conda</w:t>
             </w:r>
           </w:p>
@@ -2101,7 +3535,15 @@
             <w:gridSpan w:val="2"/>
             <w:vAlign w:val="center"/>
           </w:tcPr>
-          <w:p/>
+          <w:p>
+            <w:pPr>
+              <w:rPr>
+                <w:rFonts w:ascii="Calibri" w:hAnsi="Calibri" w:cs="Calibri"/>
+                <w:sz w:val="22"/>
+                <w:szCs w:val="22"/>
+              </w:rPr>
+            </w:pPr>
+          </w:p>
         </w:tc>
       </w:tr>
       <w:tr>
@@ -2116,18 +3558,33 @@
           <w:p>
             <w:pPr>
               <w:jc w:val="center"/>
+              <w:rPr>
+                <w:rFonts w:ascii="Calibri" w:hAnsi="Calibri" w:cs="Calibri"/>
+                <w:sz w:val="22"/>
+                <w:szCs w:val="22"/>
+              </w:rPr>
             </w:pPr>
             <w:proofErr w:type="spellStart"/>
             <w:r>
+              <w:rPr>
+                <w:rFonts w:ascii="Calibri" w:hAnsi="Calibri" w:cs="Calibri"/>
+                <w:sz w:val="22"/>
+                <w:szCs w:val="22"/>
+              </w:rPr>
               <w:t>snakemake</w:t>
             </w:r>
             <w:proofErr w:type="spellEnd"/>
             <w:r>
+              <w:rPr>
+                <w:rFonts w:ascii="Calibri" w:hAnsi="Calibri" w:cs="Calibri"/>
+                <w:sz w:val="22"/>
+                <w:szCs w:val="22"/>
+              </w:rPr>
               <w:t xml:space="preserve"> </w:t>
             </w:r>
             <w:r>
               <w:rPr>
-                <w:rFonts w:ascii="Menlo" w:hAnsi="Menlo" w:cs="Menlo"/>
+                <w:rFonts w:ascii="Calibri" w:hAnsi="Calibri" w:cs="Calibri"/>
                 <w:color w:val="000000"/>
                 <w:sz w:val="22"/>
                 <w:szCs w:val="22"/>
@@ -2143,17 +3600,48 @@
             <w:vAlign w:val="center"/>
           </w:tcPr>
           <w:p>
-            <w:hyperlink r:id="rId4" w:history="1">
+            <w:pPr>
+              <w:rPr>
+                <w:rFonts w:ascii="Calibri" w:hAnsi="Calibri" w:cs="Calibri"/>
+                <w:sz w:val="22"/>
+                <w:szCs w:val="22"/>
+              </w:rPr>
+            </w:pPr>
+            <w:hyperlink r:id="rId5" w:history="1">
               <w:r>
                 <w:rPr>
                   <w:rStyle w:val="Hyperlink"/>
+                  <w:rFonts w:ascii="Calibri" w:hAnsi="Calibri" w:cs="Calibri"/>
+                  <w:sz w:val="22"/>
+                  <w:szCs w:val="22"/>
                 </w:rPr>
-                <w:t xml:space="preserve">Mölder, F., Jablonski, K.P., Letcher, B., Hall, M.B., Tomkins-Tinch, C.H., </w:t>
+                <w:t>Mölder, F., Jablonski, K.P</w:t>
+              </w:r>
+              <w:r>
+                <w:rPr>
+                  <w:rStyle w:val="Hyperlink"/>
+                  <w:rFonts w:ascii="Calibri" w:hAnsi="Calibri" w:cs="Calibri"/>
+                  <w:sz w:val="22"/>
+                  <w:szCs w:val="22"/>
+                </w:rPr>
+                <w:t>.</w:t>
+              </w:r>
+              <w:r>
+                <w:rPr>
+                  <w:rStyle w:val="Hyperlink"/>
+                  <w:rFonts w:ascii="Calibri" w:hAnsi="Calibri" w:cs="Calibri"/>
+                  <w:sz w:val="22"/>
+                  <w:szCs w:val="22"/>
+                </w:rPr>
+                <w:t xml:space="preserve">, Letcher, B., Hall, M.B., Tomkins-Tinch, C.H., </w:t>
               </w:r>
               <w:proofErr w:type="spellStart"/>
               <w:r>
                 <w:rPr>
                   <w:rStyle w:val="Hyperlink"/>
+                  <w:rFonts w:ascii="Calibri" w:hAnsi="Calibri" w:cs="Calibri"/>
+                  <w:sz w:val="22"/>
+                  <w:szCs w:val="22"/>
                 </w:rPr>
                 <w:t>Sochat</w:t>
               </w:r>
@@ -2161,6 +3649,9 @@
               <w:r>
                 <w:rPr>
                   <w:rStyle w:val="Hyperlink"/>
+                  <w:rFonts w:ascii="Calibri" w:hAnsi="Calibri" w:cs="Calibri"/>
+                  <w:sz w:val="22"/>
+                  <w:szCs w:val="22"/>
                 </w:rPr>
                 <w:t xml:space="preserve">, V., Forster, J., Lee, S., </w:t>
               </w:r>
@@ -2168,6 +3659,9 @@
               <w:r>
                 <w:rPr>
                   <w:rStyle w:val="Hyperlink"/>
+                  <w:rFonts w:ascii="Calibri" w:hAnsi="Calibri" w:cs="Calibri"/>
+                  <w:sz w:val="22"/>
+                  <w:szCs w:val="22"/>
                 </w:rPr>
                 <w:t>Twardziok</w:t>
               </w:r>
@@ -2175,13 +3669,39 @@
               <w:r>
                 <w:rPr>
                   <w:rStyle w:val="Hyperlink"/>
+                  <w:rFonts w:ascii="Calibri" w:hAnsi="Calibri" w:cs="Calibri"/>
+                  <w:sz w:val="22"/>
+                  <w:szCs w:val="22"/>
                 </w:rPr>
-                <w:t xml:space="preserve">, S.O., Kanitz, A., Wilm, A., Holtgrewe, M., Rahmann, S., </w:t>
+                <w:t xml:space="preserve">, S.O., Kanitz, A., Wilm, A., Holtgrewe, M., </w:t>
               </w:r>
               <w:proofErr w:type="spellStart"/>
               <w:r>
                 <w:rPr>
                   <w:rStyle w:val="Hyperlink"/>
+                  <w:rFonts w:ascii="Calibri" w:hAnsi="Calibri" w:cs="Calibri"/>
+                  <w:sz w:val="22"/>
+                  <w:szCs w:val="22"/>
+                </w:rPr>
+                <w:t>Rahmann</w:t>
+              </w:r>
+              <w:proofErr w:type="spellEnd"/>
+              <w:r>
+                <w:rPr>
+                  <w:rStyle w:val="Hyperlink"/>
+                  <w:rFonts w:ascii="Calibri" w:hAnsi="Calibri" w:cs="Calibri"/>
+                  <w:sz w:val="22"/>
+                  <w:szCs w:val="22"/>
+                </w:rPr>
+                <w:t xml:space="preserve">, S., </w:t>
+              </w:r>
+              <w:proofErr w:type="spellStart"/>
+              <w:r>
+                <w:rPr>
+                  <w:rStyle w:val="Hyperlink"/>
+                  <w:rFonts w:ascii="Calibri" w:hAnsi="Calibri" w:cs="Calibri"/>
+                  <w:sz w:val="22"/>
+                  <w:szCs w:val="22"/>
                 </w:rPr>
                 <w:t>Nahnsen</w:t>
               </w:r>
@@ -2189,6 +3709,9 @@
               <w:r>
                 <w:rPr>
                   <w:rStyle w:val="Hyperlink"/>
+                  <w:rFonts w:ascii="Calibri" w:hAnsi="Calibri" w:cs="Calibri"/>
+                  <w:sz w:val="22"/>
+                  <w:szCs w:val="22"/>
                 </w:rPr>
                 <w:t>, S., Köster, J., 2021. Sustainable data analysis with Snakemake. F1000Res 10, 33.</w:t>
               </w:r>
@@ -2207,60 +3730,3204 @@
       </w:r>
       <w:proofErr w:type="spellEnd"/>
       <w:r>
-        <w:t xml:space="preserve"> population’s description for selection (see </w:t>
-      </w:r>
-      <w:r>
-        <w:t>https://gnomad.broadinstitute.org/news/2017-02-the-genome-aggregation-database/</w:t>
-      </w:r>
-      <w:r>
-        <w:t>)</w:t>
+        <w:t xml:space="preserve"> population’s description for selection (see https://gnomad.broadinstitute.org/news/2017-02-the-genome-aggregation-database/)</w:t>
       </w:r>
     </w:p>
     <w:p/>
+    <w:p>
+      <w:r>
+        <w:t>Table 3</w:t>
+      </w:r>
+      <w:r>
+        <w:t>: known peptides in MAGEA3 context as speculated or confirmed off-targets</w:t>
+      </w:r>
+    </w:p>
+    <w:p/>
+    <w:tbl>
+      <w:tblPr>
+        <w:tblStyle w:val="Tabellenraster"/>
+        <w:tblW w:w="9252" w:type="dxa"/>
+        <w:tblLook w:val="04A0" w:firstRow="1" w:lastRow="0" w:firstColumn="1" w:lastColumn="0" w:noHBand="0" w:noVBand="1"/>
+      </w:tblPr>
+      <w:tblGrid>
+        <w:gridCol w:w="1498"/>
+        <w:gridCol w:w="1302"/>
+        <w:gridCol w:w="1122"/>
+        <w:gridCol w:w="5330"/>
+      </w:tblGrid>
+      <w:tr>
+        <w:trPr>
+          <w:trHeight w:val="300"/>
+        </w:trPr>
+        <w:tc>
+          <w:tcPr>
+            <w:tcW w:w="1498" w:type="dxa"/>
+            <w:noWrap/>
+            <w:hideMark/>
+          </w:tcPr>
+          <w:p>
+            <w:pPr>
+              <w:rPr>
+                <w:rFonts w:ascii="Calibri" w:eastAsia="Times New Roman" w:hAnsi="Calibri" w:cs="Calibri"/>
+                <w:color w:val="000000"/>
+                <w:sz w:val="22"/>
+                <w:szCs w:val="22"/>
+                <w:lang w:eastAsia="de-DE"/>
+              </w:rPr>
+            </w:pPr>
+            <w:r>
+              <w:rPr>
+                <w:rFonts w:ascii="Calibri" w:eastAsia="Times New Roman" w:hAnsi="Calibri" w:cs="Calibri"/>
+                <w:color w:val="000000"/>
+                <w:sz w:val="22"/>
+                <w:szCs w:val="22"/>
+                <w:lang w:eastAsia="de-DE"/>
+              </w:rPr>
+              <w:t>Gene</w:t>
+            </w:r>
+            <w:r>
+              <w:rPr>
+                <w:rFonts w:ascii="Calibri" w:eastAsia="Times New Roman" w:hAnsi="Calibri" w:cs="Calibri"/>
+                <w:color w:val="000000"/>
+                <w:sz w:val="22"/>
+                <w:szCs w:val="22"/>
+                <w:lang w:eastAsia="de-DE"/>
+              </w:rPr>
+              <w:t xml:space="preserve"> </w:t>
+            </w:r>
+            <w:r>
+              <w:rPr>
+                <w:rFonts w:ascii="Calibri" w:eastAsia="Times New Roman" w:hAnsi="Calibri" w:cs="Calibri"/>
+                <w:color w:val="000000"/>
+                <w:sz w:val="22"/>
+                <w:szCs w:val="22"/>
+                <w:lang w:eastAsia="de-DE"/>
+              </w:rPr>
+              <w:t>name</w:t>
+            </w:r>
+          </w:p>
+        </w:tc>
+        <w:tc>
+          <w:tcPr>
+            <w:tcW w:w="1302" w:type="dxa"/>
+            <w:noWrap/>
+            <w:hideMark/>
+          </w:tcPr>
+          <w:p>
+            <w:pPr>
+              <w:rPr>
+                <w:rFonts w:ascii="Calibri" w:eastAsia="Times New Roman" w:hAnsi="Calibri" w:cs="Calibri"/>
+                <w:color w:val="000000"/>
+                <w:sz w:val="22"/>
+                <w:szCs w:val="22"/>
+                <w:lang w:eastAsia="de-DE"/>
+              </w:rPr>
+            </w:pPr>
+            <w:r>
+              <w:rPr>
+                <w:rFonts w:ascii="Calibri" w:eastAsia="Times New Roman" w:hAnsi="Calibri" w:cs="Calibri"/>
+                <w:color w:val="000000"/>
+                <w:sz w:val="22"/>
+                <w:szCs w:val="22"/>
+                <w:lang w:eastAsia="de-DE"/>
+              </w:rPr>
+              <w:t>peptide</w:t>
+            </w:r>
+          </w:p>
+        </w:tc>
+        <w:tc>
+          <w:tcPr>
+            <w:tcW w:w="1122" w:type="dxa"/>
+            <w:noWrap/>
+            <w:hideMark/>
+          </w:tcPr>
+          <w:p>
+            <w:pPr>
+              <w:rPr>
+                <w:rFonts w:ascii="Calibri" w:eastAsia="Times New Roman" w:hAnsi="Calibri" w:cs="Calibri"/>
+                <w:color w:val="000000"/>
+                <w:sz w:val="22"/>
+                <w:szCs w:val="22"/>
+                <w:lang w:eastAsia="de-DE"/>
+              </w:rPr>
+            </w:pPr>
+            <w:r>
+              <w:rPr>
+                <w:rFonts w:ascii="Calibri" w:eastAsia="Times New Roman" w:hAnsi="Calibri" w:cs="Calibri"/>
+                <w:color w:val="000000"/>
+                <w:sz w:val="22"/>
+                <w:szCs w:val="22"/>
+                <w:lang w:eastAsia="de-DE"/>
+              </w:rPr>
+              <w:t>mismatch</w:t>
+            </w:r>
+          </w:p>
+        </w:tc>
+        <w:tc>
+          <w:tcPr>
+            <w:tcW w:w="5330" w:type="dxa"/>
+            <w:noWrap/>
+            <w:hideMark/>
+          </w:tcPr>
+          <w:p>
+            <w:pPr>
+              <w:rPr>
+                <w:rFonts w:ascii="Calibri" w:eastAsia="Times New Roman" w:hAnsi="Calibri" w:cs="Calibri"/>
+                <w:color w:val="000000"/>
+                <w:sz w:val="22"/>
+                <w:szCs w:val="22"/>
+                <w:lang w:eastAsia="de-DE"/>
+              </w:rPr>
+            </w:pPr>
+            <w:r>
+              <w:rPr>
+                <w:rFonts w:ascii="Calibri" w:eastAsia="Times New Roman" w:hAnsi="Calibri" w:cs="Calibri"/>
+                <w:color w:val="000000"/>
+                <w:sz w:val="22"/>
+                <w:szCs w:val="22"/>
+                <w:lang w:eastAsia="de-DE"/>
+              </w:rPr>
+              <w:t>source</w:t>
+            </w:r>
+          </w:p>
+        </w:tc>
+      </w:tr>
+      <w:tr>
+        <w:trPr>
+          <w:trHeight w:val="300"/>
+        </w:trPr>
+        <w:tc>
+          <w:tcPr>
+            <w:tcW w:w="1498" w:type="dxa"/>
+            <w:noWrap/>
+            <w:hideMark/>
+          </w:tcPr>
+          <w:p>
+            <w:pPr>
+              <w:rPr>
+                <w:rFonts w:ascii="Calibri" w:eastAsia="Times New Roman" w:hAnsi="Calibri" w:cs="Calibri"/>
+                <w:color w:val="000000"/>
+                <w:sz w:val="22"/>
+                <w:szCs w:val="22"/>
+                <w:lang w:eastAsia="de-DE"/>
+              </w:rPr>
+            </w:pPr>
+            <w:r>
+              <w:rPr>
+                <w:rFonts w:ascii="Calibri" w:eastAsia="Times New Roman" w:hAnsi="Calibri" w:cs="Calibri"/>
+                <w:color w:val="000000"/>
+                <w:sz w:val="22"/>
+                <w:szCs w:val="22"/>
+                <w:lang w:eastAsia="de-DE"/>
+              </w:rPr>
+              <w:t>MAGEA9, MAGEA3</w:t>
+            </w:r>
+          </w:p>
+        </w:tc>
+        <w:tc>
+          <w:tcPr>
+            <w:tcW w:w="1302" w:type="dxa"/>
+            <w:noWrap/>
+            <w:hideMark/>
+          </w:tcPr>
+          <w:p>
+            <w:pPr>
+              <w:rPr>
+                <w:rFonts w:ascii="Calibri" w:eastAsia="Times New Roman" w:hAnsi="Calibri" w:cs="Calibri"/>
+                <w:color w:val="000000"/>
+                <w:sz w:val="22"/>
+                <w:szCs w:val="22"/>
+                <w:lang w:eastAsia="de-DE"/>
+              </w:rPr>
+            </w:pPr>
+            <w:r>
+              <w:rPr>
+                <w:rFonts w:ascii="Calibri" w:eastAsia="Times New Roman" w:hAnsi="Calibri" w:cs="Calibri"/>
+                <w:color w:val="000000"/>
+                <w:sz w:val="22"/>
+                <w:szCs w:val="22"/>
+                <w:lang w:eastAsia="de-DE"/>
+              </w:rPr>
+              <w:t>KVAELVHFL</w:t>
+            </w:r>
+          </w:p>
+        </w:tc>
+        <w:tc>
+          <w:tcPr>
+            <w:tcW w:w="1122" w:type="dxa"/>
+            <w:noWrap/>
+            <w:hideMark/>
+          </w:tcPr>
+          <w:p>
+            <w:pPr>
+              <w:rPr>
+                <w:rFonts w:ascii="Calibri" w:eastAsia="Times New Roman" w:hAnsi="Calibri" w:cs="Calibri"/>
+                <w:color w:val="000000"/>
+                <w:sz w:val="22"/>
+                <w:szCs w:val="22"/>
+                <w:lang w:eastAsia="de-DE"/>
+              </w:rPr>
+            </w:pPr>
+            <w:r>
+              <w:rPr>
+                <w:rFonts w:ascii="Calibri" w:eastAsia="Times New Roman" w:hAnsi="Calibri" w:cs="Calibri"/>
+                <w:color w:val="000000"/>
+                <w:sz w:val="22"/>
+                <w:szCs w:val="22"/>
+                <w:lang w:eastAsia="de-DE"/>
+              </w:rPr>
+              <w:t>0</w:t>
+            </w:r>
+          </w:p>
+        </w:tc>
+        <w:tc>
+          <w:tcPr>
+            <w:tcW w:w="5330" w:type="dxa"/>
+            <w:noWrap/>
+            <w:hideMark/>
+          </w:tcPr>
+          <w:p>
+            <w:pPr>
+              <w:rPr>
+                <w:rFonts w:ascii="Calibri" w:eastAsia="Times New Roman" w:hAnsi="Calibri" w:cs="Calibri"/>
+                <w:color w:val="000000"/>
+                <w:sz w:val="22"/>
+                <w:szCs w:val="22"/>
+                <w:lang w:eastAsia="de-DE"/>
+              </w:rPr>
+            </w:pPr>
+            <w:r>
+              <w:rPr>
+                <w:rFonts w:ascii="Calibri" w:eastAsia="Times New Roman" w:hAnsi="Calibri" w:cs="Calibri"/>
+                <w:color w:val="000000"/>
+                <w:sz w:val="22"/>
+                <w:szCs w:val="22"/>
+                <w:lang w:eastAsia="de-DE"/>
+              </w:rPr>
+              <w:t>PMID23377668, PMID21149604, WO2021173674A1</w:t>
+            </w:r>
+          </w:p>
+        </w:tc>
+      </w:tr>
+      <w:tr>
+        <w:trPr>
+          <w:trHeight w:val="300"/>
+        </w:trPr>
+        <w:tc>
+          <w:tcPr>
+            <w:tcW w:w="1498" w:type="dxa"/>
+            <w:noWrap/>
+            <w:hideMark/>
+          </w:tcPr>
+          <w:p>
+            <w:pPr>
+              <w:rPr>
+                <w:rFonts w:ascii="Calibri" w:eastAsia="Times New Roman" w:hAnsi="Calibri" w:cs="Calibri"/>
+                <w:color w:val="000000"/>
+                <w:sz w:val="22"/>
+                <w:szCs w:val="22"/>
+                <w:lang w:eastAsia="de-DE"/>
+              </w:rPr>
+            </w:pPr>
+            <w:r>
+              <w:rPr>
+                <w:rFonts w:ascii="Calibri" w:eastAsia="Times New Roman" w:hAnsi="Calibri" w:cs="Calibri"/>
+                <w:color w:val="000000"/>
+                <w:sz w:val="22"/>
+                <w:szCs w:val="22"/>
+                <w:lang w:eastAsia="de-DE"/>
+              </w:rPr>
+              <w:t>DDX28</w:t>
+            </w:r>
+          </w:p>
+        </w:tc>
+        <w:tc>
+          <w:tcPr>
+            <w:tcW w:w="1302" w:type="dxa"/>
+            <w:noWrap/>
+            <w:hideMark/>
+          </w:tcPr>
+          <w:p>
+            <w:pPr>
+              <w:rPr>
+                <w:rFonts w:ascii="Calibri" w:eastAsia="Times New Roman" w:hAnsi="Calibri" w:cs="Calibri"/>
+                <w:color w:val="000000"/>
+                <w:sz w:val="22"/>
+                <w:szCs w:val="22"/>
+                <w:lang w:eastAsia="de-DE"/>
+              </w:rPr>
+            </w:pPr>
+            <w:r>
+              <w:rPr>
+                <w:rFonts w:ascii="Calibri" w:eastAsia="Times New Roman" w:hAnsi="Calibri" w:cs="Calibri"/>
+                <w:color w:val="000000"/>
+                <w:sz w:val="22"/>
+                <w:szCs w:val="22"/>
+                <w:lang w:eastAsia="de-DE"/>
+              </w:rPr>
+              <w:t>KVAELVHIL</w:t>
+            </w:r>
+          </w:p>
+        </w:tc>
+        <w:tc>
+          <w:tcPr>
+            <w:tcW w:w="1122" w:type="dxa"/>
+            <w:noWrap/>
+            <w:hideMark/>
+          </w:tcPr>
+          <w:p>
+            <w:pPr>
+              <w:rPr>
+                <w:rFonts w:ascii="Calibri" w:eastAsia="Times New Roman" w:hAnsi="Calibri" w:cs="Calibri"/>
+                <w:color w:val="000000"/>
+                <w:sz w:val="22"/>
+                <w:szCs w:val="22"/>
+                <w:lang w:eastAsia="de-DE"/>
+              </w:rPr>
+            </w:pPr>
+            <w:r>
+              <w:rPr>
+                <w:rFonts w:ascii="Calibri" w:eastAsia="Times New Roman" w:hAnsi="Calibri" w:cs="Calibri"/>
+                <w:color w:val="000000"/>
+                <w:sz w:val="22"/>
+                <w:szCs w:val="22"/>
+                <w:lang w:eastAsia="de-DE"/>
+              </w:rPr>
+              <w:t>1</w:t>
+            </w:r>
+          </w:p>
+        </w:tc>
+        <w:tc>
+          <w:tcPr>
+            <w:tcW w:w="5330" w:type="dxa"/>
+            <w:noWrap/>
+            <w:hideMark/>
+          </w:tcPr>
+          <w:p>
+            <w:pPr>
+              <w:rPr>
+                <w:rFonts w:ascii="Calibri" w:eastAsia="Times New Roman" w:hAnsi="Calibri" w:cs="Calibri"/>
+                <w:color w:val="000000"/>
+                <w:sz w:val="22"/>
+                <w:szCs w:val="22"/>
+                <w:lang w:eastAsia="de-DE"/>
+              </w:rPr>
+            </w:pPr>
+            <w:r>
+              <w:rPr>
+                <w:rFonts w:ascii="Calibri" w:eastAsia="Times New Roman" w:hAnsi="Calibri" w:cs="Calibri"/>
+                <w:color w:val="000000"/>
+                <w:sz w:val="22"/>
+                <w:szCs w:val="22"/>
+                <w:lang w:eastAsia="de-DE"/>
+              </w:rPr>
+              <w:t>PMID23377668, WO2021173674A1, PMID27439771</w:t>
+            </w:r>
+          </w:p>
+        </w:tc>
+      </w:tr>
+      <w:tr>
+        <w:trPr>
+          <w:trHeight w:val="300"/>
+        </w:trPr>
+        <w:tc>
+          <w:tcPr>
+            <w:tcW w:w="1498" w:type="dxa"/>
+            <w:noWrap/>
+            <w:hideMark/>
+          </w:tcPr>
+          <w:p>
+            <w:pPr>
+              <w:rPr>
+                <w:rFonts w:ascii="Calibri" w:eastAsia="Times New Roman" w:hAnsi="Calibri" w:cs="Calibri"/>
+                <w:color w:val="000000"/>
+                <w:sz w:val="22"/>
+                <w:szCs w:val="22"/>
+                <w:lang w:eastAsia="de-DE"/>
+              </w:rPr>
+            </w:pPr>
+            <w:r>
+              <w:rPr>
+                <w:rFonts w:ascii="Calibri" w:eastAsia="Times New Roman" w:hAnsi="Calibri" w:cs="Calibri"/>
+                <w:color w:val="000000"/>
+                <w:sz w:val="22"/>
+                <w:szCs w:val="22"/>
+                <w:lang w:eastAsia="de-DE"/>
+              </w:rPr>
+              <w:t>MAGEA12</w:t>
+            </w:r>
+          </w:p>
+        </w:tc>
+        <w:tc>
+          <w:tcPr>
+            <w:tcW w:w="1302" w:type="dxa"/>
+            <w:noWrap/>
+            <w:hideMark/>
+          </w:tcPr>
+          <w:p>
+            <w:pPr>
+              <w:rPr>
+                <w:rFonts w:ascii="Calibri" w:eastAsia="Times New Roman" w:hAnsi="Calibri" w:cs="Calibri"/>
+                <w:color w:val="000000"/>
+                <w:sz w:val="22"/>
+                <w:szCs w:val="22"/>
+                <w:lang w:eastAsia="de-DE"/>
+              </w:rPr>
+            </w:pPr>
+            <w:r>
+              <w:rPr>
+                <w:rFonts w:ascii="Calibri" w:eastAsia="Times New Roman" w:hAnsi="Calibri" w:cs="Calibri"/>
+                <w:color w:val="000000"/>
+                <w:sz w:val="22"/>
+                <w:szCs w:val="22"/>
+                <w:lang w:eastAsia="de-DE"/>
+              </w:rPr>
+              <w:t>KMAELVHFL</w:t>
+            </w:r>
+          </w:p>
+        </w:tc>
+        <w:tc>
+          <w:tcPr>
+            <w:tcW w:w="1122" w:type="dxa"/>
+            <w:noWrap/>
+            <w:hideMark/>
+          </w:tcPr>
+          <w:p>
+            <w:pPr>
+              <w:rPr>
+                <w:rFonts w:ascii="Calibri" w:eastAsia="Times New Roman" w:hAnsi="Calibri" w:cs="Calibri"/>
+                <w:color w:val="000000"/>
+                <w:sz w:val="22"/>
+                <w:szCs w:val="22"/>
+                <w:lang w:eastAsia="de-DE"/>
+              </w:rPr>
+            </w:pPr>
+            <w:r>
+              <w:rPr>
+                <w:rFonts w:ascii="Calibri" w:eastAsia="Times New Roman" w:hAnsi="Calibri" w:cs="Calibri"/>
+                <w:color w:val="000000"/>
+                <w:sz w:val="22"/>
+                <w:szCs w:val="22"/>
+                <w:lang w:eastAsia="de-DE"/>
+              </w:rPr>
+              <w:t>1</w:t>
+            </w:r>
+          </w:p>
+        </w:tc>
+        <w:tc>
+          <w:tcPr>
+            <w:tcW w:w="5330" w:type="dxa"/>
+            <w:noWrap/>
+            <w:hideMark/>
+          </w:tcPr>
+          <w:p>
+            <w:pPr>
+              <w:rPr>
+                <w:rFonts w:ascii="Calibri" w:eastAsia="Times New Roman" w:hAnsi="Calibri" w:cs="Calibri"/>
+                <w:color w:val="000000"/>
+                <w:sz w:val="22"/>
+                <w:szCs w:val="22"/>
+                <w:lang w:eastAsia="de-DE"/>
+              </w:rPr>
+            </w:pPr>
+            <w:r>
+              <w:rPr>
+                <w:rFonts w:ascii="Calibri" w:eastAsia="Times New Roman" w:hAnsi="Calibri" w:cs="Calibri"/>
+                <w:color w:val="000000"/>
+                <w:sz w:val="22"/>
+                <w:szCs w:val="22"/>
+                <w:lang w:eastAsia="de-DE"/>
+              </w:rPr>
+              <w:t>PMID23377668, PMID21149604, WO2021173674A1, PMID27439771</w:t>
+            </w:r>
+          </w:p>
+        </w:tc>
+      </w:tr>
+      <w:tr>
+        <w:trPr>
+          <w:trHeight w:val="300"/>
+        </w:trPr>
+        <w:tc>
+          <w:tcPr>
+            <w:tcW w:w="1498" w:type="dxa"/>
+            <w:noWrap/>
+            <w:hideMark/>
+          </w:tcPr>
+          <w:p>
+            <w:pPr>
+              <w:rPr>
+                <w:rFonts w:ascii="Calibri" w:eastAsia="Times New Roman" w:hAnsi="Calibri" w:cs="Calibri"/>
+                <w:color w:val="000000"/>
+                <w:sz w:val="22"/>
+                <w:szCs w:val="22"/>
+                <w:lang w:eastAsia="de-DE"/>
+              </w:rPr>
+            </w:pPr>
+            <w:r>
+              <w:rPr>
+                <w:rFonts w:ascii="Calibri" w:eastAsia="Times New Roman" w:hAnsi="Calibri" w:cs="Calibri"/>
+                <w:color w:val="000000"/>
+                <w:sz w:val="22"/>
+                <w:szCs w:val="22"/>
+                <w:lang w:eastAsia="de-DE"/>
+              </w:rPr>
+              <w:t>MAGEA6</w:t>
+            </w:r>
+          </w:p>
+        </w:tc>
+        <w:tc>
+          <w:tcPr>
+            <w:tcW w:w="1302" w:type="dxa"/>
+            <w:noWrap/>
+            <w:hideMark/>
+          </w:tcPr>
+          <w:p>
+            <w:pPr>
+              <w:rPr>
+                <w:rFonts w:ascii="Calibri" w:eastAsia="Times New Roman" w:hAnsi="Calibri" w:cs="Calibri"/>
+                <w:color w:val="000000"/>
+                <w:sz w:val="22"/>
+                <w:szCs w:val="22"/>
+                <w:lang w:eastAsia="de-DE"/>
+              </w:rPr>
+            </w:pPr>
+            <w:r>
+              <w:rPr>
+                <w:rFonts w:ascii="Calibri" w:eastAsia="Times New Roman" w:hAnsi="Calibri" w:cs="Calibri"/>
+                <w:color w:val="000000"/>
+                <w:sz w:val="22"/>
+                <w:szCs w:val="22"/>
+                <w:lang w:eastAsia="de-DE"/>
+              </w:rPr>
+              <w:t>KVAKLVHFL</w:t>
+            </w:r>
+          </w:p>
+        </w:tc>
+        <w:tc>
+          <w:tcPr>
+            <w:tcW w:w="1122" w:type="dxa"/>
+            <w:noWrap/>
+            <w:hideMark/>
+          </w:tcPr>
+          <w:p>
+            <w:pPr>
+              <w:rPr>
+                <w:rFonts w:ascii="Calibri" w:eastAsia="Times New Roman" w:hAnsi="Calibri" w:cs="Calibri"/>
+                <w:color w:val="000000"/>
+                <w:sz w:val="22"/>
+                <w:szCs w:val="22"/>
+                <w:lang w:eastAsia="de-DE"/>
+              </w:rPr>
+            </w:pPr>
+            <w:r>
+              <w:rPr>
+                <w:rFonts w:ascii="Calibri" w:eastAsia="Times New Roman" w:hAnsi="Calibri" w:cs="Calibri"/>
+                <w:color w:val="000000"/>
+                <w:sz w:val="22"/>
+                <w:szCs w:val="22"/>
+                <w:lang w:eastAsia="de-DE"/>
+              </w:rPr>
+              <w:t>1</w:t>
+            </w:r>
+          </w:p>
+        </w:tc>
+        <w:tc>
+          <w:tcPr>
+            <w:tcW w:w="5330" w:type="dxa"/>
+            <w:noWrap/>
+            <w:hideMark/>
+          </w:tcPr>
+          <w:p>
+            <w:pPr>
+              <w:rPr>
+                <w:rFonts w:ascii="Calibri" w:eastAsia="Times New Roman" w:hAnsi="Calibri" w:cs="Calibri"/>
+                <w:color w:val="000000"/>
+                <w:sz w:val="22"/>
+                <w:szCs w:val="22"/>
+                <w:lang w:eastAsia="de-DE"/>
+              </w:rPr>
+            </w:pPr>
+            <w:r>
+              <w:rPr>
+                <w:rFonts w:ascii="Calibri" w:eastAsia="Times New Roman" w:hAnsi="Calibri" w:cs="Calibri"/>
+                <w:color w:val="000000"/>
+                <w:sz w:val="22"/>
+                <w:szCs w:val="22"/>
+                <w:lang w:eastAsia="de-DE"/>
+              </w:rPr>
+              <w:t>PMID21149604, WO2021173674A1</w:t>
+            </w:r>
+          </w:p>
+        </w:tc>
+      </w:tr>
+      <w:tr>
+        <w:trPr>
+          <w:trHeight w:val="300"/>
+        </w:trPr>
+        <w:tc>
+          <w:tcPr>
+            <w:tcW w:w="1498" w:type="dxa"/>
+            <w:noWrap/>
+            <w:hideMark/>
+          </w:tcPr>
+          <w:p>
+            <w:pPr>
+              <w:rPr>
+                <w:rFonts w:ascii="Calibri" w:eastAsia="Times New Roman" w:hAnsi="Calibri" w:cs="Calibri"/>
+                <w:color w:val="000000"/>
+                <w:sz w:val="22"/>
+                <w:szCs w:val="22"/>
+                <w:lang w:eastAsia="de-DE"/>
+              </w:rPr>
+            </w:pPr>
+            <w:r>
+              <w:rPr>
+                <w:rFonts w:ascii="Calibri" w:eastAsia="Times New Roman" w:hAnsi="Calibri" w:cs="Calibri"/>
+                <w:color w:val="000000"/>
+                <w:sz w:val="22"/>
+                <w:szCs w:val="22"/>
+                <w:lang w:eastAsia="de-DE"/>
+              </w:rPr>
+              <w:t>MAGEA8</w:t>
+            </w:r>
+          </w:p>
+        </w:tc>
+        <w:tc>
+          <w:tcPr>
+            <w:tcW w:w="1302" w:type="dxa"/>
+            <w:noWrap/>
+            <w:hideMark/>
+          </w:tcPr>
+          <w:p>
+            <w:pPr>
+              <w:rPr>
+                <w:rFonts w:ascii="Calibri" w:eastAsia="Times New Roman" w:hAnsi="Calibri" w:cs="Calibri"/>
+                <w:color w:val="000000"/>
+                <w:sz w:val="22"/>
+                <w:szCs w:val="22"/>
+                <w:lang w:eastAsia="de-DE"/>
+              </w:rPr>
+            </w:pPr>
+            <w:r>
+              <w:rPr>
+                <w:rFonts w:ascii="Calibri" w:eastAsia="Times New Roman" w:hAnsi="Calibri" w:cs="Calibri"/>
+                <w:color w:val="000000"/>
+                <w:sz w:val="22"/>
+                <w:szCs w:val="22"/>
+                <w:lang w:eastAsia="de-DE"/>
+              </w:rPr>
+              <w:t>KVAELVRFL</w:t>
+            </w:r>
+          </w:p>
+        </w:tc>
+        <w:tc>
+          <w:tcPr>
+            <w:tcW w:w="1122" w:type="dxa"/>
+            <w:noWrap/>
+            <w:hideMark/>
+          </w:tcPr>
+          <w:p>
+            <w:pPr>
+              <w:rPr>
+                <w:rFonts w:ascii="Calibri" w:eastAsia="Times New Roman" w:hAnsi="Calibri" w:cs="Calibri"/>
+                <w:color w:val="000000"/>
+                <w:sz w:val="22"/>
+                <w:szCs w:val="22"/>
+                <w:lang w:eastAsia="de-DE"/>
+              </w:rPr>
+            </w:pPr>
+            <w:r>
+              <w:rPr>
+                <w:rFonts w:ascii="Calibri" w:eastAsia="Times New Roman" w:hAnsi="Calibri" w:cs="Calibri"/>
+                <w:color w:val="000000"/>
+                <w:sz w:val="22"/>
+                <w:szCs w:val="22"/>
+                <w:lang w:eastAsia="de-DE"/>
+              </w:rPr>
+              <w:t>1</w:t>
+            </w:r>
+          </w:p>
+        </w:tc>
+        <w:tc>
+          <w:tcPr>
+            <w:tcW w:w="5330" w:type="dxa"/>
+            <w:noWrap/>
+            <w:hideMark/>
+          </w:tcPr>
+          <w:p>
+            <w:pPr>
+              <w:rPr>
+                <w:rFonts w:ascii="Calibri" w:eastAsia="Times New Roman" w:hAnsi="Calibri" w:cs="Calibri"/>
+                <w:color w:val="000000"/>
+                <w:sz w:val="22"/>
+                <w:szCs w:val="22"/>
+                <w:lang w:eastAsia="de-DE"/>
+              </w:rPr>
+            </w:pPr>
+            <w:r>
+              <w:rPr>
+                <w:rFonts w:ascii="Calibri" w:eastAsia="Times New Roman" w:hAnsi="Calibri" w:cs="Calibri"/>
+                <w:color w:val="000000"/>
+                <w:sz w:val="22"/>
+                <w:szCs w:val="22"/>
+                <w:lang w:eastAsia="de-DE"/>
+              </w:rPr>
+              <w:t>PMID21149604, WO2021173674A1</w:t>
+            </w:r>
+          </w:p>
+        </w:tc>
+      </w:tr>
+      <w:tr>
+        <w:trPr>
+          <w:trHeight w:val="300"/>
+        </w:trPr>
+        <w:tc>
+          <w:tcPr>
+            <w:tcW w:w="1498" w:type="dxa"/>
+            <w:noWrap/>
+            <w:hideMark/>
+          </w:tcPr>
+          <w:p>
+            <w:pPr>
+              <w:rPr>
+                <w:rFonts w:ascii="Calibri" w:eastAsia="Times New Roman" w:hAnsi="Calibri" w:cs="Calibri"/>
+                <w:color w:val="000000"/>
+                <w:sz w:val="22"/>
+                <w:szCs w:val="22"/>
+                <w:lang w:eastAsia="de-DE"/>
+              </w:rPr>
+            </w:pPr>
+            <w:r>
+              <w:rPr>
+                <w:rFonts w:ascii="Calibri" w:eastAsia="Times New Roman" w:hAnsi="Calibri" w:cs="Calibri"/>
+                <w:color w:val="000000"/>
+                <w:sz w:val="22"/>
+                <w:szCs w:val="22"/>
+                <w:lang w:eastAsia="de-DE"/>
+              </w:rPr>
+              <w:t>MAGEC2</w:t>
+            </w:r>
+          </w:p>
+        </w:tc>
+        <w:tc>
+          <w:tcPr>
+            <w:tcW w:w="1302" w:type="dxa"/>
+            <w:noWrap/>
+            <w:hideMark/>
+          </w:tcPr>
+          <w:p>
+            <w:pPr>
+              <w:rPr>
+                <w:rFonts w:ascii="Calibri" w:eastAsia="Times New Roman" w:hAnsi="Calibri" w:cs="Calibri"/>
+                <w:color w:val="000000"/>
+                <w:sz w:val="22"/>
+                <w:szCs w:val="22"/>
+                <w:lang w:eastAsia="de-DE"/>
+              </w:rPr>
+            </w:pPr>
+            <w:r>
+              <w:rPr>
+                <w:rFonts w:ascii="Calibri" w:eastAsia="Times New Roman" w:hAnsi="Calibri" w:cs="Calibri"/>
+                <w:color w:val="000000"/>
+                <w:sz w:val="22"/>
+                <w:szCs w:val="22"/>
+                <w:lang w:eastAsia="de-DE"/>
+              </w:rPr>
+              <w:t>KVAELVEFL</w:t>
+            </w:r>
+          </w:p>
+        </w:tc>
+        <w:tc>
+          <w:tcPr>
+            <w:tcW w:w="1122" w:type="dxa"/>
+            <w:noWrap/>
+            <w:hideMark/>
+          </w:tcPr>
+          <w:p>
+            <w:pPr>
+              <w:rPr>
+                <w:rFonts w:ascii="Calibri" w:eastAsia="Times New Roman" w:hAnsi="Calibri" w:cs="Calibri"/>
+                <w:color w:val="000000"/>
+                <w:sz w:val="22"/>
+                <w:szCs w:val="22"/>
+                <w:lang w:eastAsia="de-DE"/>
+              </w:rPr>
+            </w:pPr>
+            <w:r>
+              <w:rPr>
+                <w:rFonts w:ascii="Calibri" w:eastAsia="Times New Roman" w:hAnsi="Calibri" w:cs="Calibri"/>
+                <w:color w:val="000000"/>
+                <w:sz w:val="22"/>
+                <w:szCs w:val="22"/>
+                <w:lang w:eastAsia="de-DE"/>
+              </w:rPr>
+              <w:t>1</w:t>
+            </w:r>
+          </w:p>
+        </w:tc>
+        <w:tc>
+          <w:tcPr>
+            <w:tcW w:w="5330" w:type="dxa"/>
+            <w:noWrap/>
+            <w:hideMark/>
+          </w:tcPr>
+          <w:p>
+            <w:pPr>
+              <w:rPr>
+                <w:rFonts w:ascii="Calibri" w:eastAsia="Times New Roman" w:hAnsi="Calibri" w:cs="Calibri"/>
+                <w:color w:val="000000"/>
+                <w:sz w:val="22"/>
+                <w:szCs w:val="22"/>
+                <w:lang w:eastAsia="de-DE"/>
+              </w:rPr>
+            </w:pPr>
+            <w:r>
+              <w:rPr>
+                <w:rFonts w:ascii="Calibri" w:eastAsia="Times New Roman" w:hAnsi="Calibri" w:cs="Calibri"/>
+                <w:color w:val="000000"/>
+                <w:sz w:val="22"/>
+                <w:szCs w:val="22"/>
+                <w:lang w:eastAsia="de-DE"/>
+              </w:rPr>
+              <w:t>PMID21149604</w:t>
+            </w:r>
+          </w:p>
+        </w:tc>
+      </w:tr>
+      <w:tr>
+        <w:trPr>
+          <w:trHeight w:val="300"/>
+        </w:trPr>
+        <w:tc>
+          <w:tcPr>
+            <w:tcW w:w="1498" w:type="dxa"/>
+            <w:noWrap/>
+            <w:hideMark/>
+          </w:tcPr>
+          <w:p>
+            <w:pPr>
+              <w:rPr>
+                <w:rFonts w:ascii="Calibri" w:eastAsia="Times New Roman" w:hAnsi="Calibri" w:cs="Calibri"/>
+                <w:color w:val="000000"/>
+                <w:sz w:val="22"/>
+                <w:szCs w:val="22"/>
+                <w:lang w:eastAsia="de-DE"/>
+              </w:rPr>
+            </w:pPr>
+            <w:r>
+              <w:rPr>
+                <w:rFonts w:ascii="Calibri" w:eastAsia="Times New Roman" w:hAnsi="Calibri" w:cs="Calibri"/>
+                <w:color w:val="000000"/>
+                <w:sz w:val="22"/>
+                <w:szCs w:val="22"/>
+                <w:lang w:eastAsia="de-DE"/>
+              </w:rPr>
+              <w:t>MAGEC3</w:t>
+            </w:r>
+          </w:p>
+        </w:tc>
+        <w:tc>
+          <w:tcPr>
+            <w:tcW w:w="1302" w:type="dxa"/>
+            <w:noWrap/>
+            <w:hideMark/>
+          </w:tcPr>
+          <w:p>
+            <w:pPr>
+              <w:rPr>
+                <w:rFonts w:ascii="Calibri" w:eastAsia="Times New Roman" w:hAnsi="Calibri" w:cs="Calibri"/>
+                <w:color w:val="000000"/>
+                <w:sz w:val="22"/>
+                <w:szCs w:val="22"/>
+                <w:lang w:eastAsia="de-DE"/>
+              </w:rPr>
+            </w:pPr>
+            <w:r>
+              <w:rPr>
+                <w:rFonts w:ascii="Calibri" w:eastAsia="Times New Roman" w:hAnsi="Calibri" w:cs="Calibri"/>
+                <w:color w:val="000000"/>
+                <w:sz w:val="22"/>
+                <w:szCs w:val="22"/>
+                <w:lang w:eastAsia="de-DE"/>
+              </w:rPr>
+              <w:t>KVAELVQFL</w:t>
+            </w:r>
+          </w:p>
+        </w:tc>
+        <w:tc>
+          <w:tcPr>
+            <w:tcW w:w="1122" w:type="dxa"/>
+            <w:noWrap/>
+            <w:hideMark/>
+          </w:tcPr>
+          <w:p>
+            <w:pPr>
+              <w:rPr>
+                <w:rFonts w:ascii="Calibri" w:eastAsia="Times New Roman" w:hAnsi="Calibri" w:cs="Calibri"/>
+                <w:color w:val="000000"/>
+                <w:sz w:val="22"/>
+                <w:szCs w:val="22"/>
+                <w:lang w:eastAsia="de-DE"/>
+              </w:rPr>
+            </w:pPr>
+            <w:r>
+              <w:rPr>
+                <w:rFonts w:ascii="Calibri" w:eastAsia="Times New Roman" w:hAnsi="Calibri" w:cs="Calibri"/>
+                <w:color w:val="000000"/>
+                <w:sz w:val="22"/>
+                <w:szCs w:val="22"/>
+                <w:lang w:eastAsia="de-DE"/>
+              </w:rPr>
+              <w:t>1</w:t>
+            </w:r>
+          </w:p>
+        </w:tc>
+        <w:tc>
+          <w:tcPr>
+            <w:tcW w:w="5330" w:type="dxa"/>
+            <w:noWrap/>
+            <w:hideMark/>
+          </w:tcPr>
+          <w:p>
+            <w:pPr>
+              <w:rPr>
+                <w:rFonts w:ascii="Calibri" w:eastAsia="Times New Roman" w:hAnsi="Calibri" w:cs="Calibri"/>
+                <w:color w:val="000000"/>
+                <w:sz w:val="22"/>
+                <w:szCs w:val="22"/>
+                <w:lang w:eastAsia="de-DE"/>
+              </w:rPr>
+            </w:pPr>
+            <w:r>
+              <w:rPr>
+                <w:rFonts w:ascii="Calibri" w:eastAsia="Times New Roman" w:hAnsi="Calibri" w:cs="Calibri"/>
+                <w:color w:val="000000"/>
+                <w:sz w:val="22"/>
+                <w:szCs w:val="22"/>
+                <w:lang w:eastAsia="de-DE"/>
+              </w:rPr>
+              <w:t>PMID23377668, WO2021173674A1, PMID27439771</w:t>
+            </w:r>
+          </w:p>
+        </w:tc>
+      </w:tr>
+      <w:tr>
+        <w:trPr>
+          <w:trHeight w:val="300"/>
+        </w:trPr>
+        <w:tc>
+          <w:tcPr>
+            <w:tcW w:w="1498" w:type="dxa"/>
+            <w:noWrap/>
+            <w:hideMark/>
+          </w:tcPr>
+          <w:p>
+            <w:pPr>
+              <w:rPr>
+                <w:rFonts w:ascii="Calibri" w:eastAsia="Times New Roman" w:hAnsi="Calibri" w:cs="Calibri"/>
+                <w:color w:val="000000"/>
+                <w:sz w:val="22"/>
+                <w:szCs w:val="22"/>
+                <w:lang w:eastAsia="de-DE"/>
+              </w:rPr>
+            </w:pPr>
+            <w:r>
+              <w:rPr>
+                <w:rFonts w:ascii="Calibri" w:eastAsia="Times New Roman" w:hAnsi="Calibri" w:cs="Calibri"/>
+                <w:color w:val="000000"/>
+                <w:sz w:val="22"/>
+                <w:szCs w:val="22"/>
+                <w:lang w:eastAsia="de-DE"/>
+              </w:rPr>
+              <w:t>EPS8L2</w:t>
+            </w:r>
+          </w:p>
+        </w:tc>
+        <w:tc>
+          <w:tcPr>
+            <w:tcW w:w="1302" w:type="dxa"/>
+            <w:noWrap/>
+            <w:hideMark/>
+          </w:tcPr>
+          <w:p>
+            <w:pPr>
+              <w:rPr>
+                <w:rFonts w:ascii="Calibri" w:eastAsia="Times New Roman" w:hAnsi="Calibri" w:cs="Calibri"/>
+                <w:color w:val="000000"/>
+                <w:sz w:val="22"/>
+                <w:szCs w:val="22"/>
+                <w:lang w:eastAsia="de-DE"/>
+              </w:rPr>
+            </w:pPr>
+            <w:r>
+              <w:rPr>
+                <w:rFonts w:ascii="Calibri" w:eastAsia="Times New Roman" w:hAnsi="Calibri" w:cs="Calibri"/>
+                <w:color w:val="000000"/>
+                <w:sz w:val="22"/>
+                <w:szCs w:val="22"/>
+                <w:lang w:eastAsia="de-DE"/>
+              </w:rPr>
+              <w:t>SAAELVHFL</w:t>
+            </w:r>
+          </w:p>
+        </w:tc>
+        <w:tc>
+          <w:tcPr>
+            <w:tcW w:w="1122" w:type="dxa"/>
+            <w:noWrap/>
+            <w:hideMark/>
+          </w:tcPr>
+          <w:p>
+            <w:pPr>
+              <w:rPr>
+                <w:rFonts w:ascii="Calibri" w:eastAsia="Times New Roman" w:hAnsi="Calibri" w:cs="Calibri"/>
+                <w:color w:val="000000"/>
+                <w:sz w:val="22"/>
+                <w:szCs w:val="22"/>
+                <w:lang w:eastAsia="de-DE"/>
+              </w:rPr>
+            </w:pPr>
+            <w:r>
+              <w:rPr>
+                <w:rFonts w:ascii="Calibri" w:eastAsia="Times New Roman" w:hAnsi="Calibri" w:cs="Calibri"/>
+                <w:color w:val="000000"/>
+                <w:sz w:val="22"/>
+                <w:szCs w:val="22"/>
+                <w:lang w:eastAsia="de-DE"/>
+              </w:rPr>
+              <w:t>2</w:t>
+            </w:r>
+          </w:p>
+        </w:tc>
+        <w:tc>
+          <w:tcPr>
+            <w:tcW w:w="5330" w:type="dxa"/>
+            <w:noWrap/>
+            <w:hideMark/>
+          </w:tcPr>
+          <w:p>
+            <w:pPr>
+              <w:rPr>
+                <w:rFonts w:ascii="Calibri" w:eastAsia="Times New Roman" w:hAnsi="Calibri" w:cs="Calibri"/>
+                <w:color w:val="000000"/>
+                <w:sz w:val="22"/>
+                <w:szCs w:val="22"/>
+                <w:lang w:eastAsia="de-DE"/>
+              </w:rPr>
+            </w:pPr>
+            <w:r>
+              <w:rPr>
+                <w:rFonts w:ascii="Calibri" w:eastAsia="Times New Roman" w:hAnsi="Calibri" w:cs="Calibri"/>
+                <w:color w:val="000000"/>
+                <w:sz w:val="22"/>
+                <w:szCs w:val="22"/>
+                <w:lang w:eastAsia="de-DE"/>
+              </w:rPr>
+              <w:t>WO2021173674A1, PMID27439771</w:t>
+            </w:r>
+          </w:p>
+        </w:tc>
+      </w:tr>
+      <w:tr>
+        <w:trPr>
+          <w:trHeight w:val="300"/>
+        </w:trPr>
+        <w:tc>
+          <w:tcPr>
+            <w:tcW w:w="1498" w:type="dxa"/>
+            <w:noWrap/>
+            <w:hideMark/>
+          </w:tcPr>
+          <w:p>
+            <w:pPr>
+              <w:rPr>
+                <w:rFonts w:ascii="Calibri" w:eastAsia="Times New Roman" w:hAnsi="Calibri" w:cs="Calibri"/>
+                <w:color w:val="000000"/>
+                <w:sz w:val="22"/>
+                <w:szCs w:val="22"/>
+                <w:lang w:eastAsia="de-DE"/>
+              </w:rPr>
+            </w:pPr>
+            <w:r>
+              <w:rPr>
+                <w:rFonts w:ascii="Calibri" w:eastAsia="Times New Roman" w:hAnsi="Calibri" w:cs="Calibri"/>
+                <w:color w:val="000000"/>
+                <w:sz w:val="22"/>
+                <w:szCs w:val="22"/>
+                <w:lang w:eastAsia="de-DE"/>
+              </w:rPr>
+              <w:t>MAGEA1</w:t>
+            </w:r>
+          </w:p>
+        </w:tc>
+        <w:tc>
+          <w:tcPr>
+            <w:tcW w:w="1302" w:type="dxa"/>
+            <w:noWrap/>
+            <w:hideMark/>
+          </w:tcPr>
+          <w:p>
+            <w:pPr>
+              <w:rPr>
+                <w:rFonts w:ascii="Calibri" w:eastAsia="Times New Roman" w:hAnsi="Calibri" w:cs="Calibri"/>
+                <w:color w:val="000000"/>
+                <w:sz w:val="22"/>
+                <w:szCs w:val="22"/>
+                <w:lang w:eastAsia="de-DE"/>
+              </w:rPr>
+            </w:pPr>
+            <w:r>
+              <w:rPr>
+                <w:rFonts w:ascii="Calibri" w:eastAsia="Times New Roman" w:hAnsi="Calibri" w:cs="Calibri"/>
+                <w:color w:val="000000"/>
+                <w:sz w:val="22"/>
+                <w:szCs w:val="22"/>
+                <w:lang w:eastAsia="de-DE"/>
+              </w:rPr>
+              <w:t>KVADLVGFL</w:t>
+            </w:r>
+          </w:p>
+        </w:tc>
+        <w:tc>
+          <w:tcPr>
+            <w:tcW w:w="1122" w:type="dxa"/>
+            <w:noWrap/>
+            <w:hideMark/>
+          </w:tcPr>
+          <w:p>
+            <w:pPr>
+              <w:rPr>
+                <w:rFonts w:ascii="Calibri" w:eastAsia="Times New Roman" w:hAnsi="Calibri" w:cs="Calibri"/>
+                <w:color w:val="000000"/>
+                <w:sz w:val="22"/>
+                <w:szCs w:val="22"/>
+                <w:lang w:eastAsia="de-DE"/>
+              </w:rPr>
+            </w:pPr>
+            <w:r>
+              <w:rPr>
+                <w:rFonts w:ascii="Calibri" w:eastAsia="Times New Roman" w:hAnsi="Calibri" w:cs="Calibri"/>
+                <w:color w:val="000000"/>
+                <w:sz w:val="22"/>
+                <w:szCs w:val="22"/>
+                <w:lang w:eastAsia="de-DE"/>
+              </w:rPr>
+              <w:t>2</w:t>
+            </w:r>
+          </w:p>
+        </w:tc>
+        <w:tc>
+          <w:tcPr>
+            <w:tcW w:w="5330" w:type="dxa"/>
+            <w:noWrap/>
+            <w:hideMark/>
+          </w:tcPr>
+          <w:p>
+            <w:pPr>
+              <w:rPr>
+                <w:rFonts w:ascii="Calibri" w:eastAsia="Times New Roman" w:hAnsi="Calibri" w:cs="Calibri"/>
+                <w:color w:val="000000"/>
+                <w:sz w:val="22"/>
+                <w:szCs w:val="22"/>
+                <w:lang w:eastAsia="de-DE"/>
+              </w:rPr>
+            </w:pPr>
+            <w:r>
+              <w:rPr>
+                <w:rFonts w:ascii="Calibri" w:eastAsia="Times New Roman" w:hAnsi="Calibri" w:cs="Calibri"/>
+                <w:color w:val="000000"/>
+                <w:sz w:val="22"/>
+                <w:szCs w:val="22"/>
+                <w:lang w:eastAsia="de-DE"/>
+              </w:rPr>
+              <w:t>PMID21149604, WO2021173674A1</w:t>
+            </w:r>
+          </w:p>
+        </w:tc>
+      </w:tr>
+      <w:tr>
+        <w:trPr>
+          <w:trHeight w:val="300"/>
+        </w:trPr>
+        <w:tc>
+          <w:tcPr>
+            <w:tcW w:w="1498" w:type="dxa"/>
+            <w:noWrap/>
+            <w:hideMark/>
+          </w:tcPr>
+          <w:p>
+            <w:pPr>
+              <w:rPr>
+                <w:rFonts w:ascii="Calibri" w:eastAsia="Times New Roman" w:hAnsi="Calibri" w:cs="Calibri"/>
+                <w:color w:val="000000"/>
+                <w:sz w:val="22"/>
+                <w:szCs w:val="22"/>
+                <w:lang w:eastAsia="de-DE"/>
+              </w:rPr>
+            </w:pPr>
+            <w:r>
+              <w:rPr>
+                <w:rFonts w:ascii="Calibri" w:eastAsia="Times New Roman" w:hAnsi="Calibri" w:cs="Calibri"/>
+                <w:color w:val="000000"/>
+                <w:sz w:val="22"/>
+                <w:szCs w:val="22"/>
+                <w:lang w:eastAsia="de-DE"/>
+              </w:rPr>
+              <w:t>MAGEA2</w:t>
+            </w:r>
+          </w:p>
+        </w:tc>
+        <w:tc>
+          <w:tcPr>
+            <w:tcW w:w="1302" w:type="dxa"/>
+            <w:noWrap/>
+            <w:hideMark/>
+          </w:tcPr>
+          <w:p>
+            <w:pPr>
+              <w:rPr>
+                <w:rFonts w:ascii="Calibri" w:eastAsia="Times New Roman" w:hAnsi="Calibri" w:cs="Calibri"/>
+                <w:color w:val="000000"/>
+                <w:sz w:val="22"/>
+                <w:szCs w:val="22"/>
+                <w:lang w:eastAsia="de-DE"/>
+              </w:rPr>
+            </w:pPr>
+            <w:r>
+              <w:rPr>
+                <w:rFonts w:ascii="Calibri" w:eastAsia="Times New Roman" w:hAnsi="Calibri" w:cs="Calibri"/>
+                <w:color w:val="000000"/>
+                <w:sz w:val="22"/>
+                <w:szCs w:val="22"/>
+                <w:lang w:eastAsia="de-DE"/>
+              </w:rPr>
+              <w:t>KMVELVHFL</w:t>
+            </w:r>
+          </w:p>
+        </w:tc>
+        <w:tc>
+          <w:tcPr>
+            <w:tcW w:w="1122" w:type="dxa"/>
+            <w:noWrap/>
+            <w:hideMark/>
+          </w:tcPr>
+          <w:p>
+            <w:pPr>
+              <w:rPr>
+                <w:rFonts w:ascii="Calibri" w:eastAsia="Times New Roman" w:hAnsi="Calibri" w:cs="Calibri"/>
+                <w:color w:val="000000"/>
+                <w:sz w:val="22"/>
+                <w:szCs w:val="22"/>
+                <w:lang w:eastAsia="de-DE"/>
+              </w:rPr>
+            </w:pPr>
+            <w:r>
+              <w:rPr>
+                <w:rFonts w:ascii="Calibri" w:eastAsia="Times New Roman" w:hAnsi="Calibri" w:cs="Calibri"/>
+                <w:color w:val="000000"/>
+                <w:sz w:val="22"/>
+                <w:szCs w:val="22"/>
+                <w:lang w:eastAsia="de-DE"/>
+              </w:rPr>
+              <w:t>2</w:t>
+            </w:r>
+          </w:p>
+        </w:tc>
+        <w:tc>
+          <w:tcPr>
+            <w:tcW w:w="5330" w:type="dxa"/>
+            <w:noWrap/>
+            <w:hideMark/>
+          </w:tcPr>
+          <w:p>
+            <w:pPr>
+              <w:rPr>
+                <w:rFonts w:ascii="Calibri" w:eastAsia="Times New Roman" w:hAnsi="Calibri" w:cs="Calibri"/>
+                <w:color w:val="000000"/>
+                <w:sz w:val="22"/>
+                <w:szCs w:val="22"/>
+                <w:lang w:eastAsia="de-DE"/>
+              </w:rPr>
+            </w:pPr>
+            <w:r>
+              <w:rPr>
+                <w:rFonts w:ascii="Calibri" w:eastAsia="Times New Roman" w:hAnsi="Calibri" w:cs="Calibri"/>
+                <w:color w:val="000000"/>
+                <w:sz w:val="22"/>
+                <w:szCs w:val="22"/>
+                <w:lang w:eastAsia="de-DE"/>
+              </w:rPr>
+              <w:t>PMID21149604, WO2021173674A1</w:t>
+            </w:r>
+          </w:p>
+        </w:tc>
+      </w:tr>
+      <w:tr>
+        <w:trPr>
+          <w:trHeight w:val="300"/>
+        </w:trPr>
+        <w:tc>
+          <w:tcPr>
+            <w:tcW w:w="1498" w:type="dxa"/>
+            <w:noWrap/>
+            <w:hideMark/>
+          </w:tcPr>
+          <w:p>
+            <w:pPr>
+              <w:rPr>
+                <w:rFonts w:ascii="Calibri" w:eastAsia="Times New Roman" w:hAnsi="Calibri" w:cs="Calibri"/>
+                <w:color w:val="000000"/>
+                <w:sz w:val="22"/>
+                <w:szCs w:val="22"/>
+                <w:lang w:eastAsia="de-DE"/>
+              </w:rPr>
+            </w:pPr>
+            <w:r>
+              <w:rPr>
+                <w:rFonts w:ascii="Calibri" w:eastAsia="Times New Roman" w:hAnsi="Calibri" w:cs="Calibri"/>
+                <w:color w:val="000000"/>
+                <w:sz w:val="22"/>
+                <w:szCs w:val="22"/>
+                <w:lang w:eastAsia="de-DE"/>
+              </w:rPr>
+              <w:t>MAGEA4</w:t>
+            </w:r>
+          </w:p>
+        </w:tc>
+        <w:tc>
+          <w:tcPr>
+            <w:tcW w:w="1302" w:type="dxa"/>
+            <w:noWrap/>
+            <w:hideMark/>
+          </w:tcPr>
+          <w:p>
+            <w:pPr>
+              <w:rPr>
+                <w:rFonts w:ascii="Calibri" w:eastAsia="Times New Roman" w:hAnsi="Calibri" w:cs="Calibri"/>
+                <w:color w:val="000000"/>
+                <w:sz w:val="22"/>
+                <w:szCs w:val="22"/>
+                <w:lang w:eastAsia="de-DE"/>
+              </w:rPr>
+            </w:pPr>
+            <w:r>
+              <w:rPr>
+                <w:rFonts w:ascii="Calibri" w:eastAsia="Times New Roman" w:hAnsi="Calibri" w:cs="Calibri"/>
+                <w:color w:val="000000"/>
+                <w:sz w:val="22"/>
+                <w:szCs w:val="22"/>
+                <w:lang w:eastAsia="de-DE"/>
+              </w:rPr>
+              <w:t>KVDELAHFL</w:t>
+            </w:r>
+          </w:p>
+        </w:tc>
+        <w:tc>
+          <w:tcPr>
+            <w:tcW w:w="1122" w:type="dxa"/>
+            <w:noWrap/>
+            <w:hideMark/>
+          </w:tcPr>
+          <w:p>
+            <w:pPr>
+              <w:rPr>
+                <w:rFonts w:ascii="Calibri" w:eastAsia="Times New Roman" w:hAnsi="Calibri" w:cs="Calibri"/>
+                <w:color w:val="000000"/>
+                <w:sz w:val="22"/>
+                <w:szCs w:val="22"/>
+                <w:lang w:eastAsia="de-DE"/>
+              </w:rPr>
+            </w:pPr>
+            <w:r>
+              <w:rPr>
+                <w:rFonts w:ascii="Calibri" w:eastAsia="Times New Roman" w:hAnsi="Calibri" w:cs="Calibri"/>
+                <w:color w:val="000000"/>
+                <w:sz w:val="22"/>
+                <w:szCs w:val="22"/>
+                <w:lang w:eastAsia="de-DE"/>
+              </w:rPr>
+              <w:t>2</w:t>
+            </w:r>
+          </w:p>
+        </w:tc>
+        <w:tc>
+          <w:tcPr>
+            <w:tcW w:w="5330" w:type="dxa"/>
+            <w:noWrap/>
+            <w:hideMark/>
+          </w:tcPr>
+          <w:p>
+            <w:pPr>
+              <w:rPr>
+                <w:rFonts w:ascii="Calibri" w:eastAsia="Times New Roman" w:hAnsi="Calibri" w:cs="Calibri"/>
+                <w:color w:val="000000"/>
+                <w:sz w:val="22"/>
+                <w:szCs w:val="22"/>
+                <w:lang w:eastAsia="de-DE"/>
+              </w:rPr>
+            </w:pPr>
+            <w:r>
+              <w:rPr>
+                <w:rFonts w:ascii="Calibri" w:eastAsia="Times New Roman" w:hAnsi="Calibri" w:cs="Calibri"/>
+                <w:color w:val="000000"/>
+                <w:sz w:val="22"/>
+                <w:szCs w:val="22"/>
+                <w:lang w:eastAsia="de-DE"/>
+              </w:rPr>
+              <w:t>PMID21149604, WO2021173674A1</w:t>
+            </w:r>
+          </w:p>
+        </w:tc>
+      </w:tr>
+      <w:tr>
+        <w:trPr>
+          <w:trHeight w:val="300"/>
+        </w:trPr>
+        <w:tc>
+          <w:tcPr>
+            <w:tcW w:w="1498" w:type="dxa"/>
+            <w:noWrap/>
+            <w:hideMark/>
+          </w:tcPr>
+          <w:p>
+            <w:pPr>
+              <w:rPr>
+                <w:rFonts w:ascii="Calibri" w:eastAsia="Times New Roman" w:hAnsi="Calibri" w:cs="Calibri"/>
+                <w:color w:val="000000"/>
+                <w:sz w:val="22"/>
+                <w:szCs w:val="22"/>
+                <w:lang w:eastAsia="de-DE"/>
+              </w:rPr>
+            </w:pPr>
+            <w:r>
+              <w:rPr>
+                <w:rFonts w:ascii="Calibri" w:eastAsia="Times New Roman" w:hAnsi="Calibri" w:cs="Calibri"/>
+                <w:color w:val="000000"/>
+                <w:sz w:val="22"/>
+                <w:szCs w:val="22"/>
+                <w:lang w:eastAsia="de-DE"/>
+              </w:rPr>
+              <w:t>MAGEA5</w:t>
+            </w:r>
+          </w:p>
+        </w:tc>
+        <w:tc>
+          <w:tcPr>
+            <w:tcW w:w="1302" w:type="dxa"/>
+            <w:noWrap/>
+            <w:hideMark/>
+          </w:tcPr>
+          <w:p>
+            <w:pPr>
+              <w:rPr>
+                <w:rFonts w:ascii="Calibri" w:eastAsia="Times New Roman" w:hAnsi="Calibri" w:cs="Calibri"/>
+                <w:color w:val="000000"/>
+                <w:sz w:val="22"/>
+                <w:szCs w:val="22"/>
+                <w:lang w:eastAsia="de-DE"/>
+              </w:rPr>
+            </w:pPr>
+            <w:r>
+              <w:rPr>
+                <w:rFonts w:ascii="Calibri" w:eastAsia="Times New Roman" w:hAnsi="Calibri" w:cs="Calibri"/>
+                <w:color w:val="000000"/>
+                <w:sz w:val="22"/>
+                <w:szCs w:val="22"/>
+                <w:lang w:eastAsia="de-DE"/>
+              </w:rPr>
+              <w:t>KVADLIHFL</w:t>
+            </w:r>
+          </w:p>
+        </w:tc>
+        <w:tc>
+          <w:tcPr>
+            <w:tcW w:w="1122" w:type="dxa"/>
+            <w:noWrap/>
+            <w:hideMark/>
+          </w:tcPr>
+          <w:p>
+            <w:pPr>
+              <w:rPr>
+                <w:rFonts w:ascii="Calibri" w:eastAsia="Times New Roman" w:hAnsi="Calibri" w:cs="Calibri"/>
+                <w:color w:val="000000"/>
+                <w:sz w:val="22"/>
+                <w:szCs w:val="22"/>
+                <w:lang w:eastAsia="de-DE"/>
+              </w:rPr>
+            </w:pPr>
+            <w:r>
+              <w:rPr>
+                <w:rFonts w:ascii="Calibri" w:eastAsia="Times New Roman" w:hAnsi="Calibri" w:cs="Calibri"/>
+                <w:color w:val="000000"/>
+                <w:sz w:val="22"/>
+                <w:szCs w:val="22"/>
+                <w:lang w:eastAsia="de-DE"/>
+              </w:rPr>
+              <w:t>2</w:t>
+            </w:r>
+          </w:p>
+        </w:tc>
+        <w:tc>
+          <w:tcPr>
+            <w:tcW w:w="5330" w:type="dxa"/>
+            <w:noWrap/>
+            <w:hideMark/>
+          </w:tcPr>
+          <w:p>
+            <w:pPr>
+              <w:rPr>
+                <w:rFonts w:ascii="Calibri" w:eastAsia="Times New Roman" w:hAnsi="Calibri" w:cs="Calibri"/>
+                <w:color w:val="000000"/>
+                <w:sz w:val="22"/>
+                <w:szCs w:val="22"/>
+                <w:lang w:eastAsia="de-DE"/>
+              </w:rPr>
+            </w:pPr>
+            <w:r>
+              <w:rPr>
+                <w:rFonts w:ascii="Calibri" w:eastAsia="Times New Roman" w:hAnsi="Calibri" w:cs="Calibri"/>
+                <w:color w:val="000000"/>
+                <w:sz w:val="22"/>
+                <w:szCs w:val="22"/>
+                <w:lang w:eastAsia="de-DE"/>
+              </w:rPr>
+              <w:t>WO2021173674A1</w:t>
+            </w:r>
+          </w:p>
+        </w:tc>
+      </w:tr>
+      <w:tr>
+        <w:trPr>
+          <w:trHeight w:val="300"/>
+        </w:trPr>
+        <w:tc>
+          <w:tcPr>
+            <w:tcW w:w="1498" w:type="dxa"/>
+            <w:noWrap/>
+            <w:hideMark/>
+          </w:tcPr>
+          <w:p>
+            <w:pPr>
+              <w:rPr>
+                <w:rFonts w:ascii="Calibri" w:eastAsia="Times New Roman" w:hAnsi="Calibri" w:cs="Calibri"/>
+                <w:color w:val="000000"/>
+                <w:sz w:val="22"/>
+                <w:szCs w:val="22"/>
+                <w:lang w:eastAsia="de-DE"/>
+              </w:rPr>
+            </w:pPr>
+            <w:r>
+              <w:rPr>
+                <w:rFonts w:ascii="Calibri" w:eastAsia="Times New Roman" w:hAnsi="Calibri" w:cs="Calibri"/>
+                <w:color w:val="000000"/>
+                <w:sz w:val="22"/>
+                <w:szCs w:val="22"/>
+                <w:lang w:eastAsia="de-DE"/>
+              </w:rPr>
+              <w:t>MAGEB18</w:t>
+            </w:r>
+          </w:p>
+        </w:tc>
+        <w:tc>
+          <w:tcPr>
+            <w:tcW w:w="1302" w:type="dxa"/>
+            <w:noWrap/>
+            <w:hideMark/>
+          </w:tcPr>
+          <w:p>
+            <w:pPr>
+              <w:rPr>
+                <w:rFonts w:ascii="Calibri" w:eastAsia="Times New Roman" w:hAnsi="Calibri" w:cs="Calibri"/>
+                <w:color w:val="000000"/>
+                <w:sz w:val="22"/>
+                <w:szCs w:val="22"/>
+                <w:lang w:eastAsia="de-DE"/>
+              </w:rPr>
+            </w:pPr>
+            <w:r>
+              <w:rPr>
+                <w:rFonts w:ascii="Calibri" w:eastAsia="Times New Roman" w:hAnsi="Calibri" w:cs="Calibri"/>
+                <w:color w:val="000000"/>
+                <w:sz w:val="22"/>
+                <w:szCs w:val="22"/>
+                <w:lang w:eastAsia="de-DE"/>
+              </w:rPr>
+              <w:t>KVVSLVHFL</w:t>
+            </w:r>
+          </w:p>
+        </w:tc>
+        <w:tc>
+          <w:tcPr>
+            <w:tcW w:w="1122" w:type="dxa"/>
+            <w:noWrap/>
+            <w:hideMark/>
+          </w:tcPr>
+          <w:p>
+            <w:pPr>
+              <w:rPr>
+                <w:rFonts w:ascii="Calibri" w:eastAsia="Times New Roman" w:hAnsi="Calibri" w:cs="Calibri"/>
+                <w:color w:val="000000"/>
+                <w:sz w:val="22"/>
+                <w:szCs w:val="22"/>
+                <w:lang w:eastAsia="de-DE"/>
+              </w:rPr>
+            </w:pPr>
+            <w:r>
+              <w:rPr>
+                <w:rFonts w:ascii="Calibri" w:eastAsia="Times New Roman" w:hAnsi="Calibri" w:cs="Calibri"/>
+                <w:color w:val="000000"/>
+                <w:sz w:val="22"/>
+                <w:szCs w:val="22"/>
+                <w:lang w:eastAsia="de-DE"/>
+              </w:rPr>
+              <w:t>2</w:t>
+            </w:r>
+          </w:p>
+        </w:tc>
+        <w:tc>
+          <w:tcPr>
+            <w:tcW w:w="5330" w:type="dxa"/>
+            <w:noWrap/>
+            <w:hideMark/>
+          </w:tcPr>
+          <w:p>
+            <w:pPr>
+              <w:rPr>
+                <w:rFonts w:ascii="Calibri" w:eastAsia="Times New Roman" w:hAnsi="Calibri" w:cs="Calibri"/>
+                <w:color w:val="000000"/>
+                <w:sz w:val="22"/>
+                <w:szCs w:val="22"/>
+                <w:lang w:eastAsia="de-DE"/>
+              </w:rPr>
+            </w:pPr>
+            <w:r>
+              <w:rPr>
+                <w:rFonts w:ascii="Calibri" w:eastAsia="Times New Roman" w:hAnsi="Calibri" w:cs="Calibri"/>
+                <w:color w:val="000000"/>
+                <w:sz w:val="22"/>
+                <w:szCs w:val="22"/>
+                <w:lang w:eastAsia="de-DE"/>
+              </w:rPr>
+              <w:t>PMID23377668, WO2021173674A1</w:t>
+            </w:r>
+          </w:p>
+        </w:tc>
+      </w:tr>
+      <w:tr>
+        <w:trPr>
+          <w:trHeight w:val="300"/>
+        </w:trPr>
+        <w:tc>
+          <w:tcPr>
+            <w:tcW w:w="1498" w:type="dxa"/>
+            <w:noWrap/>
+            <w:hideMark/>
+          </w:tcPr>
+          <w:p>
+            <w:pPr>
+              <w:rPr>
+                <w:rFonts w:ascii="Calibri" w:eastAsia="Times New Roman" w:hAnsi="Calibri" w:cs="Calibri"/>
+                <w:color w:val="000000"/>
+                <w:sz w:val="22"/>
+                <w:szCs w:val="22"/>
+                <w:lang w:eastAsia="de-DE"/>
+              </w:rPr>
+            </w:pPr>
+            <w:r>
+              <w:rPr>
+                <w:rFonts w:ascii="Calibri" w:eastAsia="Times New Roman" w:hAnsi="Calibri" w:cs="Calibri"/>
+                <w:color w:val="000000"/>
+                <w:sz w:val="22"/>
+                <w:szCs w:val="22"/>
+                <w:lang w:eastAsia="de-DE"/>
+              </w:rPr>
+              <w:t>MRV11, MRVI1</w:t>
+            </w:r>
+          </w:p>
+        </w:tc>
+        <w:tc>
+          <w:tcPr>
+            <w:tcW w:w="1302" w:type="dxa"/>
+            <w:noWrap/>
+            <w:hideMark/>
+          </w:tcPr>
+          <w:p>
+            <w:pPr>
+              <w:rPr>
+                <w:rFonts w:ascii="Calibri" w:eastAsia="Times New Roman" w:hAnsi="Calibri" w:cs="Calibri"/>
+                <w:color w:val="000000"/>
+                <w:sz w:val="22"/>
+                <w:szCs w:val="22"/>
+                <w:lang w:eastAsia="de-DE"/>
+              </w:rPr>
+            </w:pPr>
+            <w:r>
+              <w:rPr>
+                <w:rFonts w:ascii="Calibri" w:eastAsia="Times New Roman" w:hAnsi="Calibri" w:cs="Calibri"/>
+                <w:color w:val="000000"/>
+                <w:sz w:val="22"/>
+                <w:szCs w:val="22"/>
+                <w:lang w:eastAsia="de-DE"/>
+              </w:rPr>
+              <w:t>KLEELVHFL</w:t>
+            </w:r>
+          </w:p>
+        </w:tc>
+        <w:tc>
+          <w:tcPr>
+            <w:tcW w:w="1122" w:type="dxa"/>
+            <w:noWrap/>
+            <w:hideMark/>
+          </w:tcPr>
+          <w:p>
+            <w:pPr>
+              <w:rPr>
+                <w:rFonts w:ascii="Calibri" w:eastAsia="Times New Roman" w:hAnsi="Calibri" w:cs="Calibri"/>
+                <w:color w:val="000000"/>
+                <w:sz w:val="22"/>
+                <w:szCs w:val="22"/>
+                <w:lang w:eastAsia="de-DE"/>
+              </w:rPr>
+            </w:pPr>
+            <w:r>
+              <w:rPr>
+                <w:rFonts w:ascii="Calibri" w:eastAsia="Times New Roman" w:hAnsi="Calibri" w:cs="Calibri"/>
+                <w:color w:val="000000"/>
+                <w:sz w:val="22"/>
+                <w:szCs w:val="22"/>
+                <w:lang w:eastAsia="de-DE"/>
+              </w:rPr>
+              <w:t>2</w:t>
+            </w:r>
+          </w:p>
+        </w:tc>
+        <w:tc>
+          <w:tcPr>
+            <w:tcW w:w="5330" w:type="dxa"/>
+            <w:noWrap/>
+            <w:hideMark/>
+          </w:tcPr>
+          <w:p>
+            <w:pPr>
+              <w:rPr>
+                <w:rFonts w:ascii="Calibri" w:eastAsia="Times New Roman" w:hAnsi="Calibri" w:cs="Calibri"/>
+                <w:color w:val="000000"/>
+                <w:sz w:val="22"/>
+                <w:szCs w:val="22"/>
+                <w:lang w:eastAsia="de-DE"/>
+              </w:rPr>
+            </w:pPr>
+            <w:r>
+              <w:rPr>
+                <w:rFonts w:ascii="Calibri" w:eastAsia="Times New Roman" w:hAnsi="Calibri" w:cs="Calibri"/>
+                <w:color w:val="000000"/>
+                <w:sz w:val="22"/>
+                <w:szCs w:val="22"/>
+                <w:lang w:eastAsia="de-DE"/>
+              </w:rPr>
+              <w:t>PMID23377668, WO2021173674A1, PMID27439771</w:t>
+            </w:r>
+          </w:p>
+        </w:tc>
+      </w:tr>
+      <w:tr>
+        <w:trPr>
+          <w:trHeight w:val="300"/>
+        </w:trPr>
+        <w:tc>
+          <w:tcPr>
+            <w:tcW w:w="1498" w:type="dxa"/>
+            <w:noWrap/>
+            <w:hideMark/>
+          </w:tcPr>
+          <w:p>
+            <w:pPr>
+              <w:rPr>
+                <w:rFonts w:ascii="Calibri" w:eastAsia="Times New Roman" w:hAnsi="Calibri" w:cs="Calibri"/>
+                <w:color w:val="000000"/>
+                <w:sz w:val="22"/>
+                <w:szCs w:val="22"/>
+                <w:lang w:eastAsia="de-DE"/>
+              </w:rPr>
+            </w:pPr>
+            <w:r>
+              <w:rPr>
+                <w:rFonts w:ascii="Calibri" w:eastAsia="Times New Roman" w:hAnsi="Calibri" w:cs="Calibri"/>
+                <w:color w:val="000000"/>
+                <w:sz w:val="22"/>
+                <w:szCs w:val="22"/>
+                <w:lang w:eastAsia="de-DE"/>
+              </w:rPr>
+              <w:t>EPS8</w:t>
+            </w:r>
+          </w:p>
+        </w:tc>
+        <w:tc>
+          <w:tcPr>
+            <w:tcW w:w="1302" w:type="dxa"/>
+            <w:noWrap/>
+            <w:hideMark/>
+          </w:tcPr>
+          <w:p>
+            <w:pPr>
+              <w:rPr>
+                <w:rFonts w:ascii="Calibri" w:eastAsia="Times New Roman" w:hAnsi="Calibri" w:cs="Calibri"/>
+                <w:color w:val="000000"/>
+                <w:sz w:val="22"/>
+                <w:szCs w:val="22"/>
+                <w:lang w:eastAsia="de-DE"/>
+              </w:rPr>
+            </w:pPr>
+            <w:r>
+              <w:rPr>
+                <w:rFonts w:ascii="Calibri" w:eastAsia="Times New Roman" w:hAnsi="Calibri" w:cs="Calibri"/>
+                <w:color w:val="000000"/>
+                <w:sz w:val="22"/>
+                <w:szCs w:val="22"/>
+                <w:lang w:eastAsia="de-DE"/>
+              </w:rPr>
+              <w:t>SAADLVHFL</w:t>
+            </w:r>
+          </w:p>
+        </w:tc>
+        <w:tc>
+          <w:tcPr>
+            <w:tcW w:w="1122" w:type="dxa"/>
+            <w:noWrap/>
+            <w:hideMark/>
+          </w:tcPr>
+          <w:p>
+            <w:pPr>
+              <w:rPr>
+                <w:rFonts w:ascii="Calibri" w:eastAsia="Times New Roman" w:hAnsi="Calibri" w:cs="Calibri"/>
+                <w:color w:val="000000"/>
+                <w:sz w:val="22"/>
+                <w:szCs w:val="22"/>
+                <w:lang w:eastAsia="de-DE"/>
+              </w:rPr>
+            </w:pPr>
+            <w:r>
+              <w:rPr>
+                <w:rFonts w:ascii="Calibri" w:eastAsia="Times New Roman" w:hAnsi="Calibri" w:cs="Calibri"/>
+                <w:color w:val="000000"/>
+                <w:sz w:val="22"/>
+                <w:szCs w:val="22"/>
+                <w:lang w:eastAsia="de-DE"/>
+              </w:rPr>
+              <w:t>3</w:t>
+            </w:r>
+          </w:p>
+        </w:tc>
+        <w:tc>
+          <w:tcPr>
+            <w:tcW w:w="5330" w:type="dxa"/>
+            <w:noWrap/>
+            <w:hideMark/>
+          </w:tcPr>
+          <w:p>
+            <w:pPr>
+              <w:rPr>
+                <w:rFonts w:ascii="Calibri" w:eastAsia="Times New Roman" w:hAnsi="Calibri" w:cs="Calibri"/>
+                <w:color w:val="000000"/>
+                <w:sz w:val="22"/>
+                <w:szCs w:val="22"/>
+                <w:lang w:eastAsia="de-DE"/>
+              </w:rPr>
+            </w:pPr>
+            <w:r>
+              <w:rPr>
+                <w:rFonts w:ascii="Calibri" w:eastAsia="Times New Roman" w:hAnsi="Calibri" w:cs="Calibri"/>
+                <w:color w:val="000000"/>
+                <w:sz w:val="22"/>
+                <w:szCs w:val="22"/>
+                <w:lang w:eastAsia="de-DE"/>
+              </w:rPr>
+              <w:t>PMID23377668, WO2021173674A1, PMID27439771</w:t>
+            </w:r>
+          </w:p>
+        </w:tc>
+      </w:tr>
+      <w:tr>
+        <w:trPr>
+          <w:trHeight w:val="300"/>
+        </w:trPr>
+        <w:tc>
+          <w:tcPr>
+            <w:tcW w:w="1498" w:type="dxa"/>
+            <w:noWrap/>
+            <w:hideMark/>
+          </w:tcPr>
+          <w:p>
+            <w:pPr>
+              <w:rPr>
+                <w:rFonts w:ascii="Calibri" w:eastAsia="Times New Roman" w:hAnsi="Calibri" w:cs="Calibri"/>
+                <w:color w:val="000000"/>
+                <w:sz w:val="22"/>
+                <w:szCs w:val="22"/>
+                <w:lang w:eastAsia="de-DE"/>
+              </w:rPr>
+            </w:pPr>
+            <w:r>
+              <w:rPr>
+                <w:rFonts w:ascii="Calibri" w:eastAsia="Times New Roman" w:hAnsi="Calibri" w:cs="Calibri"/>
+                <w:color w:val="000000"/>
+                <w:sz w:val="22"/>
+                <w:szCs w:val="22"/>
+                <w:lang w:eastAsia="de-DE"/>
+              </w:rPr>
+              <w:t>MAGEA10</w:t>
+            </w:r>
+          </w:p>
+        </w:tc>
+        <w:tc>
+          <w:tcPr>
+            <w:tcW w:w="1302" w:type="dxa"/>
+            <w:noWrap/>
+            <w:hideMark/>
+          </w:tcPr>
+          <w:p>
+            <w:pPr>
+              <w:rPr>
+                <w:rFonts w:ascii="Calibri" w:eastAsia="Times New Roman" w:hAnsi="Calibri" w:cs="Calibri"/>
+                <w:color w:val="000000"/>
+                <w:sz w:val="22"/>
+                <w:szCs w:val="22"/>
+                <w:lang w:eastAsia="de-DE"/>
+              </w:rPr>
+            </w:pPr>
+            <w:r>
+              <w:rPr>
+                <w:rFonts w:ascii="Calibri" w:eastAsia="Times New Roman" w:hAnsi="Calibri" w:cs="Calibri"/>
+                <w:color w:val="000000"/>
+                <w:sz w:val="22"/>
+                <w:szCs w:val="22"/>
+                <w:lang w:eastAsia="de-DE"/>
+              </w:rPr>
+              <w:t>KVTDLVQFL</w:t>
+            </w:r>
+          </w:p>
+        </w:tc>
+        <w:tc>
+          <w:tcPr>
+            <w:tcW w:w="1122" w:type="dxa"/>
+            <w:noWrap/>
+            <w:hideMark/>
+          </w:tcPr>
+          <w:p>
+            <w:pPr>
+              <w:rPr>
+                <w:rFonts w:ascii="Calibri" w:eastAsia="Times New Roman" w:hAnsi="Calibri" w:cs="Calibri"/>
+                <w:color w:val="000000"/>
+                <w:sz w:val="22"/>
+                <w:szCs w:val="22"/>
+                <w:lang w:eastAsia="de-DE"/>
+              </w:rPr>
+            </w:pPr>
+            <w:r>
+              <w:rPr>
+                <w:rFonts w:ascii="Calibri" w:eastAsia="Times New Roman" w:hAnsi="Calibri" w:cs="Calibri"/>
+                <w:color w:val="000000"/>
+                <w:sz w:val="22"/>
+                <w:szCs w:val="22"/>
+                <w:lang w:eastAsia="de-DE"/>
+              </w:rPr>
+              <w:t>3</w:t>
+            </w:r>
+          </w:p>
+        </w:tc>
+        <w:tc>
+          <w:tcPr>
+            <w:tcW w:w="5330" w:type="dxa"/>
+            <w:noWrap/>
+            <w:hideMark/>
+          </w:tcPr>
+          <w:p>
+            <w:pPr>
+              <w:rPr>
+                <w:rFonts w:ascii="Calibri" w:eastAsia="Times New Roman" w:hAnsi="Calibri" w:cs="Calibri"/>
+                <w:color w:val="000000"/>
+                <w:sz w:val="22"/>
+                <w:szCs w:val="22"/>
+                <w:lang w:eastAsia="de-DE"/>
+              </w:rPr>
+            </w:pPr>
+            <w:r>
+              <w:rPr>
+                <w:rFonts w:ascii="Calibri" w:eastAsia="Times New Roman" w:hAnsi="Calibri" w:cs="Calibri"/>
+                <w:color w:val="000000"/>
+                <w:sz w:val="22"/>
+                <w:szCs w:val="22"/>
+                <w:lang w:eastAsia="de-DE"/>
+              </w:rPr>
+              <w:t>WO2021173674A1</w:t>
+            </w:r>
+          </w:p>
+        </w:tc>
+      </w:tr>
+      <w:tr>
+        <w:trPr>
+          <w:trHeight w:val="300"/>
+        </w:trPr>
+        <w:tc>
+          <w:tcPr>
+            <w:tcW w:w="1498" w:type="dxa"/>
+            <w:noWrap/>
+            <w:hideMark/>
+          </w:tcPr>
+          <w:p>
+            <w:pPr>
+              <w:rPr>
+                <w:rFonts w:ascii="Calibri" w:eastAsia="Times New Roman" w:hAnsi="Calibri" w:cs="Calibri"/>
+                <w:color w:val="000000"/>
+                <w:sz w:val="22"/>
+                <w:szCs w:val="22"/>
+                <w:lang w:eastAsia="de-DE"/>
+              </w:rPr>
+            </w:pPr>
+            <w:r>
+              <w:rPr>
+                <w:rFonts w:ascii="Calibri" w:eastAsia="Times New Roman" w:hAnsi="Calibri" w:cs="Calibri"/>
+                <w:color w:val="000000"/>
+                <w:sz w:val="22"/>
+                <w:szCs w:val="22"/>
+                <w:lang w:eastAsia="de-DE"/>
+              </w:rPr>
+              <w:t>MAGEF1</w:t>
+            </w:r>
+          </w:p>
+        </w:tc>
+        <w:tc>
+          <w:tcPr>
+            <w:tcW w:w="1302" w:type="dxa"/>
+            <w:noWrap/>
+            <w:hideMark/>
+          </w:tcPr>
+          <w:p>
+            <w:pPr>
+              <w:rPr>
+                <w:rFonts w:ascii="Calibri" w:eastAsia="Times New Roman" w:hAnsi="Calibri" w:cs="Calibri"/>
+                <w:color w:val="000000"/>
+                <w:sz w:val="22"/>
+                <w:szCs w:val="22"/>
+                <w:lang w:eastAsia="de-DE"/>
+              </w:rPr>
+            </w:pPr>
+            <w:r>
+              <w:rPr>
+                <w:rFonts w:ascii="Calibri" w:eastAsia="Times New Roman" w:hAnsi="Calibri" w:cs="Calibri"/>
+                <w:color w:val="000000"/>
+                <w:sz w:val="22"/>
+                <w:szCs w:val="22"/>
+                <w:lang w:eastAsia="de-DE"/>
+              </w:rPr>
+              <w:t>TVAELVQFL</w:t>
+            </w:r>
+          </w:p>
+        </w:tc>
+        <w:tc>
+          <w:tcPr>
+            <w:tcW w:w="1122" w:type="dxa"/>
+            <w:noWrap/>
+            <w:hideMark/>
+          </w:tcPr>
+          <w:p>
+            <w:pPr>
+              <w:rPr>
+                <w:rFonts w:ascii="Calibri" w:eastAsia="Times New Roman" w:hAnsi="Calibri" w:cs="Calibri"/>
+                <w:color w:val="000000"/>
+                <w:sz w:val="22"/>
+                <w:szCs w:val="22"/>
+                <w:lang w:eastAsia="de-DE"/>
+              </w:rPr>
+            </w:pPr>
+            <w:r>
+              <w:rPr>
+                <w:rFonts w:ascii="Calibri" w:eastAsia="Times New Roman" w:hAnsi="Calibri" w:cs="Calibri"/>
+                <w:color w:val="000000"/>
+                <w:sz w:val="22"/>
+                <w:szCs w:val="22"/>
+                <w:lang w:eastAsia="de-DE"/>
+              </w:rPr>
+              <w:t>3</w:t>
+            </w:r>
+          </w:p>
+        </w:tc>
+        <w:tc>
+          <w:tcPr>
+            <w:tcW w:w="5330" w:type="dxa"/>
+            <w:noWrap/>
+            <w:hideMark/>
+          </w:tcPr>
+          <w:p>
+            <w:pPr>
+              <w:rPr>
+                <w:rFonts w:ascii="Calibri" w:eastAsia="Times New Roman" w:hAnsi="Calibri" w:cs="Calibri"/>
+                <w:color w:val="000000"/>
+                <w:sz w:val="22"/>
+                <w:szCs w:val="22"/>
+                <w:lang w:eastAsia="de-DE"/>
+              </w:rPr>
+            </w:pPr>
+            <w:r>
+              <w:rPr>
+                <w:rFonts w:ascii="Calibri" w:eastAsia="Times New Roman" w:hAnsi="Calibri" w:cs="Calibri"/>
+                <w:color w:val="000000"/>
+                <w:sz w:val="22"/>
+                <w:szCs w:val="22"/>
+                <w:lang w:eastAsia="de-DE"/>
+              </w:rPr>
+              <w:t>PMID23377668, WO2021173674A1</w:t>
+            </w:r>
+          </w:p>
+        </w:tc>
+      </w:tr>
+      <w:tr>
+        <w:trPr>
+          <w:trHeight w:val="300"/>
+        </w:trPr>
+        <w:tc>
+          <w:tcPr>
+            <w:tcW w:w="1498" w:type="dxa"/>
+            <w:noWrap/>
+            <w:hideMark/>
+          </w:tcPr>
+          <w:p>
+            <w:pPr>
+              <w:rPr>
+                <w:rFonts w:ascii="Calibri" w:eastAsia="Times New Roman" w:hAnsi="Calibri" w:cs="Calibri"/>
+                <w:color w:val="000000"/>
+                <w:sz w:val="22"/>
+                <w:szCs w:val="22"/>
+                <w:lang w:eastAsia="de-DE"/>
+              </w:rPr>
+            </w:pPr>
+            <w:r>
+              <w:rPr>
+                <w:rFonts w:ascii="Calibri" w:eastAsia="Times New Roman" w:hAnsi="Calibri" w:cs="Calibri"/>
+                <w:color w:val="000000"/>
+                <w:sz w:val="22"/>
+                <w:szCs w:val="22"/>
+                <w:lang w:eastAsia="de-DE"/>
+              </w:rPr>
+              <w:t>PPP2R1B</w:t>
+            </w:r>
+          </w:p>
+        </w:tc>
+        <w:tc>
+          <w:tcPr>
+            <w:tcW w:w="1302" w:type="dxa"/>
+            <w:noWrap/>
+            <w:hideMark/>
+          </w:tcPr>
+          <w:p>
+            <w:pPr>
+              <w:rPr>
+                <w:rFonts w:ascii="Calibri" w:eastAsia="Times New Roman" w:hAnsi="Calibri" w:cs="Calibri"/>
+                <w:color w:val="000000"/>
+                <w:sz w:val="22"/>
+                <w:szCs w:val="22"/>
+                <w:lang w:eastAsia="de-DE"/>
+              </w:rPr>
+            </w:pPr>
+            <w:r>
+              <w:rPr>
+                <w:rFonts w:ascii="Calibri" w:eastAsia="Times New Roman" w:hAnsi="Calibri" w:cs="Calibri"/>
+                <w:color w:val="000000"/>
+                <w:sz w:val="22"/>
+                <w:szCs w:val="22"/>
+                <w:lang w:eastAsia="de-DE"/>
+              </w:rPr>
+              <w:t>GIAELVHFS</w:t>
+            </w:r>
+          </w:p>
+        </w:tc>
+        <w:tc>
+          <w:tcPr>
+            <w:tcW w:w="1122" w:type="dxa"/>
+            <w:noWrap/>
+            <w:hideMark/>
+          </w:tcPr>
+          <w:p>
+            <w:pPr>
+              <w:rPr>
+                <w:rFonts w:ascii="Calibri" w:eastAsia="Times New Roman" w:hAnsi="Calibri" w:cs="Calibri"/>
+                <w:color w:val="000000"/>
+                <w:sz w:val="22"/>
+                <w:szCs w:val="22"/>
+                <w:lang w:eastAsia="de-DE"/>
+              </w:rPr>
+            </w:pPr>
+            <w:r>
+              <w:rPr>
+                <w:rFonts w:ascii="Calibri" w:eastAsia="Times New Roman" w:hAnsi="Calibri" w:cs="Calibri"/>
+                <w:color w:val="000000"/>
+                <w:sz w:val="22"/>
+                <w:szCs w:val="22"/>
+                <w:lang w:eastAsia="de-DE"/>
+              </w:rPr>
+              <w:t>3</w:t>
+            </w:r>
+          </w:p>
+        </w:tc>
+        <w:tc>
+          <w:tcPr>
+            <w:tcW w:w="5330" w:type="dxa"/>
+            <w:noWrap/>
+            <w:hideMark/>
+          </w:tcPr>
+          <w:p>
+            <w:pPr>
+              <w:rPr>
+                <w:rFonts w:ascii="Calibri" w:eastAsia="Times New Roman" w:hAnsi="Calibri" w:cs="Calibri"/>
+                <w:color w:val="000000"/>
+                <w:sz w:val="22"/>
+                <w:szCs w:val="22"/>
+                <w:lang w:eastAsia="de-DE"/>
+              </w:rPr>
+            </w:pPr>
+            <w:r>
+              <w:rPr>
+                <w:rFonts w:ascii="Calibri" w:eastAsia="Times New Roman" w:hAnsi="Calibri" w:cs="Calibri"/>
+                <w:color w:val="000000"/>
+                <w:sz w:val="22"/>
+                <w:szCs w:val="22"/>
+                <w:lang w:eastAsia="de-DE"/>
+              </w:rPr>
+              <w:t>PMID23377668, WO2021173674A1</w:t>
+            </w:r>
+          </w:p>
+        </w:tc>
+      </w:tr>
+      <w:tr>
+        <w:trPr>
+          <w:trHeight w:val="300"/>
+        </w:trPr>
+        <w:tc>
+          <w:tcPr>
+            <w:tcW w:w="1498" w:type="dxa"/>
+            <w:noWrap/>
+            <w:hideMark/>
+          </w:tcPr>
+          <w:p>
+            <w:pPr>
+              <w:rPr>
+                <w:rFonts w:ascii="Calibri" w:eastAsia="Times New Roman" w:hAnsi="Calibri" w:cs="Calibri"/>
+                <w:color w:val="000000"/>
+                <w:sz w:val="22"/>
+                <w:szCs w:val="22"/>
+                <w:lang w:eastAsia="de-DE"/>
+              </w:rPr>
+            </w:pPr>
+            <w:r>
+              <w:rPr>
+                <w:rFonts w:ascii="Calibri" w:eastAsia="Times New Roman" w:hAnsi="Calibri" w:cs="Calibri"/>
+                <w:color w:val="000000"/>
+                <w:sz w:val="22"/>
+                <w:szCs w:val="22"/>
+                <w:lang w:eastAsia="de-DE"/>
+              </w:rPr>
+              <w:t>MAGEA11</w:t>
+            </w:r>
+          </w:p>
+        </w:tc>
+        <w:tc>
+          <w:tcPr>
+            <w:tcW w:w="1302" w:type="dxa"/>
+            <w:noWrap/>
+            <w:hideMark/>
+          </w:tcPr>
+          <w:p>
+            <w:pPr>
+              <w:rPr>
+                <w:rFonts w:ascii="Calibri" w:eastAsia="Times New Roman" w:hAnsi="Calibri" w:cs="Calibri"/>
+                <w:color w:val="000000"/>
+                <w:sz w:val="22"/>
+                <w:szCs w:val="22"/>
+                <w:lang w:eastAsia="de-DE"/>
+              </w:rPr>
+            </w:pPr>
+            <w:r>
+              <w:rPr>
+                <w:rFonts w:ascii="Calibri" w:eastAsia="Times New Roman" w:hAnsi="Calibri" w:cs="Calibri"/>
+                <w:color w:val="000000"/>
+                <w:sz w:val="22"/>
+                <w:szCs w:val="22"/>
+                <w:lang w:eastAsia="de-DE"/>
+              </w:rPr>
+              <w:t>KIIDLVHLL</w:t>
+            </w:r>
+          </w:p>
+        </w:tc>
+        <w:tc>
+          <w:tcPr>
+            <w:tcW w:w="1122" w:type="dxa"/>
+            <w:noWrap/>
+            <w:hideMark/>
+          </w:tcPr>
+          <w:p>
+            <w:pPr>
+              <w:rPr>
+                <w:rFonts w:ascii="Calibri" w:eastAsia="Times New Roman" w:hAnsi="Calibri" w:cs="Calibri"/>
+                <w:color w:val="000000"/>
+                <w:sz w:val="22"/>
+                <w:szCs w:val="22"/>
+                <w:lang w:eastAsia="de-DE"/>
+              </w:rPr>
+            </w:pPr>
+            <w:r>
+              <w:rPr>
+                <w:rFonts w:ascii="Calibri" w:eastAsia="Times New Roman" w:hAnsi="Calibri" w:cs="Calibri"/>
+                <w:color w:val="000000"/>
+                <w:sz w:val="22"/>
+                <w:szCs w:val="22"/>
+                <w:lang w:eastAsia="de-DE"/>
+              </w:rPr>
+              <w:t>4</w:t>
+            </w:r>
+          </w:p>
+        </w:tc>
+        <w:tc>
+          <w:tcPr>
+            <w:tcW w:w="5330" w:type="dxa"/>
+            <w:noWrap/>
+            <w:hideMark/>
+          </w:tcPr>
+          <w:p>
+            <w:pPr>
+              <w:rPr>
+                <w:rFonts w:ascii="Calibri" w:eastAsia="Times New Roman" w:hAnsi="Calibri" w:cs="Calibri"/>
+                <w:color w:val="000000"/>
+                <w:sz w:val="22"/>
+                <w:szCs w:val="22"/>
+                <w:lang w:eastAsia="de-DE"/>
+              </w:rPr>
+            </w:pPr>
+            <w:r>
+              <w:rPr>
+                <w:rFonts w:ascii="Calibri" w:eastAsia="Times New Roman" w:hAnsi="Calibri" w:cs="Calibri"/>
+                <w:color w:val="000000"/>
+                <w:sz w:val="22"/>
+                <w:szCs w:val="22"/>
+                <w:lang w:eastAsia="de-DE"/>
+              </w:rPr>
+              <w:t>WO2021173674A1</w:t>
+            </w:r>
+          </w:p>
+        </w:tc>
+      </w:tr>
+    </w:tbl>
+    <w:p/>
+    <w:p/>
+    <w:p/>
+    <w:p>
+      <w:r>
+        <w:lastRenderedPageBreak/>
+        <w:t>Table 4</w:t>
+      </w:r>
+    </w:p>
+    <w:p>
+      <w:r>
+        <w:t xml:space="preserve">Likelihood ratios used in Bayesian framework </w:t>
+      </w:r>
+    </w:p>
+    <w:tbl>
+      <w:tblPr>
+        <w:tblStyle w:val="Tabellenraster"/>
+        <w:tblW w:w="0" w:type="auto"/>
+        <w:tblLook w:val="04A0" w:firstRow="1" w:lastRow="0" w:firstColumn="1" w:lastColumn="0" w:noHBand="0" w:noVBand="1"/>
+      </w:tblPr>
+      <w:tblGrid>
+        <w:gridCol w:w="4531"/>
+        <w:gridCol w:w="4531"/>
+      </w:tblGrid>
+      <w:tr>
+        <w:tc>
+          <w:tcPr>
+            <w:tcW w:w="9062" w:type="dxa"/>
+            <w:gridSpan w:val="2"/>
+          </w:tcPr>
+          <w:p>
+            <w:pPr>
+              <w:jc w:val="both"/>
+              <w:rPr>
+                <w:rFonts w:ascii="Calibri" w:hAnsi="Calibri" w:cs="Calibri"/>
+                <w:sz w:val="22"/>
+                <w:szCs w:val="22"/>
+              </w:rPr>
+            </w:pPr>
+            <w:r>
+              <w:rPr>
+                <w:rFonts w:ascii="Calibri" w:hAnsi="Calibri" w:cs="Calibri"/>
+                <w:sz w:val="22"/>
+                <w:szCs w:val="22"/>
+              </w:rPr>
+              <w:t>Evidence quality</w:t>
+            </w:r>
+          </w:p>
+        </w:tc>
+      </w:tr>
+      <w:tr>
+        <w:tc>
+          <w:tcPr>
+            <w:tcW w:w="4531" w:type="dxa"/>
+          </w:tcPr>
+          <w:p>
+            <w:pPr>
+              <w:ind w:left="360"/>
+              <w:jc w:val="both"/>
+              <w:rPr>
+                <w:rFonts w:ascii="Calibri" w:hAnsi="Calibri" w:cs="Calibri"/>
+                <w:sz w:val="22"/>
+                <w:szCs w:val="22"/>
+              </w:rPr>
+            </w:pPr>
+            <w:r>
+              <w:rPr>
+                <w:rFonts w:ascii="Calibri" w:hAnsi="Calibri" w:cs="Calibri"/>
+                <w:sz w:val="22"/>
+                <w:szCs w:val="22"/>
+              </w:rPr>
+              <w:t xml:space="preserve">Multiple high-relevance studies: target allele + tissue context, </w:t>
+            </w:r>
+          </w:p>
+        </w:tc>
+        <w:tc>
+          <w:tcPr>
+            <w:tcW w:w="4531" w:type="dxa"/>
+          </w:tcPr>
+          <w:p>
+            <w:pPr>
+              <w:rPr>
+                <w:rFonts w:ascii="Calibri" w:hAnsi="Calibri" w:cs="Calibri"/>
+                <w:sz w:val="22"/>
+                <w:szCs w:val="22"/>
+              </w:rPr>
+            </w:pPr>
+            <w:r>
+              <w:rPr>
+                <w:rFonts w:ascii="Calibri" w:hAnsi="Calibri" w:cs="Calibri"/>
+                <w:sz w:val="22"/>
+                <w:szCs w:val="22"/>
+              </w:rPr>
+              <w:t>LR = 12</w:t>
+            </w:r>
+          </w:p>
+        </w:tc>
+      </w:tr>
+      <w:tr>
+        <w:tc>
+          <w:tcPr>
+            <w:tcW w:w="4531" w:type="dxa"/>
+          </w:tcPr>
+          <w:p>
+            <w:pPr>
+              <w:ind w:left="360"/>
+              <w:jc w:val="both"/>
+              <w:rPr>
+                <w:rFonts w:ascii="Calibri" w:hAnsi="Calibri" w:cs="Calibri"/>
+                <w:sz w:val="22"/>
+                <w:szCs w:val="22"/>
+              </w:rPr>
+            </w:pPr>
+            <w:r>
+              <w:rPr>
+                <w:rFonts w:ascii="Calibri" w:hAnsi="Calibri" w:cs="Calibri"/>
+                <w:sz w:val="22"/>
+                <w:szCs w:val="22"/>
+              </w:rPr>
+              <w:t>Single high-relevance study</w:t>
+            </w:r>
+          </w:p>
+        </w:tc>
+        <w:tc>
+          <w:tcPr>
+            <w:tcW w:w="4531" w:type="dxa"/>
+          </w:tcPr>
+          <w:p>
+            <w:pPr>
+              <w:rPr>
+                <w:rFonts w:ascii="Calibri" w:hAnsi="Calibri" w:cs="Calibri"/>
+                <w:sz w:val="22"/>
+                <w:szCs w:val="22"/>
+              </w:rPr>
+            </w:pPr>
+            <w:r>
+              <w:rPr>
+                <w:rFonts w:ascii="Calibri" w:hAnsi="Calibri" w:cs="Calibri"/>
+                <w:sz w:val="22"/>
+                <w:szCs w:val="22"/>
+              </w:rPr>
+              <w:t>LR = 8</w:t>
+            </w:r>
+          </w:p>
+        </w:tc>
+      </w:tr>
+      <w:tr>
+        <w:tc>
+          <w:tcPr>
+            <w:tcW w:w="4531" w:type="dxa"/>
+          </w:tcPr>
+          <w:p>
+            <w:pPr>
+              <w:ind w:left="360"/>
+              <w:jc w:val="both"/>
+              <w:rPr>
+                <w:rFonts w:ascii="Calibri" w:hAnsi="Calibri" w:cs="Calibri"/>
+                <w:sz w:val="22"/>
+                <w:szCs w:val="22"/>
+              </w:rPr>
+            </w:pPr>
+            <w:r>
+              <w:rPr>
+                <w:rFonts w:ascii="Calibri" w:hAnsi="Calibri" w:cs="Calibri"/>
+                <w:sz w:val="22"/>
+                <w:szCs w:val="22"/>
+              </w:rPr>
+              <w:t xml:space="preserve">Multiple/single </w:t>
+            </w:r>
+          </w:p>
+          <w:p>
+            <w:pPr>
+              <w:ind w:left="360"/>
+              <w:jc w:val="both"/>
+              <w:rPr>
+                <w:rFonts w:ascii="Calibri" w:hAnsi="Calibri" w:cs="Calibri"/>
+                <w:sz w:val="22"/>
+                <w:szCs w:val="22"/>
+              </w:rPr>
+            </w:pPr>
+            <w:r>
+              <w:rPr>
+                <w:rFonts w:ascii="Calibri" w:hAnsi="Calibri" w:cs="Calibri"/>
+                <w:sz w:val="22"/>
+                <w:szCs w:val="22"/>
+              </w:rPr>
+              <w:t>medium-relevance studies</w:t>
+            </w:r>
+          </w:p>
+        </w:tc>
+        <w:tc>
+          <w:tcPr>
+            <w:tcW w:w="4531" w:type="dxa"/>
+          </w:tcPr>
+          <w:p>
+            <w:pPr>
+              <w:rPr>
+                <w:rFonts w:ascii="Calibri" w:hAnsi="Calibri" w:cs="Calibri"/>
+                <w:sz w:val="22"/>
+                <w:szCs w:val="22"/>
+              </w:rPr>
+            </w:pPr>
+            <w:r>
+              <w:rPr>
+                <w:rFonts w:ascii="Calibri" w:hAnsi="Calibri" w:cs="Calibri"/>
+                <w:sz w:val="22"/>
+                <w:szCs w:val="22"/>
+              </w:rPr>
+              <w:t>LR = 6/4</w:t>
+            </w:r>
+          </w:p>
+        </w:tc>
+      </w:tr>
+      <w:tr>
+        <w:tc>
+          <w:tcPr>
+            <w:tcW w:w="4531" w:type="dxa"/>
+          </w:tcPr>
+          <w:p>
+            <w:pPr>
+              <w:ind w:left="360"/>
+              <w:jc w:val="both"/>
+              <w:rPr>
+                <w:rFonts w:ascii="Calibri" w:hAnsi="Calibri" w:cs="Calibri"/>
+                <w:sz w:val="22"/>
+                <w:szCs w:val="22"/>
+              </w:rPr>
+            </w:pPr>
+            <w:r>
+              <w:rPr>
+                <w:rFonts w:ascii="Calibri" w:hAnsi="Calibri" w:cs="Calibri"/>
+                <w:sz w:val="22"/>
+                <w:szCs w:val="22"/>
+              </w:rPr>
+              <w:t xml:space="preserve">Multiple/single </w:t>
+            </w:r>
+          </w:p>
+          <w:p>
+            <w:pPr>
+              <w:ind w:left="360"/>
+              <w:jc w:val="both"/>
+              <w:rPr>
+                <w:rFonts w:ascii="Calibri" w:hAnsi="Calibri" w:cs="Calibri"/>
+                <w:sz w:val="22"/>
+                <w:szCs w:val="22"/>
+              </w:rPr>
+            </w:pPr>
+            <w:r>
+              <w:rPr>
+                <w:rFonts w:ascii="Calibri" w:hAnsi="Calibri" w:cs="Calibri"/>
+                <w:sz w:val="22"/>
+                <w:szCs w:val="22"/>
+              </w:rPr>
+              <w:t>low-relevance studies</w:t>
+            </w:r>
+          </w:p>
+        </w:tc>
+        <w:tc>
+          <w:tcPr>
+            <w:tcW w:w="4531" w:type="dxa"/>
+          </w:tcPr>
+          <w:p>
+            <w:pPr>
+              <w:rPr>
+                <w:rFonts w:ascii="Calibri" w:hAnsi="Calibri" w:cs="Calibri"/>
+                <w:sz w:val="22"/>
+                <w:szCs w:val="22"/>
+              </w:rPr>
+            </w:pPr>
+            <w:r>
+              <w:rPr>
+                <w:rFonts w:ascii="Calibri" w:hAnsi="Calibri" w:cs="Calibri"/>
+                <w:sz w:val="22"/>
+                <w:szCs w:val="22"/>
+              </w:rPr>
+              <w:t>LR = 3/2</w:t>
+            </w:r>
+          </w:p>
+        </w:tc>
+      </w:tr>
+      <w:tr>
+        <w:tc>
+          <w:tcPr>
+            <w:tcW w:w="4531" w:type="dxa"/>
+          </w:tcPr>
+          <w:p>
+            <w:pPr>
+              <w:ind w:left="360"/>
+              <w:jc w:val="both"/>
+              <w:rPr>
+                <w:rFonts w:ascii="Calibri" w:hAnsi="Calibri" w:cs="Calibri"/>
+                <w:sz w:val="22"/>
+                <w:szCs w:val="22"/>
+              </w:rPr>
+            </w:pPr>
+            <w:r>
+              <w:rPr>
+                <w:rFonts w:ascii="Calibri" w:hAnsi="Calibri" w:cs="Calibri"/>
+                <w:sz w:val="22"/>
+                <w:szCs w:val="22"/>
+              </w:rPr>
+              <w:t>No experimental evidence</w:t>
+            </w:r>
+          </w:p>
+        </w:tc>
+        <w:tc>
+          <w:tcPr>
+            <w:tcW w:w="4531" w:type="dxa"/>
+          </w:tcPr>
+          <w:p>
+            <w:pPr>
+              <w:rPr>
+                <w:rFonts w:ascii="Calibri" w:hAnsi="Calibri" w:cs="Calibri"/>
+                <w:sz w:val="22"/>
+                <w:szCs w:val="22"/>
+              </w:rPr>
+            </w:pPr>
+            <w:r>
+              <w:rPr>
+                <w:rFonts w:ascii="Calibri" w:hAnsi="Calibri" w:cs="Calibri"/>
+                <w:sz w:val="22"/>
+                <w:szCs w:val="22"/>
+              </w:rPr>
+              <w:t>LR = 0.3</w:t>
+            </w:r>
+          </w:p>
+        </w:tc>
+      </w:tr>
+      <w:tr>
+        <w:tc>
+          <w:tcPr>
+            <w:tcW w:w="9062" w:type="dxa"/>
+            <w:gridSpan w:val="2"/>
+          </w:tcPr>
+          <w:p>
+            <w:pPr>
+              <w:rPr>
+                <w:rFonts w:ascii="Calibri" w:hAnsi="Calibri" w:cs="Calibri"/>
+                <w:sz w:val="22"/>
+                <w:szCs w:val="22"/>
+              </w:rPr>
+            </w:pPr>
+            <w:r>
+              <w:rPr>
+                <w:rFonts w:ascii="Calibri" w:hAnsi="Calibri" w:cs="Calibri"/>
+                <w:sz w:val="22"/>
+                <w:szCs w:val="22"/>
+              </w:rPr>
+              <w:t>HLA allele specificity:</w:t>
+            </w:r>
+          </w:p>
+        </w:tc>
+      </w:tr>
+      <w:tr>
+        <w:tc>
+          <w:tcPr>
+            <w:tcW w:w="4531" w:type="dxa"/>
+          </w:tcPr>
+          <w:p>
+            <w:pPr>
+              <w:ind w:left="360"/>
+              <w:jc w:val="both"/>
+              <w:rPr>
+                <w:rFonts w:ascii="Calibri" w:hAnsi="Calibri" w:cs="Calibri"/>
+                <w:sz w:val="22"/>
+                <w:szCs w:val="22"/>
+              </w:rPr>
+            </w:pPr>
+            <w:r>
+              <w:rPr>
+                <w:rFonts w:ascii="Calibri" w:hAnsi="Calibri" w:cs="Calibri"/>
+                <w:sz w:val="22"/>
+                <w:szCs w:val="22"/>
+              </w:rPr>
+              <w:t>Target allele match</w:t>
+            </w:r>
+          </w:p>
+        </w:tc>
+        <w:tc>
+          <w:tcPr>
+            <w:tcW w:w="4531" w:type="dxa"/>
+          </w:tcPr>
+          <w:p>
+            <w:pPr>
+              <w:rPr>
+                <w:rFonts w:ascii="Calibri" w:hAnsi="Calibri" w:cs="Calibri"/>
+                <w:sz w:val="22"/>
+                <w:szCs w:val="22"/>
+              </w:rPr>
+            </w:pPr>
+            <w:r>
+              <w:rPr>
+                <w:rFonts w:ascii="Calibri" w:hAnsi="Calibri" w:cs="Calibri"/>
+                <w:sz w:val="22"/>
+                <w:szCs w:val="22"/>
+              </w:rPr>
+              <w:t>LR = 10</w:t>
+            </w:r>
+          </w:p>
+        </w:tc>
+      </w:tr>
+      <w:tr>
+        <w:tc>
+          <w:tcPr>
+            <w:tcW w:w="4531" w:type="dxa"/>
+          </w:tcPr>
+          <w:p>
+            <w:pPr>
+              <w:ind w:left="360"/>
+              <w:jc w:val="both"/>
+              <w:rPr>
+                <w:rFonts w:ascii="Calibri" w:hAnsi="Calibri" w:cs="Calibri"/>
+                <w:sz w:val="22"/>
+                <w:szCs w:val="22"/>
+              </w:rPr>
+            </w:pPr>
+            <w:r>
+              <w:rPr>
+                <w:rFonts w:ascii="Calibri" w:hAnsi="Calibri" w:cs="Calibri"/>
+                <w:sz w:val="22"/>
+                <w:szCs w:val="22"/>
+              </w:rPr>
+              <w:t>Different allele</w:t>
+            </w:r>
+          </w:p>
+        </w:tc>
+        <w:tc>
+          <w:tcPr>
+            <w:tcW w:w="4531" w:type="dxa"/>
+          </w:tcPr>
+          <w:p>
+            <w:pPr>
+              <w:rPr>
+                <w:rFonts w:ascii="Calibri" w:hAnsi="Calibri" w:cs="Calibri"/>
+                <w:sz w:val="22"/>
+                <w:szCs w:val="22"/>
+              </w:rPr>
+            </w:pPr>
+            <w:r>
+              <w:rPr>
+                <w:rFonts w:ascii="Calibri" w:hAnsi="Calibri" w:cs="Calibri"/>
+                <w:sz w:val="22"/>
+                <w:szCs w:val="22"/>
+              </w:rPr>
+              <w:t>LR = 2</w:t>
+            </w:r>
+          </w:p>
+        </w:tc>
+      </w:tr>
+      <w:tr>
+        <w:tc>
+          <w:tcPr>
+            <w:tcW w:w="4531" w:type="dxa"/>
+          </w:tcPr>
+          <w:p>
+            <w:pPr>
+              <w:ind w:left="360"/>
+              <w:jc w:val="both"/>
+              <w:rPr>
+                <w:rFonts w:ascii="Calibri" w:hAnsi="Calibri" w:cs="Calibri"/>
+                <w:sz w:val="22"/>
+                <w:szCs w:val="22"/>
+              </w:rPr>
+            </w:pPr>
+            <w:r>
+              <w:rPr>
+                <w:rFonts w:ascii="Calibri" w:hAnsi="Calibri" w:cs="Calibri"/>
+                <w:sz w:val="22"/>
+                <w:szCs w:val="22"/>
+              </w:rPr>
+              <w:t xml:space="preserve">HLA class match (when allele is unknown): </w:t>
+            </w:r>
+          </w:p>
+        </w:tc>
+        <w:tc>
+          <w:tcPr>
+            <w:tcW w:w="4531" w:type="dxa"/>
+          </w:tcPr>
+          <w:p>
+            <w:pPr>
+              <w:jc w:val="both"/>
+              <w:rPr>
+                <w:rFonts w:ascii="Calibri" w:hAnsi="Calibri" w:cs="Calibri"/>
+                <w:sz w:val="22"/>
+                <w:szCs w:val="22"/>
+              </w:rPr>
+            </w:pPr>
+            <w:r>
+              <w:rPr>
+                <w:rFonts w:ascii="Calibri" w:hAnsi="Calibri" w:cs="Calibri"/>
+                <w:sz w:val="22"/>
+                <w:szCs w:val="22"/>
+              </w:rPr>
+              <w:t>Same: LR = 2</w:t>
+            </w:r>
+          </w:p>
+          <w:p>
+            <w:pPr>
+              <w:rPr>
+                <w:rFonts w:ascii="Calibri" w:hAnsi="Calibri" w:cs="Calibri"/>
+                <w:sz w:val="22"/>
+                <w:szCs w:val="22"/>
+              </w:rPr>
+            </w:pPr>
+            <w:r>
+              <w:rPr>
+                <w:rFonts w:ascii="Calibri" w:hAnsi="Calibri" w:cs="Calibri"/>
+                <w:sz w:val="22"/>
+                <w:szCs w:val="22"/>
+              </w:rPr>
+              <w:t>Different: LR =0.5</w:t>
+            </w:r>
+          </w:p>
+        </w:tc>
+      </w:tr>
+      <w:tr>
+        <w:tc>
+          <w:tcPr>
+            <w:tcW w:w="9062" w:type="dxa"/>
+            <w:gridSpan w:val="2"/>
+          </w:tcPr>
+          <w:p>
+            <w:pPr>
+              <w:rPr>
+                <w:rFonts w:ascii="Calibri" w:hAnsi="Calibri" w:cs="Calibri"/>
+                <w:sz w:val="22"/>
+                <w:szCs w:val="22"/>
+              </w:rPr>
+            </w:pPr>
+            <w:r>
+              <w:rPr>
+                <w:rFonts w:ascii="Calibri" w:hAnsi="Calibri" w:cs="Calibri"/>
+                <w:sz w:val="22"/>
+                <w:szCs w:val="22"/>
+              </w:rPr>
+              <w:t xml:space="preserve">Binding affinity  </w:t>
+            </w:r>
+          </w:p>
+        </w:tc>
+      </w:tr>
+      <w:tr>
+        <w:tc>
+          <w:tcPr>
+            <w:tcW w:w="4531" w:type="dxa"/>
+          </w:tcPr>
+          <w:p>
+            <w:pPr>
+              <w:ind w:left="360"/>
+              <w:jc w:val="both"/>
+              <w:rPr>
+                <w:rFonts w:ascii="Calibri" w:hAnsi="Calibri" w:cs="Calibri"/>
+                <w:sz w:val="22"/>
+                <w:szCs w:val="22"/>
+              </w:rPr>
+            </w:pPr>
+            <w:r>
+              <w:rPr>
+                <w:rFonts w:ascii="Calibri" w:hAnsi="Calibri" w:cs="Calibri"/>
+                <w:sz w:val="22"/>
+                <w:szCs w:val="22"/>
+              </w:rPr>
+              <w:t>Base LR: strong = 5, intermediate = 3, weak = 2, non-binder = 1</w:t>
+            </w:r>
+          </w:p>
+        </w:tc>
+        <w:tc>
+          <w:tcPr>
+            <w:tcW w:w="4531" w:type="dxa"/>
+          </w:tcPr>
+          <w:p>
+            <w:pPr>
+              <w:rPr>
+                <w:rFonts w:ascii="Calibri" w:hAnsi="Calibri" w:cs="Calibri"/>
+                <w:sz w:val="22"/>
+                <w:szCs w:val="22"/>
+              </w:rPr>
+            </w:pPr>
+          </w:p>
+        </w:tc>
+      </w:tr>
+      <w:tr>
+        <w:tc>
+          <w:tcPr>
+            <w:tcW w:w="4531" w:type="dxa"/>
+          </w:tcPr>
+          <w:p>
+            <w:pPr>
+              <w:ind w:left="360"/>
+              <w:jc w:val="both"/>
+              <w:rPr>
+                <w:rFonts w:ascii="Calibri" w:hAnsi="Calibri" w:cs="Calibri"/>
+                <w:sz w:val="22"/>
+                <w:szCs w:val="22"/>
+              </w:rPr>
+            </w:pPr>
+            <w:r>
+              <w:rPr>
+                <w:rFonts w:ascii="Calibri" w:hAnsi="Calibri" w:cs="Calibri"/>
+                <w:sz w:val="22"/>
+                <w:szCs w:val="22"/>
+              </w:rPr>
+              <w:t>Target-specific multipliers: strong = 2.5x, intermediate = 1.5x, weak = 1x, negative = 0.2x</w:t>
+            </w:r>
+          </w:p>
+        </w:tc>
+        <w:tc>
+          <w:tcPr>
+            <w:tcW w:w="4531" w:type="dxa"/>
+          </w:tcPr>
+          <w:p>
+            <w:pPr>
+              <w:rPr>
+                <w:rFonts w:ascii="Calibri" w:hAnsi="Calibri" w:cs="Calibri"/>
+                <w:sz w:val="22"/>
+                <w:szCs w:val="22"/>
+              </w:rPr>
+            </w:pPr>
+          </w:p>
+        </w:tc>
+      </w:tr>
+      <w:tr>
+        <w:tc>
+          <w:tcPr>
+            <w:tcW w:w="9062" w:type="dxa"/>
+            <w:gridSpan w:val="2"/>
+          </w:tcPr>
+          <w:p>
+            <w:pPr>
+              <w:rPr>
+                <w:rFonts w:ascii="Calibri" w:hAnsi="Calibri" w:cs="Calibri"/>
+                <w:sz w:val="22"/>
+                <w:szCs w:val="22"/>
+              </w:rPr>
+            </w:pPr>
+            <w:r>
+              <w:rPr>
+                <w:rFonts w:ascii="Calibri" w:hAnsi="Calibri" w:cs="Calibri"/>
+                <w:sz w:val="22"/>
+                <w:szCs w:val="22"/>
+              </w:rPr>
+              <w:t xml:space="preserve">Tissue/disease context  </w:t>
+            </w:r>
+          </w:p>
+        </w:tc>
+      </w:tr>
+      <w:tr>
+        <w:tc>
+          <w:tcPr>
+            <w:tcW w:w="4531" w:type="dxa"/>
+          </w:tcPr>
+          <w:p>
+            <w:pPr>
+              <w:jc w:val="both"/>
+              <w:rPr>
+                <w:rFonts w:ascii="Calibri" w:hAnsi="Calibri" w:cs="Calibri"/>
+                <w:sz w:val="22"/>
+                <w:szCs w:val="22"/>
+              </w:rPr>
+            </w:pPr>
+            <w:r>
+              <w:rPr>
+                <w:rFonts w:ascii="Calibri" w:hAnsi="Calibri" w:cs="Calibri"/>
+                <w:sz w:val="22"/>
+                <w:szCs w:val="22"/>
+              </w:rPr>
+              <w:t>Normal tissue</w:t>
+            </w:r>
+          </w:p>
+        </w:tc>
+        <w:tc>
+          <w:tcPr>
+            <w:tcW w:w="4531" w:type="dxa"/>
+          </w:tcPr>
+          <w:p>
+            <w:pPr>
+              <w:rPr>
+                <w:rFonts w:ascii="Calibri" w:hAnsi="Calibri" w:cs="Calibri"/>
+                <w:sz w:val="22"/>
+                <w:szCs w:val="22"/>
+              </w:rPr>
+            </w:pPr>
+            <w:r>
+              <w:rPr>
+                <w:rFonts w:ascii="Calibri" w:hAnsi="Calibri" w:cs="Calibri"/>
+                <w:sz w:val="22"/>
+                <w:szCs w:val="22"/>
+              </w:rPr>
+              <w:t>LR = 10</w:t>
+            </w:r>
+          </w:p>
+        </w:tc>
+      </w:tr>
+      <w:tr>
+        <w:tc>
+          <w:tcPr>
+            <w:tcW w:w="4531" w:type="dxa"/>
+          </w:tcPr>
+          <w:p>
+            <w:pPr>
+              <w:rPr>
+                <w:rFonts w:ascii="Calibri" w:hAnsi="Calibri" w:cs="Calibri"/>
+                <w:sz w:val="22"/>
+                <w:szCs w:val="22"/>
+              </w:rPr>
+            </w:pPr>
+            <w:r>
+              <w:rPr>
+                <w:rFonts w:ascii="Calibri" w:hAnsi="Calibri" w:cs="Calibri"/>
+                <w:sz w:val="22"/>
+                <w:szCs w:val="22"/>
+              </w:rPr>
+              <w:t>Same disease (optional)</w:t>
+            </w:r>
+          </w:p>
+        </w:tc>
+        <w:tc>
+          <w:tcPr>
+            <w:tcW w:w="4531" w:type="dxa"/>
+          </w:tcPr>
+          <w:p>
+            <w:pPr>
+              <w:rPr>
+                <w:rFonts w:ascii="Calibri" w:hAnsi="Calibri" w:cs="Calibri"/>
+                <w:sz w:val="22"/>
+                <w:szCs w:val="22"/>
+              </w:rPr>
+            </w:pPr>
+            <w:r>
+              <w:rPr>
+                <w:rFonts w:ascii="Calibri" w:hAnsi="Calibri" w:cs="Calibri"/>
+                <w:sz w:val="22"/>
+                <w:szCs w:val="22"/>
+              </w:rPr>
+              <w:t>LR = 6</w:t>
+            </w:r>
+          </w:p>
+        </w:tc>
+      </w:tr>
+      <w:tr>
+        <w:tc>
+          <w:tcPr>
+            <w:tcW w:w="4531" w:type="dxa"/>
+          </w:tcPr>
+          <w:p>
+            <w:pPr>
+              <w:rPr>
+                <w:rFonts w:ascii="Calibri" w:hAnsi="Calibri" w:cs="Calibri"/>
+                <w:sz w:val="22"/>
+                <w:szCs w:val="22"/>
+              </w:rPr>
+            </w:pPr>
+            <w:r>
+              <w:rPr>
+                <w:rFonts w:ascii="Calibri" w:hAnsi="Calibri" w:cs="Calibri"/>
+                <w:sz w:val="22"/>
+                <w:szCs w:val="22"/>
+              </w:rPr>
+              <w:t>Similar tissue</w:t>
+            </w:r>
+          </w:p>
+        </w:tc>
+        <w:tc>
+          <w:tcPr>
+            <w:tcW w:w="4531" w:type="dxa"/>
+          </w:tcPr>
+          <w:p>
+            <w:pPr>
+              <w:rPr>
+                <w:rFonts w:ascii="Calibri" w:hAnsi="Calibri" w:cs="Calibri"/>
+                <w:sz w:val="22"/>
+                <w:szCs w:val="22"/>
+              </w:rPr>
+            </w:pPr>
+            <w:r>
+              <w:rPr>
+                <w:rFonts w:ascii="Calibri" w:hAnsi="Calibri" w:cs="Calibri"/>
+                <w:sz w:val="22"/>
+                <w:szCs w:val="22"/>
+              </w:rPr>
+              <w:t>LR = 3</w:t>
+            </w:r>
+          </w:p>
+        </w:tc>
+      </w:tr>
+    </w:tbl>
     <w:p/>
     <w:p>
       <w:r>
         <w:br w:type="page"/>
       </w:r>
     </w:p>
+    <w:p/>
     <w:p>
       <w:pPr>
         <w:pStyle w:val="berschrift1"/>
       </w:pPr>
       <w:r>
-        <w:lastRenderedPageBreak/>
-        <w:t xml:space="preserve">Methods </w:t>
+        <w:t>Results</w:t>
       </w:r>
-    </w:p>
-    <w:p>
-      <w:proofErr w:type="spellStart"/>
       <w:r>
-        <w:t>Dasfdas</w:t>
-      </w:r>
-      <w:proofErr w:type="spellEnd"/>
-    </w:p>
-    <w:p/>
-    <w:p/>
-    <w:p/>
-    <w:p/>
-    <w:p>
-      <w:r>
-        <w:br w:type="page"/>
-      </w:r>
-    </w:p>
-    <w:p>
-      <w:pPr>
-        <w:pStyle w:val="berschrift1"/>
-      </w:pPr>
-      <w:r>
-        <w:lastRenderedPageBreak/>
-        <w:t>Results</w:t>
+        <w:t xml:space="preserve"> and methods</w:t>
       </w:r>
     </w:p>
     <w:p/>
     <w:p>
       <w:r>
-        <w:t>Target binding motif</w:t>
+        <w:t>Supplementary figure 1</w:t>
+      </w:r>
+    </w:p>
+    <w:p>
+      <w:r>
+        <w:t>Target positional analysis</w:t>
       </w:r>
     </w:p>
     <w:p/>
@@ -2285,7 +6952,7 @@
                     <pic:cNvPicPr/>
                   </pic:nvPicPr>
                   <pic:blipFill>
-                    <a:blip r:embed="rId5"/>
+                    <a:blip r:embed="rId6"/>
                     <a:stretch>
                       <a:fillRect/>
                     </a:stretch>
@@ -2307,6 +6974,12 @@
       </w:r>
     </w:p>
     <w:p/>
+    <w:p/>
+    <w:p>
+      <w:r>
+        <w:t xml:space="preserve">Position-specific mismatches vs. predicted binding affinity </w:t>
+      </w:r>
+    </w:p>
     <w:p/>
     <w:p>
       <w:r>
@@ -2333,7 +7006,7 @@
                     <pic:cNvPicPr/>
                   </pic:nvPicPr>
                   <pic:blipFill>
-                    <a:blip r:embed="rId6" cstate="print">
+                    <a:blip r:embed="rId7" cstate="print">
                       <a:extLst>
                         <a:ext uri="{28A0092B-C50C-407E-A947-70E740481C1C}">
                           <a14:useLocalDpi xmlns:a14="http://schemas.microsoft.com/office/drawing/2010/main" val="0"/>
@@ -2361,9 +7034,18 @@
       </w:r>
     </w:p>
     <w:p/>
+    <w:p/>
+    <w:p/>
+    <w:p/>
     <w:p>
       <w:r>
-        <w:t>Bi-features vs multi-features assessment</w:t>
+        <w:t>Bi-features vs</w:t>
+      </w:r>
+      <w:r>
+        <w:t>.</w:t>
+      </w:r>
+      <w:r>
+        <w:t xml:space="preserve"> multi-features assessment</w:t>
       </w:r>
     </w:p>
     <w:p/>
@@ -2374,7 +7056,6 @@
         <w:rPr>
           <w:noProof/>
         </w:rPr>
-        <w:lastRenderedPageBreak/>
         <w:drawing>
           <wp:inline distT="0" distB="0" distL="0" distR="0" wp14:anchorId="1145DCC1" wp14:editId="7DD5DD79">
             <wp:extent cx="5760720" cy="3241675"/>
@@ -2391,7 +7072,7 @@
                     <pic:cNvPicPr/>
                   </pic:nvPicPr>
                   <pic:blipFill>
-                    <a:blip r:embed="rId7"/>
+                    <a:blip r:embed="rId8"/>
                     <a:stretch>
                       <a:fillRect/>
                     </a:stretch>
@@ -2420,8 +7101,16 @@
       <w:r>
         <w:t xml:space="preserve">Bi-features score validation </w:t>
       </w:r>
+      <w:r>
+        <w:t>(using 1</w:t>
+      </w:r>
+      <w:r>
+        <w:t>8</w:t>
+      </w:r>
+      <w:r>
+        <w:t xml:space="preserve"> disclosed peptides)</w:t>
+      </w:r>
     </w:p>
-    <w:p/>
     <w:p/>
     <w:p>
       <w:r>
@@ -2429,7 +7118,7 @@
           <w:noProof/>
         </w:rPr>
         <w:drawing>
-          <wp:inline distT="0" distB="0" distL="0" distR="0" wp14:anchorId="7EAB4290" wp14:editId="5C1DC98E">
+          <wp:inline distT="0" distB="0" distL="0" distR="0" wp14:anchorId="2457FFA5" wp14:editId="3C512900">
             <wp:extent cx="5760720" cy="2753995"/>
             <wp:effectExtent l="0" t="0" r="5080" b="1905"/>
             <wp:docPr id="370528450" name="Grafik 4" descr="Ein Bild, das Text, Reihe, Diagramm, Schrift enthält.&#10;&#10;KI-generierte Inhalte können fehlerhaft sein."/>
@@ -2444,7 +7133,7 @@
                     <pic:cNvPicPr/>
                   </pic:nvPicPr>
                   <pic:blipFill>
-                    <a:blip r:embed="rId8" cstate="print">
+                    <a:blip r:embed="rId9" cstate="print">
                       <a:extLst>
                         <a:ext uri="{28A0092B-C50C-407E-A947-70E740481C1C}">
                           <a14:useLocalDpi xmlns:a14="http://schemas.microsoft.com/office/drawing/2010/main" val="0"/>
@@ -2471,72 +7160,19 @@
         </w:drawing>
       </w:r>
     </w:p>
-    <w:p>
-      <w:r>
-        <w:rPr>
-          <w:noProof/>
-        </w:rPr>
-        <w:lastRenderedPageBreak/>
-        <w:drawing>
-          <wp:inline distT="0" distB="0" distL="0" distR="0" wp14:anchorId="43E9BF45" wp14:editId="795B9A6C">
-            <wp:extent cx="5069941" cy="4004203"/>
-            <wp:effectExtent l="0" t="0" r="0" b="0"/>
-            <wp:docPr id="4" name="Grafik 3" descr="Ein Bild, das Text, Diagramm, Reihe, Screenshot enthält.&#10;&#10;KI-generierte Inhalte können fehlerhaft sein.">
-              <a:extLst xmlns:a="http://schemas.openxmlformats.org/drawingml/2006/main">
-                <a:ext uri="{FF2B5EF4-FFF2-40B4-BE49-F238E27FC236}">
-                  <a16:creationId xmlns:a16="http://schemas.microsoft.com/office/drawing/2014/main" id="{F59EA04B-A995-16E5-B528-C0CB34B6169E}"/>
-                </a:ext>
-              </a:extLst>
-            </wp:docPr>
-            <wp:cNvGraphicFramePr>
-              <a:graphicFrameLocks xmlns:a="http://schemas.openxmlformats.org/drawingml/2006/main" noChangeAspect="1"/>
-            </wp:cNvGraphicFramePr>
-            <a:graphic xmlns:a="http://schemas.openxmlformats.org/drawingml/2006/main">
-              <a:graphicData uri="http://schemas.openxmlformats.org/drawingml/2006/picture">
-                <pic:pic xmlns:pic="http://schemas.openxmlformats.org/drawingml/2006/picture">
-                  <pic:nvPicPr>
-                    <pic:cNvPr id="4" name="Grafik 3" descr="Ein Bild, das Text, Diagramm, Reihe, Screenshot enthält.&#10;&#10;KI-generierte Inhalte können fehlerhaft sein.">
-                      <a:extLst>
-                        <a:ext uri="{FF2B5EF4-FFF2-40B4-BE49-F238E27FC236}">
-                          <a16:creationId xmlns:a16="http://schemas.microsoft.com/office/drawing/2014/main" id="{F59EA04B-A995-16E5-B528-C0CB34B6169E}"/>
-                        </a:ext>
-                      </a:extLst>
-                    </pic:cNvPr>
-                    <pic:cNvPicPr>
-                      <a:picLocks noChangeAspect="1"/>
-                    </pic:cNvPicPr>
-                  </pic:nvPicPr>
-                  <pic:blipFill>
-                    <a:blip r:embed="rId9"/>
-                    <a:stretch>
-                      <a:fillRect/>
-                    </a:stretch>
-                  </pic:blipFill>
-                  <pic:spPr>
-                    <a:xfrm>
-                      <a:off x="0" y="0"/>
-                      <a:ext cx="5106473" cy="4033056"/>
-                    </a:xfrm>
-                    <a:prstGeom prst="rect">
-                      <a:avLst/>
-                    </a:prstGeom>
-                  </pic:spPr>
-                </pic:pic>
-              </a:graphicData>
-            </a:graphic>
-          </wp:inline>
-        </w:drawing>
-      </w:r>
-    </w:p>
+    <w:p/>
+    <w:p/>
+    <w:p/>
+    <w:p/>
     <w:p/>
     <w:p/>
     <w:p/>
     <w:p>
       <w:r>
+        <w:lastRenderedPageBreak/>
         <w:t>Multi-features ranking score</w:t>
       </w:r>
     </w:p>
-    <w:p/>
     <w:p/>
     <w:p>
       <w:r>
@@ -2544,7 +7180,7 @@
           <w:noProof/>
         </w:rPr>
         <w:drawing>
-          <wp:inline distT="0" distB="0" distL="0" distR="0" wp14:anchorId="17B69C7D" wp14:editId="79D45E1C">
+          <wp:inline distT="0" distB="0" distL="0" distR="0" wp14:anchorId="61352A06" wp14:editId="2F9EF09E">
             <wp:extent cx="5760720" cy="2917825"/>
             <wp:effectExtent l="0" t="0" r="5080" b="3175"/>
             <wp:docPr id="1484939785" name="Grafik 1"/>
@@ -2583,6 +7219,77 @@
     <w:p/>
     <w:p/>
     <w:p/>
+    <w:p>
+      <w:r>
+        <w:t>Bi-features score validation (using reference antibody binding results)</w:t>
+      </w:r>
+    </w:p>
+    <w:p/>
+    <w:p/>
+    <w:p>
+      <w:r>
+        <w:rPr>
+          <w:noProof/>
+        </w:rPr>
+        <w:drawing>
+          <wp:inline distT="0" distB="0" distL="0" distR="0" wp14:anchorId="43E9BF45" wp14:editId="795B9A6C">
+            <wp:extent cx="5069941" cy="4004203"/>
+            <wp:effectExtent l="0" t="0" r="0" b="0"/>
+            <wp:docPr id="4" name="Grafik 3" descr="Ein Bild, das Text, Diagramm, Reihe, Screenshot enthält.&#10;&#10;KI-generierte Inhalte können fehlerhaft sein.">
+              <a:extLst xmlns:a="http://schemas.openxmlformats.org/drawingml/2006/main">
+                <a:ext uri="{FF2B5EF4-FFF2-40B4-BE49-F238E27FC236}">
+                  <a16:creationId xmlns:a16="http://schemas.microsoft.com/office/drawing/2014/main" id="{F59EA04B-A995-16E5-B528-C0CB34B6169E}"/>
+                </a:ext>
+              </a:extLst>
+            </wp:docPr>
+            <wp:cNvGraphicFramePr>
+              <a:graphicFrameLocks xmlns:a="http://schemas.openxmlformats.org/drawingml/2006/main" noChangeAspect="1"/>
+            </wp:cNvGraphicFramePr>
+            <a:graphic xmlns:a="http://schemas.openxmlformats.org/drawingml/2006/main">
+              <a:graphicData uri="http://schemas.openxmlformats.org/drawingml/2006/picture">
+                <pic:pic xmlns:pic="http://schemas.openxmlformats.org/drawingml/2006/picture">
+                  <pic:nvPicPr>
+                    <pic:cNvPr id="4" name="Grafik 3" descr="Ein Bild, das Text, Diagramm, Reihe, Screenshot enthält.&#10;&#10;KI-generierte Inhalte können fehlerhaft sein.">
+                      <a:extLst>
+                        <a:ext uri="{FF2B5EF4-FFF2-40B4-BE49-F238E27FC236}">
+                          <a16:creationId xmlns:a16="http://schemas.microsoft.com/office/drawing/2014/main" id="{F59EA04B-A995-16E5-B528-C0CB34B6169E}"/>
+                        </a:ext>
+                      </a:extLst>
+                    </pic:cNvPr>
+                    <pic:cNvPicPr>
+                      <a:picLocks noChangeAspect="1"/>
+                    </pic:cNvPicPr>
+                  </pic:nvPicPr>
+                  <pic:blipFill>
+                    <a:blip r:embed="rId11"/>
+                    <a:stretch>
+                      <a:fillRect/>
+                    </a:stretch>
+                  </pic:blipFill>
+                  <pic:spPr>
+                    <a:xfrm>
+                      <a:off x="0" y="0"/>
+                      <a:ext cx="5106473" cy="4033056"/>
+                    </a:xfrm>
+                    <a:prstGeom prst="rect">
+                      <a:avLst/>
+                    </a:prstGeom>
+                  </pic:spPr>
+                </pic:pic>
+              </a:graphicData>
+            </a:graphic>
+          </wp:inline>
+        </w:drawing>
+      </w:r>
+      <w:r>
+        <w:t xml:space="preserve"> </w:t>
+      </w:r>
+    </w:p>
+    <w:p/>
+    <w:p/>
+    <w:p/>
+    <w:p/>
+    <w:p/>
     <w:p/>
     <w:sectPr>
       <w:pgSz w:w="11906" w:h="16838"/>
@@ -2592,6 +7299,126 @@
     </w:sectPr>
   </w:body>
 </w:document>
+</file>
+
+<file path=word/numbering.xml><?xml version="1.0" encoding="utf-8"?>
+<w:numbering xmlns:wpc="http://schemas.microsoft.com/office/word/2010/wordprocessingCanvas" xmlns:cx="http://schemas.microsoft.com/office/drawing/2014/chartex" xmlns:cx1="http://schemas.microsoft.com/office/drawing/2015/9/8/chartex" xmlns:cx2="http://schemas.microsoft.com/office/drawing/2015/10/21/chartex" xmlns:cx3="http://schemas.microsoft.com/office/drawing/2016/5/9/chartex" xmlns:cx4="http://schemas.microsoft.com/office/drawing/2016/5/10/chartex" xmlns:cx5="http://schemas.microsoft.com/office/drawing/2016/5/11/chartex" xmlns:cx6="http://schemas.microsoft.com/office/drawing/2016/5/12/chartex" xmlns:cx7="http://schemas.microsoft.com/office/drawing/2016/5/13/chartex" xmlns:cx8="http://schemas.microsoft.com/office/drawing/2016/5/14/chartex" xmlns:mc="http://schemas.openxmlformats.org/markup-compatibility/2006" xmlns:aink="http://schemas.microsoft.com/office/drawing/2016/ink" xmlns:am3d="http://schemas.microsoft.com/office/drawing/2017/model3d" xmlns:o="urn:schemas-microsoft-com:office:office" xmlns:oel="http://schemas.microsoft.com/office/2019/extlst" xmlns:r="http://schemas.openxmlformats.org/officeDocument/2006/relationships" xmlns:m="http://schemas.openxmlformats.org/officeDocument/2006/math" xmlns:v="urn:schemas-microsoft-com:vml" xmlns:wp14="http://schemas.microsoft.com/office/word/2010/wordprocessingDrawing" xmlns:wp="http://schemas.openxmlformats.org/drawingml/2006/wordprocessingDrawing" xmlns:w10="urn:schemas-microsoft-com:office:word" xmlns:w="http://schemas.openxmlformats.org/wordprocessingml/2006/main" xmlns:w14="http://schemas.microsoft.com/office/word/2010/wordml" xmlns:w15="http://schemas.microsoft.com/office/word/2012/wordml" xmlns:w16cex="http://schemas.microsoft.com/office/word/2018/wordml/cex" xmlns:w16cid="http://schemas.microsoft.com/office/word/2016/wordml/cid" xmlns:w16="http://schemas.microsoft.com/office/word/2018/wordml" xmlns:w16du="http://schemas.microsoft.com/office/word/2023/wordml/word16du" xmlns:w16sdtdh="http://schemas.microsoft.com/office/word/2020/wordml/sdtdatahash" xmlns:w16sdtfl="http://schemas.microsoft.com/office/word/2024/wordml/sdtformatlock" xmlns:w16se="http://schemas.microsoft.com/office/word/2015/wordml/symex" xmlns:wpg="http://schemas.microsoft.com/office/word/2010/wordprocessingGroup" xmlns:wpi="http://schemas.microsoft.com/office/word/2010/wordprocessingInk" xmlns:wne="http://schemas.microsoft.com/office/word/2006/wordml" xmlns:wps="http://schemas.microsoft.com/office/word/2010/wordprocessingShape" mc:Ignorable="w14 w15 w16se w16cid w16 w16cex w16sdtdh w16sdtfl w16du wp14">
+  <w:abstractNum w:abstractNumId="0" w15:restartNumberingAfterBreak="0">
+    <w:nsid w:val="24B55CBC"/>
+    <w:multiLevelType w:val="hybridMultilevel"/>
+    <w:tmpl w:val="7EC866C4"/>
+    <w:lvl w:ilvl="0" w:tplc="CB58A788">
+      <w:numFmt w:val="bullet"/>
+      <w:lvlText w:val="-"/>
+      <w:lvlJc w:val="left"/>
+      <w:pPr>
+        <w:ind w:left="720" w:hanging="360"/>
+      </w:pPr>
+      <w:rPr>
+        <w:rFonts w:ascii="Calibri Light" w:eastAsia="Calibri" w:hAnsi="Calibri Light" w:cs="Calibri Light" w:hint="default"/>
+      </w:rPr>
+    </w:lvl>
+    <w:lvl w:ilvl="1" w:tplc="04070003">
+      <w:start w:val="1"/>
+      <w:numFmt w:val="bullet"/>
+      <w:lvlText w:val="o"/>
+      <w:lvlJc w:val="left"/>
+      <w:pPr>
+        <w:ind w:left="1440" w:hanging="360"/>
+      </w:pPr>
+      <w:rPr>
+        <w:rFonts w:ascii="Courier New" w:hAnsi="Courier New" w:cs="Courier New" w:hint="default"/>
+      </w:rPr>
+    </w:lvl>
+    <w:lvl w:ilvl="2" w:tplc="04070005" w:tentative="1">
+      <w:start w:val="1"/>
+      <w:numFmt w:val="bullet"/>
+      <w:lvlText w:val=""/>
+      <w:lvlJc w:val="left"/>
+      <w:pPr>
+        <w:ind w:left="2160" w:hanging="360"/>
+      </w:pPr>
+      <w:rPr>
+        <w:rFonts w:ascii="Wingdings" w:hAnsi="Wingdings" w:hint="default"/>
+      </w:rPr>
+    </w:lvl>
+    <w:lvl w:ilvl="3" w:tplc="04070001" w:tentative="1">
+      <w:start w:val="1"/>
+      <w:numFmt w:val="bullet"/>
+      <w:lvlText w:val=""/>
+      <w:lvlJc w:val="left"/>
+      <w:pPr>
+        <w:ind w:left="2880" w:hanging="360"/>
+      </w:pPr>
+      <w:rPr>
+        <w:rFonts w:ascii="Symbol" w:hAnsi="Symbol" w:hint="default"/>
+      </w:rPr>
+    </w:lvl>
+    <w:lvl w:ilvl="4" w:tplc="04070003" w:tentative="1">
+      <w:start w:val="1"/>
+      <w:numFmt w:val="bullet"/>
+      <w:lvlText w:val="o"/>
+      <w:lvlJc w:val="left"/>
+      <w:pPr>
+        <w:ind w:left="3600" w:hanging="360"/>
+      </w:pPr>
+      <w:rPr>
+        <w:rFonts w:ascii="Courier New" w:hAnsi="Courier New" w:cs="Courier New" w:hint="default"/>
+      </w:rPr>
+    </w:lvl>
+    <w:lvl w:ilvl="5" w:tplc="04070005" w:tentative="1">
+      <w:start w:val="1"/>
+      <w:numFmt w:val="bullet"/>
+      <w:lvlText w:val=""/>
+      <w:lvlJc w:val="left"/>
+      <w:pPr>
+        <w:ind w:left="4320" w:hanging="360"/>
+      </w:pPr>
+      <w:rPr>
+        <w:rFonts w:ascii="Wingdings" w:hAnsi="Wingdings" w:hint="default"/>
+      </w:rPr>
+    </w:lvl>
+    <w:lvl w:ilvl="6" w:tplc="04070001" w:tentative="1">
+      <w:start w:val="1"/>
+      <w:numFmt w:val="bullet"/>
+      <w:lvlText w:val=""/>
+      <w:lvlJc w:val="left"/>
+      <w:pPr>
+        <w:ind w:left="5040" w:hanging="360"/>
+      </w:pPr>
+      <w:rPr>
+        <w:rFonts w:ascii="Symbol" w:hAnsi="Symbol" w:hint="default"/>
+      </w:rPr>
+    </w:lvl>
+    <w:lvl w:ilvl="7" w:tplc="04070003" w:tentative="1">
+      <w:start w:val="1"/>
+      <w:numFmt w:val="bullet"/>
+      <w:lvlText w:val="o"/>
+      <w:lvlJc w:val="left"/>
+      <w:pPr>
+        <w:ind w:left="5760" w:hanging="360"/>
+      </w:pPr>
+      <w:rPr>
+        <w:rFonts w:ascii="Courier New" w:hAnsi="Courier New" w:cs="Courier New" w:hint="default"/>
+      </w:rPr>
+    </w:lvl>
+    <w:lvl w:ilvl="8" w:tplc="04070005" w:tentative="1">
+      <w:start w:val="1"/>
+      <w:numFmt w:val="bullet"/>
+      <w:lvlText w:val=""/>
+      <w:lvlJc w:val="left"/>
+      <w:pPr>
+        <w:ind w:left="6480" w:hanging="360"/>
+      </w:pPr>
+      <w:rPr>
+        <w:rFonts w:ascii="Wingdings" w:hAnsi="Wingdings" w:hint="default"/>
+      </w:rPr>
+    </w:lvl>
+  </w:abstractNum>
+  <w:num w:numId="1" w16cid:durableId="629936768">
+    <w:abstractNumId w:val="0"/>
+  </w:num>
+</w:numbering>
 </file>
 
 <file path=word/styles.xml><?xml version="1.0" encoding="utf-8"?>
@@ -3584,6 +8411,34 @@
       <w:u w:val="single"/>
     </w:rPr>
   </w:style>
+  <w:style w:type="table" w:styleId="TabellemithellemGitternetz">
+    <w:name w:val="Grid Table Light"/>
+    <w:basedOn w:val="NormaleTabelle"/>
+    <w:uiPriority w:val="40"/>
+    <w:rsid w:val="00A4201A"/>
+    <w:tblPr>
+      <w:tblBorders>
+        <w:top w:val="single" w:sz="4" w:space="0" w:color="BFBFBF" w:themeColor="background1" w:themeShade="BF"/>
+        <w:left w:val="single" w:sz="4" w:space="0" w:color="BFBFBF" w:themeColor="background1" w:themeShade="BF"/>
+        <w:bottom w:val="single" w:sz="4" w:space="0" w:color="BFBFBF" w:themeColor="background1" w:themeShade="BF"/>
+        <w:right w:val="single" w:sz="4" w:space="0" w:color="BFBFBF" w:themeColor="background1" w:themeShade="BF"/>
+        <w:insideH w:val="single" w:sz="4" w:space="0" w:color="BFBFBF" w:themeColor="background1" w:themeShade="BF"/>
+        <w:insideV w:val="single" w:sz="4" w:space="0" w:color="BFBFBF" w:themeColor="background1" w:themeShade="BF"/>
+      </w:tblBorders>
+    </w:tblPr>
+  </w:style>
+  <w:style w:type="character" w:styleId="BesuchterLink">
+    <w:name w:val="FollowedHyperlink"/>
+    <w:basedOn w:val="Absatz-Standardschriftart"/>
+    <w:uiPriority w:val="99"/>
+    <w:semiHidden/>
+    <w:unhideWhenUsed/>
+    <w:rsid w:val="000C2CC8"/>
+    <w:rPr>
+      <w:color w:val="96607D" w:themeColor="followedHyperlink"/>
+      <w:u w:val="single"/>
+    </w:rPr>
+  </w:style>
 </w:styles>
 </file>
 
